--- a/data/intro.docx
+++ b/data/intro.docx
@@ -4,6 +4,6761 @@
   <w:body>
     <w:p>
       <w:pPr>
+        <w:pStyle w:val="5"/>
+        <w:keepNext w:val="0"/>
+        <w:keepLines w:val="0"/>
+        <w:widowControl/>
+        <w:suppressLineNumbers w:val="0"/>
+      </w:pPr>
+      <w:r>
+        <w:t>这里其实有一个很重要的思想：</w:t>
+      </w:r>
+    </w:p>
+    <w:p>
+      <w:pPr>
+        <w:pStyle w:val="5"/>
+        <w:keepNext w:val="0"/>
+        <w:keepLines w:val="0"/>
+        <w:widowControl/>
+        <w:suppressLineNumbers w:val="0"/>
+      </w:pPr>
+      <w:r>
+        <w:rPr>
+          <w:rStyle w:val="8"/>
+        </w:rPr>
+        <w:t>raw层永远只存"事实(Fact)"，不存任何计算结果。</w:t>
+      </w:r>
+    </w:p>
+    <w:p>
+      <w:pPr>
+        <w:pStyle w:val="5"/>
+        <w:keepNext w:val="0"/>
+        <w:keepLines w:val="0"/>
+        <w:widowControl/>
+        <w:suppressLineNumbers w:val="0"/>
+      </w:pPr>
+      <w:r>
+        <w:t>换句话说：</w:t>
+      </w:r>
+    </w:p>
+    <w:p>
+      <w:pPr>
+        <w:pStyle w:val="4"/>
+        <w:keepNext w:val="0"/>
+        <w:keepLines w:val="0"/>
+        <w:widowControl/>
+        <w:suppressLineNumbers w:val="0"/>
+        <w:rPr>
+          <w:rStyle w:val="9"/>
+        </w:rPr>
+      </w:pPr>
+      <w:r>
+        <w:rPr>
+          <w:rStyle w:val="9"/>
+        </w:rPr>
+        <w:t>raw/</w:t>
+      </w:r>
+    </w:p>
+    <w:p>
+      <w:pPr>
+        <w:pStyle w:val="4"/>
+        <w:keepNext w:val="0"/>
+        <w:keepLines w:val="0"/>
+        <w:widowControl/>
+        <w:suppressLineNumbers w:val="0"/>
+        <w:rPr>
+          <w:rStyle w:val="9"/>
+        </w:rPr>
+      </w:pPr>
+      <w:r>
+        <w:rPr>
+          <w:rStyle w:val="9"/>
+        </w:rPr>
+        <w:t xml:space="preserve">    存交易所给你的东西</w:t>
+      </w:r>
+    </w:p>
+    <w:p>
+      <w:pPr>
+        <w:pStyle w:val="4"/>
+        <w:keepNext w:val="0"/>
+        <w:keepLines w:val="0"/>
+        <w:widowControl/>
+        <w:suppressLineNumbers w:val="0"/>
+        <w:rPr>
+          <w:rStyle w:val="9"/>
+        </w:rPr>
+      </w:pPr>
+    </w:p>
+    <w:p>
+      <w:pPr>
+        <w:pStyle w:val="4"/>
+        <w:keepNext w:val="0"/>
+        <w:keepLines w:val="0"/>
+        <w:widowControl/>
+        <w:suppressLineNumbers w:val="0"/>
+        <w:rPr>
+          <w:rStyle w:val="9"/>
+        </w:rPr>
+      </w:pPr>
+      <w:r>
+        <w:rPr>
+          <w:rStyle w:val="9"/>
+        </w:rPr>
+        <w:t>processed/</w:t>
+      </w:r>
+    </w:p>
+    <w:p>
+      <w:pPr>
+        <w:pStyle w:val="4"/>
+        <w:keepNext w:val="0"/>
+        <w:keepLines w:val="0"/>
+        <w:widowControl/>
+        <w:suppressLineNumbers w:val="0"/>
+      </w:pPr>
+      <w:r>
+        <w:rPr>
+          <w:rStyle w:val="9"/>
+        </w:rPr>
+        <w:t xml:space="preserve">    存你算出来的东西</w:t>
+      </w:r>
+    </w:p>
+    <w:p>
+      <w:pPr>
+        <w:pStyle w:val="5"/>
+        <w:keepNext w:val="0"/>
+        <w:keepLines w:val="0"/>
+        <w:widowControl/>
+        <w:suppressLineNumbers w:val="0"/>
+      </w:pPr>
+      <w:r>
+        <w:t>很多人一开始就把MA、RSI、收益率都塞进raw，后面会非常痛苦。</w:t>
+      </w:r>
+    </w:p>
+    <w:p>
+      <w:pPr>
+        <w:keepNext w:val="0"/>
+        <w:keepLines w:val="0"/>
+        <w:widowControl/>
+        <w:suppressLineNumbers w:val="0"/>
+      </w:pPr>
+      <w:r>
+        <w:pict>
+          <v:rect id="_x0000_i1056" o:spt="1" style="height:1.5pt;width:432pt;" fillcolor="#A0A0A0" filled="t" stroked="f" coordsize="21600,21600" o:hr="t" o:hrstd="t" o:hralign="center">
+            <v:path/>
+            <v:fill on="t" focussize="0,0"/>
+            <v:stroke on="f"/>
+            <v:imagedata o:title=""/>
+            <o:lock v:ext="edit"/>
+            <w10:wrap type="none"/>
+            <w10:anchorlock/>
+          </v:rect>
+        </w:pict>
+      </w:r>
+    </w:p>
+    <w:p>
+      <w:pPr>
+        <w:pStyle w:val="2"/>
+        <w:keepNext w:val="0"/>
+        <w:keepLines w:val="0"/>
+        <w:widowControl/>
+        <w:suppressLineNumbers w:val="0"/>
+      </w:pPr>
+      <w:r>
+        <w:t>一、raw/market</w:t>
+      </w:r>
+    </w:p>
+    <w:p>
+      <w:pPr>
+        <w:pStyle w:val="5"/>
+        <w:keepNext w:val="0"/>
+        <w:keepLines w:val="0"/>
+        <w:widowControl/>
+        <w:suppressLineNumbers w:val="0"/>
+      </w:pPr>
+      <w:r>
+        <w:t>市场原始数据</w:t>
+      </w:r>
+    </w:p>
+    <w:p>
+      <w:pPr>
+        <w:pStyle w:val="5"/>
+        <w:keepNext w:val="0"/>
+        <w:keepLines w:val="0"/>
+        <w:widowControl/>
+        <w:suppressLineNumbers w:val="0"/>
+      </w:pPr>
+      <w:r>
+        <w:t>这是整个系统最大的部分。</w:t>
+      </w:r>
+    </w:p>
+    <w:p>
+      <w:pPr>
+        <w:pStyle w:val="4"/>
+        <w:keepNext w:val="0"/>
+        <w:keepLines w:val="0"/>
+        <w:widowControl/>
+        <w:suppressLineNumbers w:val="0"/>
+        <w:rPr>
+          <w:rStyle w:val="9"/>
+        </w:rPr>
+      </w:pPr>
+      <w:r>
+        <w:rPr>
+          <w:rStyle w:val="9"/>
+        </w:rPr>
+        <w:t>raw/</w:t>
+      </w:r>
+    </w:p>
+    <w:p>
+      <w:pPr>
+        <w:pStyle w:val="4"/>
+        <w:keepNext w:val="0"/>
+        <w:keepLines w:val="0"/>
+        <w:widowControl/>
+        <w:suppressLineNumbers w:val="0"/>
+      </w:pPr>
+      <w:r>
+        <w:rPr>
+          <w:rStyle w:val="9"/>
+        </w:rPr>
+        <w:t>└── market/</w:t>
+      </w:r>
+    </w:p>
+    <w:p>
+      <w:pPr>
+        <w:pStyle w:val="5"/>
+        <w:keepNext w:val="0"/>
+        <w:keepLines w:val="0"/>
+        <w:widowControl/>
+        <w:suppressLineNumbers w:val="0"/>
+      </w:pPr>
+      <w:r>
+        <w:t>建议继续拆：</w:t>
+      </w:r>
+    </w:p>
+    <w:p>
+      <w:pPr>
+        <w:pStyle w:val="4"/>
+        <w:keepNext w:val="0"/>
+        <w:keepLines w:val="0"/>
+        <w:widowControl/>
+        <w:suppressLineNumbers w:val="0"/>
+        <w:rPr>
+          <w:rStyle w:val="9"/>
+        </w:rPr>
+      </w:pPr>
+      <w:r>
+        <w:rPr>
+          <w:rStyle w:val="9"/>
+        </w:rPr>
+        <w:t>market/</w:t>
+      </w:r>
+    </w:p>
+    <w:p>
+      <w:pPr>
+        <w:pStyle w:val="4"/>
+        <w:keepNext w:val="0"/>
+        <w:keepLines w:val="0"/>
+        <w:widowControl/>
+        <w:suppressLineNumbers w:val="0"/>
+        <w:rPr>
+          <w:rStyle w:val="9"/>
+        </w:rPr>
+      </w:pPr>
+    </w:p>
+    <w:p>
+      <w:pPr>
+        <w:pStyle w:val="4"/>
+        <w:keepNext w:val="0"/>
+        <w:keepLines w:val="0"/>
+        <w:widowControl/>
+        <w:suppressLineNumbers w:val="0"/>
+        <w:rPr>
+          <w:rStyle w:val="9"/>
+        </w:rPr>
+      </w:pPr>
+      <w:r>
+        <w:rPr>
+          <w:rStyle w:val="9"/>
+        </w:rPr>
+        <w:t>├── bars/</w:t>
+      </w:r>
+    </w:p>
+    <w:p>
+      <w:pPr>
+        <w:pStyle w:val="4"/>
+        <w:keepNext w:val="0"/>
+        <w:keepLines w:val="0"/>
+        <w:widowControl/>
+        <w:suppressLineNumbers w:val="0"/>
+        <w:rPr>
+          <w:rStyle w:val="9"/>
+        </w:rPr>
+      </w:pPr>
+      <w:r>
+        <w:rPr>
+          <w:rStyle w:val="9"/>
+        </w:rPr>
+        <w:t>├── ticks/</w:t>
+      </w:r>
+    </w:p>
+    <w:p>
+      <w:pPr>
+        <w:pStyle w:val="4"/>
+        <w:keepNext w:val="0"/>
+        <w:keepLines w:val="0"/>
+        <w:widowControl/>
+        <w:suppressLineNumbers w:val="0"/>
+        <w:rPr>
+          <w:rStyle w:val="9"/>
+        </w:rPr>
+      </w:pPr>
+      <w:r>
+        <w:rPr>
+          <w:rStyle w:val="9"/>
+        </w:rPr>
+        <w:t>├── orderbook/</w:t>
+      </w:r>
+    </w:p>
+    <w:p>
+      <w:pPr>
+        <w:pStyle w:val="4"/>
+        <w:keepNext w:val="0"/>
+        <w:keepLines w:val="0"/>
+        <w:widowControl/>
+        <w:suppressLineNumbers w:val="0"/>
+        <w:rPr>
+          <w:rStyle w:val="9"/>
+        </w:rPr>
+      </w:pPr>
+      <w:r>
+        <w:rPr>
+          <w:rStyle w:val="9"/>
+        </w:rPr>
+        <w:t>├── trades/</w:t>
+      </w:r>
+    </w:p>
+    <w:p>
+      <w:pPr>
+        <w:pStyle w:val="4"/>
+        <w:keepNext w:val="0"/>
+        <w:keepLines w:val="0"/>
+        <w:widowControl/>
+        <w:suppressLineNumbers w:val="0"/>
+        <w:rPr>
+          <w:rStyle w:val="9"/>
+        </w:rPr>
+      </w:pPr>
+      <w:r>
+        <w:rPr>
+          <w:rStyle w:val="9"/>
+        </w:rPr>
+        <w:t>├── corporate_actions/</w:t>
+      </w:r>
+    </w:p>
+    <w:p>
+      <w:pPr>
+        <w:pStyle w:val="4"/>
+        <w:keepNext w:val="0"/>
+        <w:keepLines w:val="0"/>
+        <w:widowControl/>
+        <w:suppressLineNumbers w:val="0"/>
+      </w:pPr>
+      <w:r>
+        <w:rPr>
+          <w:rStyle w:val="9"/>
+        </w:rPr>
+        <w:t>└── symbols/</w:t>
+      </w:r>
+    </w:p>
+    <w:p>
+      <w:pPr>
+        <w:keepNext w:val="0"/>
+        <w:keepLines w:val="0"/>
+        <w:widowControl/>
+        <w:suppressLineNumbers w:val="0"/>
+      </w:pPr>
+      <w:r>
+        <w:pict>
+          <v:rect id="_x0000_i1057" o:spt="1" style="height:1.5pt;width:432pt;" fillcolor="#A0A0A0" filled="t" stroked="f" coordsize="21600,21600" o:hr="t" o:hrstd="t" o:hralign="center">
+            <v:path/>
+            <v:fill on="t" focussize="0,0"/>
+            <v:stroke on="f"/>
+            <v:imagedata o:title=""/>
+            <o:lock v:ext="edit"/>
+            <w10:wrap type="none"/>
+            <w10:anchorlock/>
+          </v:rect>
+        </w:pict>
+      </w:r>
+    </w:p>
+    <w:p>
+      <w:pPr>
+        <w:pStyle w:val="3"/>
+        <w:keepNext w:val="0"/>
+        <w:keepLines w:val="0"/>
+        <w:widowControl/>
+        <w:suppressLineNumbers w:val="0"/>
+      </w:pPr>
+      <w:r>
+        <w:t>1. bars</w:t>
+      </w:r>
+    </w:p>
+    <w:p>
+      <w:pPr>
+        <w:pStyle w:val="5"/>
+        <w:keepNext w:val="0"/>
+        <w:keepLines w:val="0"/>
+        <w:widowControl/>
+        <w:suppressLineNumbers w:val="0"/>
+      </w:pPr>
+      <w:r>
+        <w:t>K线</w:t>
+      </w:r>
+    </w:p>
+    <w:p>
+      <w:pPr>
+        <w:pStyle w:val="5"/>
+        <w:keepNext w:val="0"/>
+        <w:keepLines w:val="0"/>
+        <w:widowControl/>
+        <w:suppressLineNumbers w:val="0"/>
+      </w:pPr>
+      <w:r>
+        <w:t>例如：</w:t>
+      </w:r>
+    </w:p>
+    <w:p>
+      <w:pPr>
+        <w:pStyle w:val="4"/>
+        <w:keepNext w:val="0"/>
+        <w:keepLines w:val="0"/>
+        <w:widowControl/>
+        <w:suppressLineNumbers w:val="0"/>
+      </w:pPr>
+      <w:r>
+        <w:rPr>
+          <w:rStyle w:val="9"/>
+        </w:rPr>
+        <w:t>BTCUSDT</w:t>
+      </w:r>
+    </w:p>
+    <w:p>
+      <w:pPr>
+        <w:pStyle w:val="4"/>
+        <w:keepNext w:val="0"/>
+        <w:keepLines w:val="0"/>
+        <w:widowControl/>
+        <w:suppressLineNumbers w:val="0"/>
+      </w:pPr>
+      <w:r>
+        <w:rPr>
+          <w:rStyle w:val="9"/>
+        </w:rPr>
+        <w:t>2025-01-01.parquet</w:t>
+      </w:r>
+    </w:p>
+    <w:p>
+      <w:pPr>
+        <w:pStyle w:val="5"/>
+        <w:keepNext w:val="0"/>
+        <w:keepLines w:val="0"/>
+        <w:widowControl/>
+        <w:suppressLineNumbers w:val="0"/>
+      </w:pPr>
+      <w:r>
+        <w:t>内容：</w:t>
+      </w:r>
+    </w:p>
+    <w:tbl>
+      <w:tblPr>
+        <w:tblW w:w="0" w:type="auto"/>
+        <w:tblCellSpacing w:w="15" w:type="dxa"/>
+        <w:tblInd w:w="0" w:type="dxa"/>
+        <w:tblBorders>
+          <w:top w:val="none" w:color="auto" w:sz="0" w:space="0"/>
+          <w:left w:val="none" w:color="auto" w:sz="0" w:space="0"/>
+          <w:bottom w:val="none" w:color="auto" w:sz="0" w:space="0"/>
+          <w:right w:val="none" w:color="auto" w:sz="0" w:space="0"/>
+          <w:insideH w:val="none" w:color="auto" w:sz="0" w:space="0"/>
+          <w:insideV w:val="none" w:color="auto" w:sz="0" w:space="0"/>
+        </w:tblBorders>
+        <w:shd w:val="clear"/>
+        <w:tblLayout w:type="autofit"/>
+        <w:tblCellMar>
+          <w:top w:w="15" w:type="dxa"/>
+          <w:left w:w="15" w:type="dxa"/>
+          <w:bottom w:w="15" w:type="dxa"/>
+          <w:right w:w="15" w:type="dxa"/>
+        </w:tblCellMar>
+      </w:tblPr>
+      <w:tblGrid>
+        <w:gridCol w:w="675"/>
+        <w:gridCol w:w="544"/>
+        <w:gridCol w:w="544"/>
+        <w:gridCol w:w="423"/>
+        <w:gridCol w:w="665"/>
+        <w:gridCol w:w="801"/>
+      </w:tblGrid>
+      <w:tr>
+        <w:tblPrEx>
+          <w:tblBorders>
+            <w:top w:val="none" w:color="auto" w:sz="0" w:space="0"/>
+            <w:left w:val="none" w:color="auto" w:sz="0" w:space="0"/>
+            <w:bottom w:val="none" w:color="auto" w:sz="0" w:space="0"/>
+            <w:right w:val="none" w:color="auto" w:sz="0" w:space="0"/>
+            <w:insideH w:val="none" w:color="auto" w:sz="0" w:space="0"/>
+            <w:insideV w:val="none" w:color="auto" w:sz="0" w:space="0"/>
+          </w:tblBorders>
+          <w:shd w:val="clear"/>
+        </w:tblPrEx>
+        <w:trPr>
+          <w:tblHeader/>
+          <w:tblCellSpacing w:w="15" w:type="dxa"/>
+        </w:trPr>
+        <w:tc>
+          <w:tcPr>
+            <w:tcW w:w="0" w:type="auto"/>
+            <w:shd w:val="clear"/>
+            <w:vAlign w:val="center"/>
+          </w:tcPr>
+          <w:p>
+            <w:pPr>
+              <w:keepNext w:val="0"/>
+              <w:keepLines w:val="0"/>
+              <w:widowControl/>
+              <w:suppressLineNumbers w:val="0"/>
+              <w:jc w:val="center"/>
+              <w:rPr>
+                <w:b/>
+                <w:bCs/>
+              </w:rPr>
+            </w:pPr>
+            <w:r>
+              <w:rPr>
+                <w:rFonts w:ascii="宋体" w:hAnsi="宋体" w:eastAsia="宋体" w:cs="宋体"/>
+                <w:b/>
+                <w:bCs/>
+                <w:kern w:val="0"/>
+                <w:sz w:val="24"/>
+                <w:szCs w:val="24"/>
+                <w:lang w:val="en-US" w:eastAsia="zh-CN" w:bidi="ar"/>
+              </w:rPr>
+              <w:t>ts</w:t>
+            </w:r>
+          </w:p>
+        </w:tc>
+        <w:tc>
+          <w:tcPr>
+            <w:tcW w:w="0" w:type="auto"/>
+            <w:shd w:val="clear"/>
+            <w:vAlign w:val="center"/>
+          </w:tcPr>
+          <w:p>
+            <w:pPr>
+              <w:keepNext w:val="0"/>
+              <w:keepLines w:val="0"/>
+              <w:widowControl/>
+              <w:suppressLineNumbers w:val="0"/>
+              <w:jc w:val="center"/>
+              <w:rPr>
+                <w:b/>
+                <w:bCs/>
+              </w:rPr>
+            </w:pPr>
+            <w:r>
+              <w:rPr>
+                <w:rFonts w:ascii="宋体" w:hAnsi="宋体" w:eastAsia="宋体" w:cs="宋体"/>
+                <w:b/>
+                <w:bCs/>
+                <w:kern w:val="0"/>
+                <w:sz w:val="24"/>
+                <w:szCs w:val="24"/>
+                <w:lang w:val="en-US" w:eastAsia="zh-CN" w:bidi="ar"/>
+              </w:rPr>
+              <w:t>open</w:t>
+            </w:r>
+          </w:p>
+        </w:tc>
+        <w:tc>
+          <w:tcPr>
+            <w:tcW w:w="0" w:type="auto"/>
+            <w:shd w:val="clear"/>
+            <w:vAlign w:val="center"/>
+          </w:tcPr>
+          <w:p>
+            <w:pPr>
+              <w:keepNext w:val="0"/>
+              <w:keepLines w:val="0"/>
+              <w:widowControl/>
+              <w:suppressLineNumbers w:val="0"/>
+              <w:jc w:val="center"/>
+              <w:rPr>
+                <w:b/>
+                <w:bCs/>
+              </w:rPr>
+            </w:pPr>
+            <w:r>
+              <w:rPr>
+                <w:rFonts w:ascii="宋体" w:hAnsi="宋体" w:eastAsia="宋体" w:cs="宋体"/>
+                <w:b/>
+                <w:bCs/>
+                <w:kern w:val="0"/>
+                <w:sz w:val="24"/>
+                <w:szCs w:val="24"/>
+                <w:lang w:val="en-US" w:eastAsia="zh-CN" w:bidi="ar"/>
+              </w:rPr>
+              <w:t>high</w:t>
+            </w:r>
+          </w:p>
+        </w:tc>
+        <w:tc>
+          <w:tcPr>
+            <w:tcW w:w="0" w:type="auto"/>
+            <w:shd w:val="clear"/>
+            <w:vAlign w:val="center"/>
+          </w:tcPr>
+          <w:p>
+            <w:pPr>
+              <w:keepNext w:val="0"/>
+              <w:keepLines w:val="0"/>
+              <w:widowControl/>
+              <w:suppressLineNumbers w:val="0"/>
+              <w:jc w:val="center"/>
+              <w:rPr>
+                <w:b/>
+                <w:bCs/>
+              </w:rPr>
+            </w:pPr>
+            <w:r>
+              <w:rPr>
+                <w:rFonts w:ascii="宋体" w:hAnsi="宋体" w:eastAsia="宋体" w:cs="宋体"/>
+                <w:b/>
+                <w:bCs/>
+                <w:kern w:val="0"/>
+                <w:sz w:val="24"/>
+                <w:szCs w:val="24"/>
+                <w:lang w:val="en-US" w:eastAsia="zh-CN" w:bidi="ar"/>
+              </w:rPr>
+              <w:t>low</w:t>
+            </w:r>
+          </w:p>
+        </w:tc>
+        <w:tc>
+          <w:tcPr>
+            <w:tcW w:w="0" w:type="auto"/>
+            <w:shd w:val="clear"/>
+            <w:vAlign w:val="center"/>
+          </w:tcPr>
+          <w:p>
+            <w:pPr>
+              <w:keepNext w:val="0"/>
+              <w:keepLines w:val="0"/>
+              <w:widowControl/>
+              <w:suppressLineNumbers w:val="0"/>
+              <w:jc w:val="center"/>
+              <w:rPr>
+                <w:b/>
+                <w:bCs/>
+              </w:rPr>
+            </w:pPr>
+            <w:r>
+              <w:rPr>
+                <w:rFonts w:ascii="宋体" w:hAnsi="宋体" w:eastAsia="宋体" w:cs="宋体"/>
+                <w:b/>
+                <w:bCs/>
+                <w:kern w:val="0"/>
+                <w:sz w:val="24"/>
+                <w:szCs w:val="24"/>
+                <w:lang w:val="en-US" w:eastAsia="zh-CN" w:bidi="ar"/>
+              </w:rPr>
+              <w:t>close</w:t>
+            </w:r>
+          </w:p>
+        </w:tc>
+        <w:tc>
+          <w:tcPr>
+            <w:tcW w:w="0" w:type="auto"/>
+            <w:shd w:val="clear"/>
+            <w:vAlign w:val="center"/>
+          </w:tcPr>
+          <w:p>
+            <w:pPr>
+              <w:keepNext w:val="0"/>
+              <w:keepLines w:val="0"/>
+              <w:widowControl/>
+              <w:suppressLineNumbers w:val="0"/>
+              <w:jc w:val="center"/>
+              <w:rPr>
+                <w:b/>
+                <w:bCs/>
+              </w:rPr>
+            </w:pPr>
+            <w:r>
+              <w:rPr>
+                <w:rFonts w:ascii="宋体" w:hAnsi="宋体" w:eastAsia="宋体" w:cs="宋体"/>
+                <w:b/>
+                <w:bCs/>
+                <w:kern w:val="0"/>
+                <w:sz w:val="24"/>
+                <w:szCs w:val="24"/>
+                <w:lang w:val="en-US" w:eastAsia="zh-CN" w:bidi="ar"/>
+              </w:rPr>
+              <w:t>volume</w:t>
+            </w:r>
+          </w:p>
+        </w:tc>
+      </w:tr>
+      <w:tr>
+        <w:tblPrEx>
+          <w:tblBorders>
+            <w:top w:val="none" w:color="auto" w:sz="0" w:space="0"/>
+            <w:left w:val="none" w:color="auto" w:sz="0" w:space="0"/>
+            <w:bottom w:val="none" w:color="auto" w:sz="0" w:space="0"/>
+            <w:right w:val="none" w:color="auto" w:sz="0" w:space="0"/>
+            <w:insideH w:val="none" w:color="auto" w:sz="0" w:space="0"/>
+            <w:insideV w:val="none" w:color="auto" w:sz="0" w:space="0"/>
+          </w:tblBorders>
+          <w:shd w:val="clear"/>
+          <w:tblCellMar>
+            <w:top w:w="15" w:type="dxa"/>
+            <w:left w:w="15" w:type="dxa"/>
+            <w:bottom w:w="15" w:type="dxa"/>
+            <w:right w:w="15" w:type="dxa"/>
+          </w:tblCellMar>
+        </w:tblPrEx>
+        <w:trPr>
+          <w:tblCellSpacing w:w="15" w:type="dxa"/>
+        </w:trPr>
+        <w:tc>
+          <w:tcPr>
+            <w:tcW w:w="0" w:type="auto"/>
+            <w:shd w:val="clear"/>
+            <w:vAlign w:val="center"/>
+          </w:tcPr>
+          <w:p>
+            <w:pPr>
+              <w:keepNext w:val="0"/>
+              <w:keepLines w:val="0"/>
+              <w:widowControl/>
+              <w:suppressLineNumbers w:val="0"/>
+              <w:jc w:val="left"/>
+            </w:pPr>
+            <w:r>
+              <w:rPr>
+                <w:rFonts w:ascii="宋体" w:hAnsi="宋体" w:eastAsia="宋体" w:cs="宋体"/>
+                <w:kern w:val="0"/>
+                <w:sz w:val="24"/>
+                <w:szCs w:val="24"/>
+                <w:lang w:val="en-US" w:eastAsia="zh-CN" w:bidi="ar"/>
+              </w:rPr>
+              <w:t>09:30</w:t>
+            </w:r>
+          </w:p>
+        </w:tc>
+        <w:tc>
+          <w:tcPr>
+            <w:tcW w:w="0" w:type="auto"/>
+            <w:shd w:val="clear"/>
+            <w:vAlign w:val="center"/>
+          </w:tcPr>
+          <w:p>
+            <w:pPr>
+              <w:keepNext w:val="0"/>
+              <w:keepLines w:val="0"/>
+              <w:widowControl/>
+              <w:suppressLineNumbers w:val="0"/>
+              <w:jc w:val="left"/>
+            </w:pPr>
+            <w:r>
+              <w:rPr>
+                <w:rFonts w:ascii="宋体" w:hAnsi="宋体" w:eastAsia="宋体" w:cs="宋体"/>
+                <w:kern w:val="0"/>
+                <w:sz w:val="24"/>
+                <w:szCs w:val="24"/>
+                <w:lang w:val="en-US" w:eastAsia="zh-CN" w:bidi="ar"/>
+              </w:rPr>
+              <w:t>100</w:t>
+            </w:r>
+          </w:p>
+        </w:tc>
+        <w:tc>
+          <w:tcPr>
+            <w:tcW w:w="0" w:type="auto"/>
+            <w:shd w:val="clear"/>
+            <w:vAlign w:val="center"/>
+          </w:tcPr>
+          <w:p>
+            <w:pPr>
+              <w:keepNext w:val="0"/>
+              <w:keepLines w:val="0"/>
+              <w:widowControl/>
+              <w:suppressLineNumbers w:val="0"/>
+              <w:jc w:val="left"/>
+            </w:pPr>
+            <w:r>
+              <w:rPr>
+                <w:rFonts w:ascii="宋体" w:hAnsi="宋体" w:eastAsia="宋体" w:cs="宋体"/>
+                <w:kern w:val="0"/>
+                <w:sz w:val="24"/>
+                <w:szCs w:val="24"/>
+                <w:lang w:val="en-US" w:eastAsia="zh-CN" w:bidi="ar"/>
+              </w:rPr>
+              <w:t>101</w:t>
+            </w:r>
+          </w:p>
+        </w:tc>
+        <w:tc>
+          <w:tcPr>
+            <w:tcW w:w="0" w:type="auto"/>
+            <w:shd w:val="clear"/>
+            <w:vAlign w:val="center"/>
+          </w:tcPr>
+          <w:p>
+            <w:pPr>
+              <w:keepNext w:val="0"/>
+              <w:keepLines w:val="0"/>
+              <w:widowControl/>
+              <w:suppressLineNumbers w:val="0"/>
+              <w:jc w:val="left"/>
+            </w:pPr>
+            <w:r>
+              <w:rPr>
+                <w:rFonts w:ascii="宋体" w:hAnsi="宋体" w:eastAsia="宋体" w:cs="宋体"/>
+                <w:kern w:val="0"/>
+                <w:sz w:val="24"/>
+                <w:szCs w:val="24"/>
+                <w:lang w:val="en-US" w:eastAsia="zh-CN" w:bidi="ar"/>
+              </w:rPr>
+              <w:t>99</w:t>
+            </w:r>
+          </w:p>
+        </w:tc>
+        <w:tc>
+          <w:tcPr>
+            <w:tcW w:w="0" w:type="auto"/>
+            <w:shd w:val="clear"/>
+            <w:vAlign w:val="center"/>
+          </w:tcPr>
+          <w:p>
+            <w:pPr>
+              <w:keepNext w:val="0"/>
+              <w:keepLines w:val="0"/>
+              <w:widowControl/>
+              <w:suppressLineNumbers w:val="0"/>
+              <w:jc w:val="left"/>
+            </w:pPr>
+            <w:r>
+              <w:rPr>
+                <w:rFonts w:ascii="宋体" w:hAnsi="宋体" w:eastAsia="宋体" w:cs="宋体"/>
+                <w:kern w:val="0"/>
+                <w:sz w:val="24"/>
+                <w:szCs w:val="24"/>
+                <w:lang w:val="en-US" w:eastAsia="zh-CN" w:bidi="ar"/>
+              </w:rPr>
+              <w:t>100.5</w:t>
+            </w:r>
+          </w:p>
+        </w:tc>
+        <w:tc>
+          <w:tcPr>
+            <w:tcW w:w="0" w:type="auto"/>
+            <w:shd w:val="clear"/>
+            <w:vAlign w:val="center"/>
+          </w:tcPr>
+          <w:p>
+            <w:pPr>
+              <w:keepNext w:val="0"/>
+              <w:keepLines w:val="0"/>
+              <w:widowControl/>
+              <w:suppressLineNumbers w:val="0"/>
+              <w:jc w:val="left"/>
+            </w:pPr>
+            <w:r>
+              <w:rPr>
+                <w:rFonts w:ascii="宋体" w:hAnsi="宋体" w:eastAsia="宋体" w:cs="宋体"/>
+                <w:kern w:val="0"/>
+                <w:sz w:val="24"/>
+                <w:szCs w:val="24"/>
+                <w:lang w:val="en-US" w:eastAsia="zh-CN" w:bidi="ar"/>
+              </w:rPr>
+              <w:t>2000</w:t>
+            </w:r>
+          </w:p>
+        </w:tc>
+      </w:tr>
+    </w:tbl>
+    <w:p>
+      <w:pPr>
+        <w:pStyle w:val="5"/>
+        <w:keepNext w:val="0"/>
+        <w:keepLines w:val="0"/>
+        <w:widowControl/>
+        <w:suppressLineNumbers w:val="0"/>
+      </w:pPr>
+      <w:r>
+        <w:t>实际上：</w:t>
+      </w:r>
+    </w:p>
+    <w:p>
+      <w:pPr>
+        <w:pStyle w:val="4"/>
+        <w:keepNext w:val="0"/>
+        <w:keepLines w:val="0"/>
+        <w:widowControl/>
+        <w:suppressLineNumbers w:val="0"/>
+        <w:rPr>
+          <w:rStyle w:val="9"/>
+        </w:rPr>
+      </w:pPr>
+      <w:r>
+        <w:rPr>
+          <w:rStyle w:val="9"/>
+        </w:rPr>
+        <w:t>{</w:t>
+      </w:r>
+    </w:p>
+    <w:p>
+      <w:pPr>
+        <w:pStyle w:val="4"/>
+        <w:keepNext w:val="0"/>
+        <w:keepLines w:val="0"/>
+        <w:widowControl/>
+        <w:suppressLineNumbers w:val="0"/>
+        <w:rPr>
+          <w:rStyle w:val="9"/>
+        </w:rPr>
+      </w:pPr>
+      <w:r>
+        <w:rPr>
+          <w:rStyle w:val="9"/>
+        </w:rPr>
+        <w:t xml:space="preserve">    "symbol":"BTCUSDT",</w:t>
+      </w:r>
+    </w:p>
+    <w:p>
+      <w:pPr>
+        <w:pStyle w:val="4"/>
+        <w:keepNext w:val="0"/>
+        <w:keepLines w:val="0"/>
+        <w:widowControl/>
+        <w:suppressLineNumbers w:val="0"/>
+        <w:rPr>
+          <w:rStyle w:val="9"/>
+        </w:rPr>
+      </w:pPr>
+      <w:r>
+        <w:rPr>
+          <w:rStyle w:val="9"/>
+        </w:rPr>
+        <w:t xml:space="preserve">    "timestamp":...</w:t>
+      </w:r>
+    </w:p>
+    <w:p>
+      <w:pPr>
+        <w:pStyle w:val="4"/>
+        <w:keepNext w:val="0"/>
+        <w:keepLines w:val="0"/>
+        <w:widowControl/>
+        <w:suppressLineNumbers w:val="0"/>
+        <w:rPr>
+          <w:rStyle w:val="9"/>
+        </w:rPr>
+      </w:pPr>
+      <w:r>
+        <w:rPr>
+          <w:rStyle w:val="9"/>
+        </w:rPr>
+        <w:t xml:space="preserve">    "open":...</w:t>
+      </w:r>
+    </w:p>
+    <w:p>
+      <w:pPr>
+        <w:pStyle w:val="4"/>
+        <w:keepNext w:val="0"/>
+        <w:keepLines w:val="0"/>
+        <w:widowControl/>
+        <w:suppressLineNumbers w:val="0"/>
+        <w:rPr>
+          <w:rStyle w:val="9"/>
+        </w:rPr>
+      </w:pPr>
+      <w:r>
+        <w:rPr>
+          <w:rStyle w:val="9"/>
+        </w:rPr>
+        <w:t xml:space="preserve">    "high":...</w:t>
+      </w:r>
+    </w:p>
+    <w:p>
+      <w:pPr>
+        <w:pStyle w:val="4"/>
+        <w:keepNext w:val="0"/>
+        <w:keepLines w:val="0"/>
+        <w:widowControl/>
+        <w:suppressLineNumbers w:val="0"/>
+        <w:rPr>
+          <w:rStyle w:val="9"/>
+        </w:rPr>
+      </w:pPr>
+      <w:r>
+        <w:rPr>
+          <w:rStyle w:val="9"/>
+        </w:rPr>
+        <w:t xml:space="preserve">    "low":...</w:t>
+      </w:r>
+    </w:p>
+    <w:p>
+      <w:pPr>
+        <w:pStyle w:val="4"/>
+        <w:keepNext w:val="0"/>
+        <w:keepLines w:val="0"/>
+        <w:widowControl/>
+        <w:suppressLineNumbers w:val="0"/>
+        <w:rPr>
+          <w:rStyle w:val="9"/>
+        </w:rPr>
+      </w:pPr>
+      <w:r>
+        <w:rPr>
+          <w:rStyle w:val="9"/>
+        </w:rPr>
+        <w:t xml:space="preserve">    "close":...</w:t>
+      </w:r>
+    </w:p>
+    <w:p>
+      <w:pPr>
+        <w:pStyle w:val="4"/>
+        <w:keepNext w:val="0"/>
+        <w:keepLines w:val="0"/>
+        <w:widowControl/>
+        <w:suppressLineNumbers w:val="0"/>
+        <w:rPr>
+          <w:rStyle w:val="9"/>
+        </w:rPr>
+      </w:pPr>
+      <w:r>
+        <w:rPr>
+          <w:rStyle w:val="9"/>
+        </w:rPr>
+        <w:t xml:space="preserve">    "volume":...</w:t>
+      </w:r>
+    </w:p>
+    <w:p>
+      <w:pPr>
+        <w:pStyle w:val="4"/>
+        <w:keepNext w:val="0"/>
+        <w:keepLines w:val="0"/>
+        <w:widowControl/>
+        <w:suppressLineNumbers w:val="0"/>
+      </w:pPr>
+      <w:r>
+        <w:rPr>
+          <w:rStyle w:val="9"/>
+        </w:rPr>
+        <w:t>}</w:t>
+      </w:r>
+    </w:p>
+    <w:p>
+      <w:pPr>
+        <w:pStyle w:val="5"/>
+        <w:keepNext w:val="0"/>
+        <w:keepLines w:val="0"/>
+        <w:widowControl/>
+        <w:suppressLineNumbers w:val="0"/>
+      </w:pPr>
+      <w:r>
+        <w:t>这是绝大部分策略的数据来源。</w:t>
+      </w:r>
+    </w:p>
+    <w:p>
+      <w:pPr>
+        <w:keepNext w:val="0"/>
+        <w:keepLines w:val="0"/>
+        <w:widowControl/>
+        <w:suppressLineNumbers w:val="0"/>
+      </w:pPr>
+      <w:r>
+        <w:pict>
+          <v:rect id="_x0000_i1058" o:spt="1" style="height:1.5pt;width:432pt;" fillcolor="#A0A0A0" filled="t" stroked="f" coordsize="21600,21600" o:hr="t" o:hrstd="t" o:hralign="center">
+            <v:path/>
+            <v:fill on="t" focussize="0,0"/>
+            <v:stroke on="f"/>
+            <v:imagedata o:title=""/>
+            <o:lock v:ext="edit"/>
+            <w10:wrap type="none"/>
+            <w10:anchorlock/>
+          </v:rect>
+        </w:pict>
+      </w:r>
+    </w:p>
+    <w:p>
+      <w:pPr>
+        <w:pStyle w:val="3"/>
+        <w:keepNext w:val="0"/>
+        <w:keepLines w:val="0"/>
+        <w:widowControl/>
+        <w:suppressLineNumbers w:val="0"/>
+      </w:pPr>
+      <w:r>
+        <w:t>2. ticks</w:t>
+      </w:r>
+    </w:p>
+    <w:p>
+      <w:pPr>
+        <w:pStyle w:val="5"/>
+        <w:keepNext w:val="0"/>
+        <w:keepLines w:val="0"/>
+        <w:widowControl/>
+        <w:suppressLineNumbers w:val="0"/>
+      </w:pPr>
+      <w:r>
+        <w:t>逐笔成交</w:t>
+      </w:r>
+    </w:p>
+    <w:p>
+      <w:pPr>
+        <w:pStyle w:val="4"/>
+        <w:keepNext w:val="0"/>
+        <w:keepLines w:val="0"/>
+        <w:widowControl/>
+        <w:suppressLineNumbers w:val="0"/>
+        <w:rPr>
+          <w:rStyle w:val="9"/>
+        </w:rPr>
+      </w:pPr>
+      <w:r>
+        <w:rPr>
+          <w:rStyle w:val="9"/>
+        </w:rPr>
+        <w:t>{</w:t>
+      </w:r>
+    </w:p>
+    <w:p>
+      <w:pPr>
+        <w:pStyle w:val="4"/>
+        <w:keepNext w:val="0"/>
+        <w:keepLines w:val="0"/>
+        <w:widowControl/>
+        <w:suppressLineNumbers w:val="0"/>
+        <w:rPr>
+          <w:rStyle w:val="9"/>
+        </w:rPr>
+      </w:pPr>
+      <w:r>
+        <w:rPr>
+          <w:rStyle w:val="9"/>
+        </w:rPr>
+        <w:t xml:space="preserve">    "timestamp":...</w:t>
+      </w:r>
+    </w:p>
+    <w:p>
+      <w:pPr>
+        <w:pStyle w:val="4"/>
+        <w:keepNext w:val="0"/>
+        <w:keepLines w:val="0"/>
+        <w:widowControl/>
+        <w:suppressLineNumbers w:val="0"/>
+        <w:rPr>
+          <w:rStyle w:val="9"/>
+        </w:rPr>
+      </w:pPr>
+      <w:r>
+        <w:rPr>
+          <w:rStyle w:val="9"/>
+        </w:rPr>
+        <w:t xml:space="preserve">    "price":102.5,</w:t>
+      </w:r>
+    </w:p>
+    <w:p>
+      <w:pPr>
+        <w:pStyle w:val="4"/>
+        <w:keepNext w:val="0"/>
+        <w:keepLines w:val="0"/>
+        <w:widowControl/>
+        <w:suppressLineNumbers w:val="0"/>
+        <w:rPr>
+          <w:rStyle w:val="9"/>
+        </w:rPr>
+      </w:pPr>
+      <w:r>
+        <w:rPr>
+          <w:rStyle w:val="9"/>
+        </w:rPr>
+        <w:t xml:space="preserve">    "volume":100</w:t>
+      </w:r>
+    </w:p>
+    <w:p>
+      <w:pPr>
+        <w:pStyle w:val="4"/>
+        <w:keepNext w:val="0"/>
+        <w:keepLines w:val="0"/>
+        <w:widowControl/>
+        <w:suppressLineNumbers w:val="0"/>
+      </w:pPr>
+      <w:r>
+        <w:rPr>
+          <w:rStyle w:val="9"/>
+        </w:rPr>
+        <w:t>}</w:t>
+      </w:r>
+    </w:p>
+    <w:p>
+      <w:pPr>
+        <w:pStyle w:val="5"/>
+        <w:keepNext w:val="0"/>
+        <w:keepLines w:val="0"/>
+        <w:widowControl/>
+        <w:suppressLineNumbers w:val="0"/>
+      </w:pPr>
+      <w:r>
+        <w:t>例如：</w:t>
+      </w:r>
+    </w:p>
+    <w:p>
+      <w:pPr>
+        <w:pStyle w:val="4"/>
+        <w:keepNext w:val="0"/>
+        <w:keepLines w:val="0"/>
+        <w:widowControl/>
+        <w:suppressLineNumbers w:val="0"/>
+        <w:rPr>
+          <w:rStyle w:val="9"/>
+        </w:rPr>
+      </w:pPr>
+      <w:r>
+        <w:rPr>
+          <w:rStyle w:val="9"/>
+        </w:rPr>
+        <w:t>09:30:00.001</w:t>
+      </w:r>
+    </w:p>
+    <w:p>
+      <w:pPr>
+        <w:pStyle w:val="4"/>
+        <w:keepNext w:val="0"/>
+        <w:keepLines w:val="0"/>
+        <w:widowControl/>
+        <w:suppressLineNumbers w:val="0"/>
+        <w:rPr>
+          <w:rStyle w:val="9"/>
+        </w:rPr>
+      </w:pPr>
+    </w:p>
+    <w:p>
+      <w:pPr>
+        <w:pStyle w:val="4"/>
+        <w:keepNext w:val="0"/>
+        <w:keepLines w:val="0"/>
+        <w:widowControl/>
+        <w:suppressLineNumbers w:val="0"/>
+        <w:rPr>
+          <w:rStyle w:val="9"/>
+        </w:rPr>
+      </w:pPr>
+      <w:r>
+        <w:rPr>
+          <w:rStyle w:val="9"/>
+        </w:rPr>
+        <w:t>102.5</w:t>
+      </w:r>
+    </w:p>
+    <w:p>
+      <w:pPr>
+        <w:pStyle w:val="4"/>
+        <w:keepNext w:val="0"/>
+        <w:keepLines w:val="0"/>
+        <w:widowControl/>
+        <w:suppressLineNumbers w:val="0"/>
+      </w:pPr>
+      <w:r>
+        <w:rPr>
+          <w:rStyle w:val="9"/>
+        </w:rPr>
+        <w:t>100</w:t>
+      </w:r>
+    </w:p>
+    <w:p>
+      <w:pPr>
+        <w:pStyle w:val="4"/>
+        <w:keepNext w:val="0"/>
+        <w:keepLines w:val="0"/>
+        <w:widowControl/>
+        <w:suppressLineNumbers w:val="0"/>
+        <w:rPr>
+          <w:rStyle w:val="9"/>
+        </w:rPr>
+      </w:pPr>
+      <w:r>
+        <w:rPr>
+          <w:rStyle w:val="9"/>
+        </w:rPr>
+        <w:t>09:30:00.003</w:t>
+      </w:r>
+    </w:p>
+    <w:p>
+      <w:pPr>
+        <w:pStyle w:val="4"/>
+        <w:keepNext w:val="0"/>
+        <w:keepLines w:val="0"/>
+        <w:widowControl/>
+        <w:suppressLineNumbers w:val="0"/>
+        <w:rPr>
+          <w:rStyle w:val="9"/>
+        </w:rPr>
+      </w:pPr>
+    </w:p>
+    <w:p>
+      <w:pPr>
+        <w:pStyle w:val="4"/>
+        <w:keepNext w:val="0"/>
+        <w:keepLines w:val="0"/>
+        <w:widowControl/>
+        <w:suppressLineNumbers w:val="0"/>
+        <w:rPr>
+          <w:rStyle w:val="9"/>
+        </w:rPr>
+      </w:pPr>
+      <w:r>
+        <w:rPr>
+          <w:rStyle w:val="9"/>
+        </w:rPr>
+        <w:t>102.6</w:t>
+      </w:r>
+    </w:p>
+    <w:p>
+      <w:pPr>
+        <w:pStyle w:val="4"/>
+        <w:keepNext w:val="0"/>
+        <w:keepLines w:val="0"/>
+        <w:widowControl/>
+        <w:suppressLineNumbers w:val="0"/>
+      </w:pPr>
+      <w:r>
+        <w:rPr>
+          <w:rStyle w:val="9"/>
+        </w:rPr>
+        <w:t>50</w:t>
+      </w:r>
+    </w:p>
+    <w:p>
+      <w:pPr>
+        <w:keepNext w:val="0"/>
+        <w:keepLines w:val="0"/>
+        <w:widowControl/>
+        <w:suppressLineNumbers w:val="0"/>
+      </w:pPr>
+      <w:r>
+        <w:pict>
+          <v:rect id="_x0000_i1059" o:spt="1" style="height:1.5pt;width:432pt;" fillcolor="#A0A0A0" filled="t" stroked="f" coordsize="21600,21600" o:hr="t" o:hrstd="t" o:hralign="center">
+            <v:path/>
+            <v:fill on="t" focussize="0,0"/>
+            <v:stroke on="f"/>
+            <v:imagedata o:title=""/>
+            <o:lock v:ext="edit"/>
+            <w10:wrap type="none"/>
+            <w10:anchorlock/>
+          </v:rect>
+        </w:pict>
+      </w:r>
+    </w:p>
+    <w:p>
+      <w:pPr>
+        <w:pStyle w:val="5"/>
+        <w:keepNext w:val="0"/>
+        <w:keepLines w:val="0"/>
+        <w:widowControl/>
+        <w:suppressLineNumbers w:val="0"/>
+      </w:pPr>
+      <w:r>
+        <w:t>用途：</w:t>
+      </w:r>
+    </w:p>
+    <w:p>
+      <w:pPr>
+        <w:pStyle w:val="5"/>
+        <w:keepNext w:val="0"/>
+        <w:keepLines w:val="0"/>
+        <w:widowControl/>
+        <w:suppressLineNumbers w:val="0"/>
+      </w:pPr>
+      <w:r>
+        <w:t>后面可以计算</w:t>
+      </w:r>
+    </w:p>
+    <w:p>
+      <w:pPr>
+        <w:pStyle w:val="4"/>
+        <w:keepNext w:val="0"/>
+        <w:keepLines w:val="0"/>
+        <w:widowControl/>
+        <w:suppressLineNumbers w:val="0"/>
+        <w:rPr>
+          <w:rStyle w:val="9"/>
+        </w:rPr>
+      </w:pPr>
+      <w:r>
+        <w:rPr>
+          <w:rStyle w:val="9"/>
+        </w:rPr>
+        <w:t>VWAP</w:t>
+      </w:r>
+    </w:p>
+    <w:p>
+      <w:pPr>
+        <w:pStyle w:val="4"/>
+        <w:keepNext w:val="0"/>
+        <w:keepLines w:val="0"/>
+        <w:widowControl/>
+        <w:suppressLineNumbers w:val="0"/>
+        <w:rPr>
+          <w:rStyle w:val="9"/>
+        </w:rPr>
+      </w:pPr>
+      <w:r>
+        <w:rPr>
+          <w:rStyle w:val="9"/>
+        </w:rPr>
+        <w:t>成交量分布</w:t>
+      </w:r>
+    </w:p>
+    <w:p>
+      <w:pPr>
+        <w:pStyle w:val="4"/>
+        <w:keepNext w:val="0"/>
+        <w:keepLines w:val="0"/>
+        <w:widowControl/>
+        <w:suppressLineNumbers w:val="0"/>
+      </w:pPr>
+      <w:r>
+        <w:rPr>
+          <w:rStyle w:val="9"/>
+        </w:rPr>
+        <w:t>订单流</w:t>
+      </w:r>
+    </w:p>
+    <w:p>
+      <w:pPr>
+        <w:keepNext w:val="0"/>
+        <w:keepLines w:val="0"/>
+        <w:widowControl/>
+        <w:suppressLineNumbers w:val="0"/>
+      </w:pPr>
+      <w:r>
+        <w:pict>
+          <v:rect id="_x0000_i1060" o:spt="1" style="height:1.5pt;width:432pt;" fillcolor="#A0A0A0" filled="t" stroked="f" coordsize="21600,21600" o:hr="t" o:hrstd="t" o:hralign="center">
+            <v:path/>
+            <v:fill on="t" focussize="0,0"/>
+            <v:stroke on="f"/>
+            <v:imagedata o:title=""/>
+            <o:lock v:ext="edit"/>
+            <w10:wrap type="none"/>
+            <w10:anchorlock/>
+          </v:rect>
+        </w:pict>
+      </w:r>
+    </w:p>
+    <w:p>
+      <w:pPr>
+        <w:pStyle w:val="3"/>
+        <w:keepNext w:val="0"/>
+        <w:keepLines w:val="0"/>
+        <w:widowControl/>
+        <w:suppressLineNumbers w:val="0"/>
+      </w:pPr>
+      <w:r>
+        <w:t>3. orderbook</w:t>
+      </w:r>
+    </w:p>
+    <w:p>
+      <w:pPr>
+        <w:pStyle w:val="5"/>
+        <w:keepNext w:val="0"/>
+        <w:keepLines w:val="0"/>
+        <w:widowControl/>
+        <w:suppressLineNumbers w:val="0"/>
+      </w:pPr>
+      <w:r>
+        <w:t>盘口快照</w:t>
+      </w:r>
+    </w:p>
+    <w:p>
+      <w:pPr>
+        <w:pStyle w:val="5"/>
+        <w:keepNext w:val="0"/>
+        <w:keepLines w:val="0"/>
+        <w:widowControl/>
+        <w:suppressLineNumbers w:val="0"/>
+      </w:pPr>
+      <w:r>
+        <w:t>例如：</w:t>
+      </w:r>
+    </w:p>
+    <w:p>
+      <w:pPr>
+        <w:pStyle w:val="4"/>
+        <w:keepNext w:val="0"/>
+        <w:keepLines w:val="0"/>
+        <w:widowControl/>
+        <w:suppressLineNumbers w:val="0"/>
+        <w:rPr>
+          <w:rStyle w:val="9"/>
+        </w:rPr>
+      </w:pPr>
+      <w:r>
+        <w:rPr>
+          <w:rStyle w:val="9"/>
+        </w:rPr>
+        <w:t>{</w:t>
+      </w:r>
+    </w:p>
+    <w:p>
+      <w:pPr>
+        <w:pStyle w:val="4"/>
+        <w:keepNext w:val="0"/>
+        <w:keepLines w:val="0"/>
+        <w:widowControl/>
+        <w:suppressLineNumbers w:val="0"/>
+        <w:rPr>
+          <w:rStyle w:val="9"/>
+        </w:rPr>
+      </w:pPr>
+      <w:r>
+        <w:rPr>
+          <w:rStyle w:val="9"/>
+        </w:rPr>
+        <w:t xml:space="preserve">    bid1_price</w:t>
+      </w:r>
+    </w:p>
+    <w:p>
+      <w:pPr>
+        <w:pStyle w:val="4"/>
+        <w:keepNext w:val="0"/>
+        <w:keepLines w:val="0"/>
+        <w:widowControl/>
+        <w:suppressLineNumbers w:val="0"/>
+        <w:rPr>
+          <w:rStyle w:val="9"/>
+        </w:rPr>
+      </w:pPr>
+      <w:r>
+        <w:rPr>
+          <w:rStyle w:val="9"/>
+        </w:rPr>
+        <w:t xml:space="preserve">    bid1_size</w:t>
+      </w:r>
+    </w:p>
+    <w:p>
+      <w:pPr>
+        <w:pStyle w:val="4"/>
+        <w:keepNext w:val="0"/>
+        <w:keepLines w:val="0"/>
+        <w:widowControl/>
+        <w:suppressLineNumbers w:val="0"/>
+        <w:rPr>
+          <w:rStyle w:val="9"/>
+        </w:rPr>
+      </w:pPr>
+    </w:p>
+    <w:p>
+      <w:pPr>
+        <w:pStyle w:val="4"/>
+        <w:keepNext w:val="0"/>
+        <w:keepLines w:val="0"/>
+        <w:widowControl/>
+        <w:suppressLineNumbers w:val="0"/>
+        <w:rPr>
+          <w:rStyle w:val="9"/>
+        </w:rPr>
+      </w:pPr>
+      <w:r>
+        <w:rPr>
+          <w:rStyle w:val="9"/>
+        </w:rPr>
+        <w:t xml:space="preserve">    bid2_price</w:t>
+      </w:r>
+    </w:p>
+    <w:p>
+      <w:pPr>
+        <w:pStyle w:val="4"/>
+        <w:keepNext w:val="0"/>
+        <w:keepLines w:val="0"/>
+        <w:widowControl/>
+        <w:suppressLineNumbers w:val="0"/>
+        <w:rPr>
+          <w:rStyle w:val="9"/>
+        </w:rPr>
+      </w:pPr>
+      <w:r>
+        <w:rPr>
+          <w:rStyle w:val="9"/>
+        </w:rPr>
+        <w:t xml:space="preserve">    bid2_size</w:t>
+      </w:r>
+    </w:p>
+    <w:p>
+      <w:pPr>
+        <w:pStyle w:val="4"/>
+        <w:keepNext w:val="0"/>
+        <w:keepLines w:val="0"/>
+        <w:widowControl/>
+        <w:suppressLineNumbers w:val="0"/>
+        <w:rPr>
+          <w:rStyle w:val="9"/>
+        </w:rPr>
+      </w:pPr>
+    </w:p>
+    <w:p>
+      <w:pPr>
+        <w:pStyle w:val="4"/>
+        <w:keepNext w:val="0"/>
+        <w:keepLines w:val="0"/>
+        <w:widowControl/>
+        <w:suppressLineNumbers w:val="0"/>
+        <w:rPr>
+          <w:rStyle w:val="9"/>
+        </w:rPr>
+      </w:pPr>
+      <w:r>
+        <w:rPr>
+          <w:rStyle w:val="9"/>
+        </w:rPr>
+        <w:t xml:space="preserve">    ...</w:t>
+      </w:r>
+    </w:p>
+    <w:p>
+      <w:pPr>
+        <w:pStyle w:val="4"/>
+        <w:keepNext w:val="0"/>
+        <w:keepLines w:val="0"/>
+        <w:widowControl/>
+        <w:suppressLineNumbers w:val="0"/>
+        <w:rPr>
+          <w:rStyle w:val="9"/>
+        </w:rPr>
+      </w:pPr>
+    </w:p>
+    <w:p>
+      <w:pPr>
+        <w:pStyle w:val="4"/>
+        <w:keepNext w:val="0"/>
+        <w:keepLines w:val="0"/>
+        <w:widowControl/>
+        <w:suppressLineNumbers w:val="0"/>
+        <w:rPr>
+          <w:rStyle w:val="9"/>
+        </w:rPr>
+      </w:pPr>
+      <w:r>
+        <w:rPr>
+          <w:rStyle w:val="9"/>
+        </w:rPr>
+        <w:t xml:space="preserve">    ask1_price</w:t>
+      </w:r>
+    </w:p>
+    <w:p>
+      <w:pPr>
+        <w:pStyle w:val="4"/>
+        <w:keepNext w:val="0"/>
+        <w:keepLines w:val="0"/>
+        <w:widowControl/>
+        <w:suppressLineNumbers w:val="0"/>
+        <w:rPr>
+          <w:rStyle w:val="9"/>
+        </w:rPr>
+      </w:pPr>
+      <w:r>
+        <w:rPr>
+          <w:rStyle w:val="9"/>
+        </w:rPr>
+        <w:t xml:space="preserve">    ask1_size</w:t>
+      </w:r>
+    </w:p>
+    <w:p>
+      <w:pPr>
+        <w:pStyle w:val="4"/>
+        <w:keepNext w:val="0"/>
+        <w:keepLines w:val="0"/>
+        <w:widowControl/>
+        <w:suppressLineNumbers w:val="0"/>
+        <w:rPr>
+          <w:rStyle w:val="9"/>
+        </w:rPr>
+      </w:pPr>
+    </w:p>
+    <w:p>
+      <w:pPr>
+        <w:pStyle w:val="4"/>
+        <w:keepNext w:val="0"/>
+        <w:keepLines w:val="0"/>
+        <w:widowControl/>
+        <w:suppressLineNumbers w:val="0"/>
+        <w:rPr>
+          <w:rStyle w:val="9"/>
+        </w:rPr>
+      </w:pPr>
+      <w:r>
+        <w:rPr>
+          <w:rStyle w:val="9"/>
+        </w:rPr>
+        <w:t xml:space="preserve">    ask2_price</w:t>
+      </w:r>
+    </w:p>
+    <w:p>
+      <w:pPr>
+        <w:pStyle w:val="4"/>
+        <w:keepNext w:val="0"/>
+        <w:keepLines w:val="0"/>
+        <w:widowControl/>
+        <w:suppressLineNumbers w:val="0"/>
+        <w:rPr>
+          <w:rStyle w:val="9"/>
+        </w:rPr>
+      </w:pPr>
+      <w:r>
+        <w:rPr>
+          <w:rStyle w:val="9"/>
+        </w:rPr>
+        <w:t xml:space="preserve">    ask2_size</w:t>
+      </w:r>
+    </w:p>
+    <w:p>
+      <w:pPr>
+        <w:pStyle w:val="4"/>
+        <w:keepNext w:val="0"/>
+        <w:keepLines w:val="0"/>
+        <w:widowControl/>
+        <w:suppressLineNumbers w:val="0"/>
+      </w:pPr>
+      <w:r>
+        <w:rPr>
+          <w:rStyle w:val="9"/>
+        </w:rPr>
+        <w:t>}</w:t>
+      </w:r>
+    </w:p>
+    <w:p>
+      <w:pPr>
+        <w:pStyle w:val="5"/>
+        <w:keepNext w:val="0"/>
+        <w:keepLines w:val="0"/>
+        <w:widowControl/>
+        <w:suppressLineNumbers w:val="0"/>
+      </w:pPr>
+      <w:r>
+        <w:t>存储：</w:t>
+      </w:r>
+    </w:p>
+    <w:p>
+      <w:pPr>
+        <w:pStyle w:val="4"/>
+        <w:keepNext w:val="0"/>
+        <w:keepLines w:val="0"/>
+        <w:widowControl/>
+        <w:suppressLineNumbers w:val="0"/>
+        <w:rPr>
+          <w:rStyle w:val="9"/>
+        </w:rPr>
+      </w:pPr>
+      <w:r>
+        <w:rPr>
+          <w:rStyle w:val="9"/>
+        </w:rPr>
+        <w:t>10档</w:t>
+      </w:r>
+    </w:p>
+    <w:p>
+      <w:pPr>
+        <w:pStyle w:val="4"/>
+        <w:keepNext w:val="0"/>
+        <w:keepLines w:val="0"/>
+        <w:widowControl/>
+        <w:suppressLineNumbers w:val="0"/>
+        <w:rPr>
+          <w:rStyle w:val="9"/>
+        </w:rPr>
+      </w:pPr>
+      <w:r>
+        <w:rPr>
+          <w:rStyle w:val="9"/>
+        </w:rPr>
+        <w:t>20档</w:t>
+      </w:r>
+    </w:p>
+    <w:p>
+      <w:pPr>
+        <w:pStyle w:val="4"/>
+        <w:keepNext w:val="0"/>
+        <w:keepLines w:val="0"/>
+        <w:widowControl/>
+        <w:suppressLineNumbers w:val="0"/>
+      </w:pPr>
+      <w:r>
+        <w:rPr>
+          <w:rStyle w:val="9"/>
+        </w:rPr>
+        <w:t>50档</w:t>
+      </w:r>
+    </w:p>
+    <w:p>
+      <w:pPr>
+        <w:pStyle w:val="5"/>
+        <w:keepNext w:val="0"/>
+        <w:keepLines w:val="0"/>
+        <w:widowControl/>
+        <w:suppressLineNumbers w:val="0"/>
+      </w:pPr>
+      <w:r>
+        <w:t>例如：</w:t>
+      </w:r>
+    </w:p>
+    <w:tbl>
+      <w:tblPr>
+        <w:tblW w:w="0" w:type="auto"/>
+        <w:tblCellSpacing w:w="15" w:type="dxa"/>
+        <w:tblInd w:w="0" w:type="dxa"/>
+        <w:tblBorders>
+          <w:top w:val="none" w:color="auto" w:sz="0" w:space="0"/>
+          <w:left w:val="none" w:color="auto" w:sz="0" w:space="0"/>
+          <w:bottom w:val="none" w:color="auto" w:sz="0" w:space="0"/>
+          <w:right w:val="none" w:color="auto" w:sz="0" w:space="0"/>
+          <w:insideH w:val="none" w:color="auto" w:sz="0" w:space="0"/>
+          <w:insideV w:val="none" w:color="auto" w:sz="0" w:space="0"/>
+        </w:tblBorders>
+        <w:shd w:val="clear"/>
+        <w:tblLayout w:type="autofit"/>
+        <w:tblCellMar>
+          <w:top w:w="15" w:type="dxa"/>
+          <w:left w:w="15" w:type="dxa"/>
+          <w:bottom w:w="15" w:type="dxa"/>
+          <w:right w:w="15" w:type="dxa"/>
+        </w:tblCellMar>
+      </w:tblPr>
+      <w:tblGrid>
+        <w:gridCol w:w="559"/>
+        <w:gridCol w:w="1028"/>
+        <w:gridCol w:w="660"/>
+        <w:gridCol w:w="1043"/>
+      </w:tblGrid>
+      <w:tr>
+        <w:tblPrEx>
+          <w:tblBorders>
+            <w:top w:val="none" w:color="auto" w:sz="0" w:space="0"/>
+            <w:left w:val="none" w:color="auto" w:sz="0" w:space="0"/>
+            <w:bottom w:val="none" w:color="auto" w:sz="0" w:space="0"/>
+            <w:right w:val="none" w:color="auto" w:sz="0" w:space="0"/>
+            <w:insideH w:val="none" w:color="auto" w:sz="0" w:space="0"/>
+            <w:insideV w:val="none" w:color="auto" w:sz="0" w:space="0"/>
+          </w:tblBorders>
+          <w:shd w:val="clear"/>
+        </w:tblPrEx>
+        <w:trPr>
+          <w:tblHeader/>
+          <w:tblCellSpacing w:w="15" w:type="dxa"/>
+        </w:trPr>
+        <w:tc>
+          <w:tcPr>
+            <w:tcW w:w="0" w:type="auto"/>
+            <w:shd w:val="clear"/>
+            <w:vAlign w:val="center"/>
+          </w:tcPr>
+          <w:p>
+            <w:pPr>
+              <w:keepNext w:val="0"/>
+              <w:keepLines w:val="0"/>
+              <w:widowControl/>
+              <w:suppressLineNumbers w:val="0"/>
+              <w:jc w:val="center"/>
+              <w:rPr>
+                <w:b/>
+                <w:bCs/>
+              </w:rPr>
+            </w:pPr>
+            <w:r>
+              <w:rPr>
+                <w:rFonts w:ascii="宋体" w:hAnsi="宋体" w:eastAsia="宋体" w:cs="宋体"/>
+                <w:b/>
+                <w:bCs/>
+                <w:kern w:val="0"/>
+                <w:sz w:val="24"/>
+                <w:szCs w:val="24"/>
+                <w:lang w:val="en-US" w:eastAsia="zh-CN" w:bidi="ar"/>
+              </w:rPr>
+              <w:t>bid1</w:t>
+            </w:r>
+          </w:p>
+        </w:tc>
+        <w:tc>
+          <w:tcPr>
+            <w:tcW w:w="0" w:type="auto"/>
+            <w:shd w:val="clear"/>
+            <w:vAlign w:val="center"/>
+          </w:tcPr>
+          <w:p>
+            <w:pPr>
+              <w:keepNext w:val="0"/>
+              <w:keepLines w:val="0"/>
+              <w:widowControl/>
+              <w:suppressLineNumbers w:val="0"/>
+              <w:jc w:val="center"/>
+              <w:rPr>
+                <w:b/>
+                <w:bCs/>
+              </w:rPr>
+            </w:pPr>
+            <w:r>
+              <w:rPr>
+                <w:rFonts w:ascii="宋体" w:hAnsi="宋体" w:eastAsia="宋体" w:cs="宋体"/>
+                <w:b/>
+                <w:bCs/>
+                <w:kern w:val="0"/>
+                <w:sz w:val="24"/>
+                <w:szCs w:val="24"/>
+                <w:lang w:val="en-US" w:eastAsia="zh-CN" w:bidi="ar"/>
+              </w:rPr>
+              <w:t>bid1_vol</w:t>
+            </w:r>
+          </w:p>
+        </w:tc>
+        <w:tc>
+          <w:tcPr>
+            <w:tcW w:w="0" w:type="auto"/>
+            <w:shd w:val="clear"/>
+            <w:vAlign w:val="center"/>
+          </w:tcPr>
+          <w:p>
+            <w:pPr>
+              <w:keepNext w:val="0"/>
+              <w:keepLines w:val="0"/>
+              <w:widowControl/>
+              <w:suppressLineNumbers w:val="0"/>
+              <w:jc w:val="center"/>
+              <w:rPr>
+                <w:b/>
+                <w:bCs/>
+              </w:rPr>
+            </w:pPr>
+            <w:r>
+              <w:rPr>
+                <w:rFonts w:ascii="宋体" w:hAnsi="宋体" w:eastAsia="宋体" w:cs="宋体"/>
+                <w:b/>
+                <w:bCs/>
+                <w:kern w:val="0"/>
+                <w:sz w:val="24"/>
+                <w:szCs w:val="24"/>
+                <w:lang w:val="en-US" w:eastAsia="zh-CN" w:bidi="ar"/>
+              </w:rPr>
+              <w:t>ask1</w:t>
+            </w:r>
+          </w:p>
+        </w:tc>
+        <w:tc>
+          <w:tcPr>
+            <w:tcW w:w="0" w:type="auto"/>
+            <w:shd w:val="clear"/>
+            <w:vAlign w:val="center"/>
+          </w:tcPr>
+          <w:p>
+            <w:pPr>
+              <w:keepNext w:val="0"/>
+              <w:keepLines w:val="0"/>
+              <w:widowControl/>
+              <w:suppressLineNumbers w:val="0"/>
+              <w:jc w:val="center"/>
+              <w:rPr>
+                <w:b/>
+                <w:bCs/>
+              </w:rPr>
+            </w:pPr>
+            <w:r>
+              <w:rPr>
+                <w:rFonts w:ascii="宋体" w:hAnsi="宋体" w:eastAsia="宋体" w:cs="宋体"/>
+                <w:b/>
+                <w:bCs/>
+                <w:kern w:val="0"/>
+                <w:sz w:val="24"/>
+                <w:szCs w:val="24"/>
+                <w:lang w:val="en-US" w:eastAsia="zh-CN" w:bidi="ar"/>
+              </w:rPr>
+              <w:t>ask1_vol</w:t>
+            </w:r>
+          </w:p>
+        </w:tc>
+      </w:tr>
+      <w:tr>
+        <w:tblPrEx>
+          <w:tblBorders>
+            <w:top w:val="none" w:color="auto" w:sz="0" w:space="0"/>
+            <w:left w:val="none" w:color="auto" w:sz="0" w:space="0"/>
+            <w:bottom w:val="none" w:color="auto" w:sz="0" w:space="0"/>
+            <w:right w:val="none" w:color="auto" w:sz="0" w:space="0"/>
+            <w:insideH w:val="none" w:color="auto" w:sz="0" w:space="0"/>
+            <w:insideV w:val="none" w:color="auto" w:sz="0" w:space="0"/>
+          </w:tblBorders>
+          <w:shd w:val="clear"/>
+          <w:tblCellMar>
+            <w:top w:w="15" w:type="dxa"/>
+            <w:left w:w="15" w:type="dxa"/>
+            <w:bottom w:w="15" w:type="dxa"/>
+            <w:right w:w="15" w:type="dxa"/>
+          </w:tblCellMar>
+        </w:tblPrEx>
+        <w:trPr>
+          <w:tblCellSpacing w:w="15" w:type="dxa"/>
+        </w:trPr>
+        <w:tc>
+          <w:tcPr>
+            <w:tcW w:w="0" w:type="auto"/>
+            <w:shd w:val="clear"/>
+            <w:vAlign w:val="center"/>
+          </w:tcPr>
+          <w:p>
+            <w:pPr>
+              <w:keepNext w:val="0"/>
+              <w:keepLines w:val="0"/>
+              <w:widowControl/>
+              <w:suppressLineNumbers w:val="0"/>
+              <w:jc w:val="left"/>
+            </w:pPr>
+            <w:r>
+              <w:rPr>
+                <w:rFonts w:ascii="宋体" w:hAnsi="宋体" w:eastAsia="宋体" w:cs="宋体"/>
+                <w:kern w:val="0"/>
+                <w:sz w:val="24"/>
+                <w:szCs w:val="24"/>
+                <w:lang w:val="en-US" w:eastAsia="zh-CN" w:bidi="ar"/>
+              </w:rPr>
+              <w:t>100</w:t>
+            </w:r>
+          </w:p>
+        </w:tc>
+        <w:tc>
+          <w:tcPr>
+            <w:tcW w:w="0" w:type="auto"/>
+            <w:shd w:val="clear"/>
+            <w:vAlign w:val="center"/>
+          </w:tcPr>
+          <w:p>
+            <w:pPr>
+              <w:keepNext w:val="0"/>
+              <w:keepLines w:val="0"/>
+              <w:widowControl/>
+              <w:suppressLineNumbers w:val="0"/>
+              <w:jc w:val="left"/>
+            </w:pPr>
+            <w:r>
+              <w:rPr>
+                <w:rFonts w:ascii="宋体" w:hAnsi="宋体" w:eastAsia="宋体" w:cs="宋体"/>
+                <w:kern w:val="0"/>
+                <w:sz w:val="24"/>
+                <w:szCs w:val="24"/>
+                <w:lang w:val="en-US" w:eastAsia="zh-CN" w:bidi="ar"/>
+              </w:rPr>
+              <w:t>500</w:t>
+            </w:r>
+          </w:p>
+        </w:tc>
+        <w:tc>
+          <w:tcPr>
+            <w:tcW w:w="0" w:type="auto"/>
+            <w:shd w:val="clear"/>
+            <w:vAlign w:val="center"/>
+          </w:tcPr>
+          <w:p>
+            <w:pPr>
+              <w:keepNext w:val="0"/>
+              <w:keepLines w:val="0"/>
+              <w:widowControl/>
+              <w:suppressLineNumbers w:val="0"/>
+              <w:jc w:val="left"/>
+            </w:pPr>
+            <w:r>
+              <w:rPr>
+                <w:rFonts w:ascii="宋体" w:hAnsi="宋体" w:eastAsia="宋体" w:cs="宋体"/>
+                <w:kern w:val="0"/>
+                <w:sz w:val="24"/>
+                <w:szCs w:val="24"/>
+                <w:lang w:val="en-US" w:eastAsia="zh-CN" w:bidi="ar"/>
+              </w:rPr>
+              <w:t>100.1</w:t>
+            </w:r>
+          </w:p>
+        </w:tc>
+        <w:tc>
+          <w:tcPr>
+            <w:tcW w:w="0" w:type="auto"/>
+            <w:shd w:val="clear"/>
+            <w:vAlign w:val="center"/>
+          </w:tcPr>
+          <w:p>
+            <w:pPr>
+              <w:keepNext w:val="0"/>
+              <w:keepLines w:val="0"/>
+              <w:widowControl/>
+              <w:suppressLineNumbers w:val="0"/>
+              <w:jc w:val="left"/>
+            </w:pPr>
+            <w:r>
+              <w:rPr>
+                <w:rFonts w:ascii="宋体" w:hAnsi="宋体" w:eastAsia="宋体" w:cs="宋体"/>
+                <w:kern w:val="0"/>
+                <w:sz w:val="24"/>
+                <w:szCs w:val="24"/>
+                <w:lang w:val="en-US" w:eastAsia="zh-CN" w:bidi="ar"/>
+              </w:rPr>
+              <w:t>600</w:t>
+            </w:r>
+          </w:p>
+        </w:tc>
+      </w:tr>
+    </w:tbl>
+    <w:p>
+      <w:pPr>
+        <w:keepNext w:val="0"/>
+        <w:keepLines w:val="0"/>
+        <w:widowControl/>
+        <w:suppressLineNumbers w:val="0"/>
+      </w:pPr>
+      <w:r>
+        <w:rPr>
+          <w:sz w:val="24"/>
+          <w:szCs w:val="24"/>
+        </w:rPr>
+        <w:pict>
+          <v:rect id="_x0000_i1061" o:spt="1" style="height:1.5pt;width:432pt;" fillcolor="#A0A0A0" filled="t" stroked="f" coordsize="21600,21600" o:hr="t" o:hrstd="t" o:hralign="center">
+            <v:path/>
+            <v:fill on="t" focussize="0,0"/>
+            <v:stroke on="f"/>
+            <v:imagedata o:title=""/>
+            <o:lock v:ext="edit"/>
+            <w10:wrap type="none"/>
+            <w10:anchorlock/>
+          </v:rect>
+        </w:pict>
+      </w:r>
+    </w:p>
+    <w:p>
+      <w:pPr>
+        <w:pStyle w:val="5"/>
+        <w:keepNext w:val="0"/>
+        <w:keepLines w:val="0"/>
+        <w:widowControl/>
+        <w:suppressLineNumbers w:val="0"/>
+      </w:pPr>
+      <w:r>
+        <w:t>用途：</w:t>
+      </w:r>
+    </w:p>
+    <w:p>
+      <w:pPr>
+        <w:pStyle w:val="5"/>
+        <w:keepNext w:val="0"/>
+        <w:keepLines w:val="0"/>
+        <w:widowControl/>
+        <w:suppressLineNumbers w:val="0"/>
+      </w:pPr>
+      <w:r>
+        <w:t>后面算：</w:t>
+      </w:r>
+    </w:p>
+    <w:p>
+      <w:pPr>
+        <w:pStyle w:val="4"/>
+        <w:keepNext w:val="0"/>
+        <w:keepLines w:val="0"/>
+        <w:widowControl/>
+        <w:suppressLineNumbers w:val="0"/>
+        <w:rPr>
+          <w:rStyle w:val="9"/>
+        </w:rPr>
+      </w:pPr>
+      <w:r>
+        <w:rPr>
+          <w:rStyle w:val="9"/>
+        </w:rPr>
+        <w:t>Order Imbalance</w:t>
+      </w:r>
+    </w:p>
+    <w:p>
+      <w:pPr>
+        <w:pStyle w:val="4"/>
+        <w:keepNext w:val="0"/>
+        <w:keepLines w:val="0"/>
+        <w:widowControl/>
+        <w:suppressLineNumbers w:val="0"/>
+        <w:rPr>
+          <w:rStyle w:val="9"/>
+        </w:rPr>
+      </w:pPr>
+    </w:p>
+    <w:p>
+      <w:pPr>
+        <w:pStyle w:val="4"/>
+        <w:keepNext w:val="0"/>
+        <w:keepLines w:val="0"/>
+        <w:widowControl/>
+        <w:suppressLineNumbers w:val="0"/>
+        <w:rPr>
+          <w:rStyle w:val="9"/>
+        </w:rPr>
+      </w:pPr>
+      <w:r>
+        <w:rPr>
+          <w:rStyle w:val="9"/>
+        </w:rPr>
+        <w:t>Micro Price</w:t>
+      </w:r>
+    </w:p>
+    <w:p>
+      <w:pPr>
+        <w:pStyle w:val="4"/>
+        <w:keepNext w:val="0"/>
+        <w:keepLines w:val="0"/>
+        <w:widowControl/>
+        <w:suppressLineNumbers w:val="0"/>
+        <w:rPr>
+          <w:rStyle w:val="9"/>
+        </w:rPr>
+      </w:pPr>
+    </w:p>
+    <w:p>
+      <w:pPr>
+        <w:pStyle w:val="4"/>
+        <w:keepNext w:val="0"/>
+        <w:keepLines w:val="0"/>
+        <w:widowControl/>
+        <w:suppressLineNumbers w:val="0"/>
+      </w:pPr>
+      <w:r>
+        <w:rPr>
+          <w:rStyle w:val="9"/>
+        </w:rPr>
+        <w:t>Liquidity</w:t>
+      </w:r>
+    </w:p>
+    <w:p>
+      <w:pPr>
+        <w:keepNext w:val="0"/>
+        <w:keepLines w:val="0"/>
+        <w:widowControl/>
+        <w:suppressLineNumbers w:val="0"/>
+      </w:pPr>
+      <w:r>
+        <w:pict>
+          <v:rect id="_x0000_i1062" o:spt="1" style="height:1.5pt;width:432pt;" fillcolor="#A0A0A0" filled="t" stroked="f" coordsize="21600,21600" o:hr="t" o:hrstd="t" o:hralign="center">
+            <v:path/>
+            <v:fill on="t" focussize="0,0"/>
+            <v:stroke on="f"/>
+            <v:imagedata o:title=""/>
+            <o:lock v:ext="edit"/>
+            <w10:wrap type="none"/>
+            <w10:anchorlock/>
+          </v:rect>
+        </w:pict>
+      </w:r>
+    </w:p>
+    <w:p>
+      <w:pPr>
+        <w:pStyle w:val="3"/>
+        <w:keepNext w:val="0"/>
+        <w:keepLines w:val="0"/>
+        <w:widowControl/>
+        <w:suppressLineNumbers w:val="0"/>
+      </w:pPr>
+      <w:r>
+        <w:t>4. trades</w:t>
+      </w:r>
+    </w:p>
+    <w:p>
+      <w:pPr>
+        <w:pStyle w:val="5"/>
+        <w:keepNext w:val="0"/>
+        <w:keepLines w:val="0"/>
+        <w:widowControl/>
+        <w:suppressLineNumbers w:val="0"/>
+      </w:pPr>
+      <w:r>
+        <w:t>逐笔成交明细</w:t>
+      </w:r>
+    </w:p>
+    <w:p>
+      <w:pPr>
+        <w:pStyle w:val="5"/>
+        <w:keepNext w:val="0"/>
+        <w:keepLines w:val="0"/>
+        <w:widowControl/>
+        <w:suppressLineNumbers w:val="0"/>
+      </w:pPr>
+      <w:r>
+        <w:t>有些交易所：</w:t>
+      </w:r>
+    </w:p>
+    <w:p>
+      <w:pPr>
+        <w:pStyle w:val="4"/>
+        <w:keepNext w:val="0"/>
+        <w:keepLines w:val="0"/>
+        <w:widowControl/>
+        <w:suppressLineNumbers w:val="0"/>
+        <w:rPr>
+          <w:rStyle w:val="9"/>
+        </w:rPr>
+      </w:pPr>
+      <w:r>
+        <w:rPr>
+          <w:rStyle w:val="9"/>
+        </w:rPr>
+        <w:t>{</w:t>
+      </w:r>
+    </w:p>
+    <w:p>
+      <w:pPr>
+        <w:pStyle w:val="4"/>
+        <w:keepNext w:val="0"/>
+        <w:keepLines w:val="0"/>
+        <w:widowControl/>
+        <w:suppressLineNumbers w:val="0"/>
+        <w:rPr>
+          <w:rStyle w:val="9"/>
+        </w:rPr>
+      </w:pPr>
+      <w:r>
+        <w:rPr>
+          <w:rStyle w:val="9"/>
+        </w:rPr>
+        <w:t xml:space="preserve">    trade_id</w:t>
+      </w:r>
+    </w:p>
+    <w:p>
+      <w:pPr>
+        <w:pStyle w:val="4"/>
+        <w:keepNext w:val="0"/>
+        <w:keepLines w:val="0"/>
+        <w:widowControl/>
+        <w:suppressLineNumbers w:val="0"/>
+        <w:rPr>
+          <w:rStyle w:val="9"/>
+        </w:rPr>
+      </w:pPr>
+      <w:r>
+        <w:rPr>
+          <w:rStyle w:val="9"/>
+        </w:rPr>
+        <w:t xml:space="preserve">    timestamp</w:t>
+      </w:r>
+    </w:p>
+    <w:p>
+      <w:pPr>
+        <w:pStyle w:val="4"/>
+        <w:keepNext w:val="0"/>
+        <w:keepLines w:val="0"/>
+        <w:widowControl/>
+        <w:suppressLineNumbers w:val="0"/>
+        <w:rPr>
+          <w:rStyle w:val="9"/>
+        </w:rPr>
+      </w:pPr>
+    </w:p>
+    <w:p>
+      <w:pPr>
+        <w:pStyle w:val="4"/>
+        <w:keepNext w:val="0"/>
+        <w:keepLines w:val="0"/>
+        <w:widowControl/>
+        <w:suppressLineNumbers w:val="0"/>
+        <w:rPr>
+          <w:rStyle w:val="9"/>
+        </w:rPr>
+      </w:pPr>
+      <w:r>
+        <w:rPr>
+          <w:rStyle w:val="9"/>
+        </w:rPr>
+        <w:t xml:space="preserve">    price</w:t>
+      </w:r>
+    </w:p>
+    <w:p>
+      <w:pPr>
+        <w:pStyle w:val="4"/>
+        <w:keepNext w:val="0"/>
+        <w:keepLines w:val="0"/>
+        <w:widowControl/>
+        <w:suppressLineNumbers w:val="0"/>
+        <w:rPr>
+          <w:rStyle w:val="9"/>
+        </w:rPr>
+      </w:pPr>
+      <w:r>
+        <w:rPr>
+          <w:rStyle w:val="9"/>
+        </w:rPr>
+        <w:t xml:space="preserve">    size</w:t>
+      </w:r>
+    </w:p>
+    <w:p>
+      <w:pPr>
+        <w:pStyle w:val="4"/>
+        <w:keepNext w:val="0"/>
+        <w:keepLines w:val="0"/>
+        <w:widowControl/>
+        <w:suppressLineNumbers w:val="0"/>
+        <w:rPr>
+          <w:rStyle w:val="9"/>
+        </w:rPr>
+      </w:pPr>
+    </w:p>
+    <w:p>
+      <w:pPr>
+        <w:pStyle w:val="4"/>
+        <w:keepNext w:val="0"/>
+        <w:keepLines w:val="0"/>
+        <w:widowControl/>
+        <w:suppressLineNumbers w:val="0"/>
+        <w:rPr>
+          <w:rStyle w:val="9"/>
+        </w:rPr>
+      </w:pPr>
+      <w:r>
+        <w:rPr>
+          <w:rStyle w:val="9"/>
+        </w:rPr>
+        <w:t xml:space="preserve">    side</w:t>
+      </w:r>
+    </w:p>
+    <w:p>
+      <w:pPr>
+        <w:pStyle w:val="4"/>
+        <w:keepNext w:val="0"/>
+        <w:keepLines w:val="0"/>
+        <w:widowControl/>
+        <w:suppressLineNumbers w:val="0"/>
+      </w:pPr>
+      <w:r>
+        <w:rPr>
+          <w:rStyle w:val="9"/>
+        </w:rPr>
+        <w:t>}</w:t>
+      </w:r>
+    </w:p>
+    <w:p>
+      <w:pPr>
+        <w:pStyle w:val="5"/>
+        <w:keepNext w:val="0"/>
+        <w:keepLines w:val="0"/>
+        <w:widowControl/>
+        <w:suppressLineNumbers w:val="0"/>
+      </w:pPr>
+      <w:r>
+        <w:t>例如：</w:t>
+      </w:r>
+    </w:p>
+    <w:p>
+      <w:pPr>
+        <w:pStyle w:val="4"/>
+        <w:keepNext w:val="0"/>
+        <w:keepLines w:val="0"/>
+        <w:widowControl/>
+        <w:suppressLineNumbers w:val="0"/>
+        <w:rPr>
+          <w:rStyle w:val="9"/>
+        </w:rPr>
+      </w:pPr>
+      <w:r>
+        <w:rPr>
+          <w:rStyle w:val="9"/>
+        </w:rPr>
+        <w:t>buy</w:t>
+      </w:r>
+    </w:p>
+    <w:p>
+      <w:pPr>
+        <w:pStyle w:val="4"/>
+        <w:keepNext w:val="0"/>
+        <w:keepLines w:val="0"/>
+        <w:widowControl/>
+        <w:suppressLineNumbers w:val="0"/>
+      </w:pPr>
+      <w:r>
+        <w:rPr>
+          <w:rStyle w:val="9"/>
+        </w:rPr>
+        <w:t>sell</w:t>
+      </w:r>
+    </w:p>
+    <w:p>
+      <w:pPr>
+        <w:keepNext w:val="0"/>
+        <w:keepLines w:val="0"/>
+        <w:widowControl/>
+        <w:suppressLineNumbers w:val="0"/>
+      </w:pPr>
+      <w:r>
+        <w:pict>
+          <v:rect id="_x0000_i1063" o:spt="1" style="height:1.5pt;width:432pt;" fillcolor="#A0A0A0" filled="t" stroked="f" coordsize="21600,21600" o:hr="t" o:hrstd="t" o:hralign="center">
+            <v:path/>
+            <v:fill on="t" focussize="0,0"/>
+            <v:stroke on="f"/>
+            <v:imagedata o:title=""/>
+            <o:lock v:ext="edit"/>
+            <w10:wrap type="none"/>
+            <w10:anchorlock/>
+          </v:rect>
+        </w:pict>
+      </w:r>
+    </w:p>
+    <w:p>
+      <w:pPr>
+        <w:pStyle w:val="5"/>
+        <w:keepNext w:val="0"/>
+        <w:keepLines w:val="0"/>
+        <w:widowControl/>
+        <w:suppressLineNumbers w:val="0"/>
+      </w:pPr>
+      <w:r>
+        <w:t>这个和tick很像</w:t>
+      </w:r>
+    </w:p>
+    <w:p>
+      <w:pPr>
+        <w:pStyle w:val="5"/>
+        <w:keepNext w:val="0"/>
+        <w:keepLines w:val="0"/>
+        <w:widowControl/>
+        <w:suppressLineNumbers w:val="0"/>
+      </w:pPr>
+      <w:r>
+        <w:t>但更完整</w:t>
+      </w:r>
+    </w:p>
+    <w:p>
+      <w:pPr>
+        <w:keepNext w:val="0"/>
+        <w:keepLines w:val="0"/>
+        <w:widowControl/>
+        <w:suppressLineNumbers w:val="0"/>
+      </w:pPr>
+      <w:r>
+        <w:pict>
+          <v:rect id="_x0000_i1064" o:spt="1" style="height:1.5pt;width:432pt;" fillcolor="#A0A0A0" filled="t" stroked="f" coordsize="21600,21600" o:hr="t" o:hrstd="t" o:hralign="center">
+            <v:path/>
+            <v:fill on="t" focussize="0,0"/>
+            <v:stroke on="f"/>
+            <v:imagedata o:title=""/>
+            <o:lock v:ext="edit"/>
+            <w10:wrap type="none"/>
+            <w10:anchorlock/>
+          </v:rect>
+        </w:pict>
+      </w:r>
+    </w:p>
+    <w:p>
+      <w:pPr>
+        <w:pStyle w:val="3"/>
+        <w:keepNext w:val="0"/>
+        <w:keepLines w:val="0"/>
+        <w:widowControl/>
+        <w:suppressLineNumbers w:val="0"/>
+      </w:pPr>
+      <w:r>
+        <w:t>5. corporate_actions</w:t>
+      </w:r>
+    </w:p>
+    <w:p>
+      <w:pPr>
+        <w:pStyle w:val="5"/>
+        <w:keepNext w:val="0"/>
+        <w:keepLines w:val="0"/>
+        <w:widowControl/>
+        <w:suppressLineNumbers w:val="0"/>
+      </w:pPr>
+      <w:r>
+        <w:t>公司行为</w:t>
+      </w:r>
+    </w:p>
+    <w:p>
+      <w:pPr>
+        <w:pStyle w:val="5"/>
+        <w:keepNext w:val="0"/>
+        <w:keepLines w:val="0"/>
+        <w:widowControl/>
+        <w:suppressLineNumbers w:val="0"/>
+      </w:pPr>
+      <w:r>
+        <w:t>股票必须有</w:t>
+      </w:r>
+    </w:p>
+    <w:p>
+      <w:pPr>
+        <w:pStyle w:val="5"/>
+        <w:keepNext w:val="0"/>
+        <w:keepLines w:val="0"/>
+        <w:widowControl/>
+        <w:suppressLineNumbers w:val="0"/>
+      </w:pPr>
+      <w:r>
+        <w:t>否则回测全错</w:t>
+      </w:r>
+    </w:p>
+    <w:p>
+      <w:pPr>
+        <w:pStyle w:val="5"/>
+        <w:keepNext w:val="0"/>
+        <w:keepLines w:val="0"/>
+        <w:widowControl/>
+        <w:suppressLineNumbers w:val="0"/>
+      </w:pPr>
+      <w:r>
+        <w:t>例如：</w:t>
+      </w:r>
+    </w:p>
+    <w:p>
+      <w:pPr>
+        <w:pStyle w:val="4"/>
+        <w:keepNext w:val="0"/>
+        <w:keepLines w:val="0"/>
+        <w:widowControl/>
+        <w:suppressLineNumbers w:val="0"/>
+        <w:rPr>
+          <w:rStyle w:val="9"/>
+        </w:rPr>
+      </w:pPr>
+      <w:r>
+        <w:rPr>
+          <w:rStyle w:val="9"/>
+        </w:rPr>
+        <w:t>{</w:t>
+      </w:r>
+    </w:p>
+    <w:p>
+      <w:pPr>
+        <w:pStyle w:val="4"/>
+        <w:keepNext w:val="0"/>
+        <w:keepLines w:val="0"/>
+        <w:widowControl/>
+        <w:suppressLineNumbers w:val="0"/>
+        <w:rPr>
+          <w:rStyle w:val="9"/>
+        </w:rPr>
+      </w:pPr>
+      <w:r>
+        <w:rPr>
+          <w:rStyle w:val="9"/>
+        </w:rPr>
+        <w:t xml:space="preserve">    symbol:"AAPL",</w:t>
+      </w:r>
+    </w:p>
+    <w:p>
+      <w:pPr>
+        <w:pStyle w:val="4"/>
+        <w:keepNext w:val="0"/>
+        <w:keepLines w:val="0"/>
+        <w:widowControl/>
+        <w:suppressLineNumbers w:val="0"/>
+        <w:rPr>
+          <w:rStyle w:val="9"/>
+        </w:rPr>
+      </w:pPr>
+    </w:p>
+    <w:p>
+      <w:pPr>
+        <w:pStyle w:val="4"/>
+        <w:keepNext w:val="0"/>
+        <w:keepLines w:val="0"/>
+        <w:widowControl/>
+        <w:suppressLineNumbers w:val="0"/>
+        <w:rPr>
+          <w:rStyle w:val="9"/>
+        </w:rPr>
+      </w:pPr>
+      <w:r>
+        <w:rPr>
+          <w:rStyle w:val="9"/>
+        </w:rPr>
+        <w:t xml:space="preserve">    event:"split",</w:t>
+      </w:r>
+    </w:p>
+    <w:p>
+      <w:pPr>
+        <w:pStyle w:val="4"/>
+        <w:keepNext w:val="0"/>
+        <w:keepLines w:val="0"/>
+        <w:widowControl/>
+        <w:suppressLineNumbers w:val="0"/>
+        <w:rPr>
+          <w:rStyle w:val="9"/>
+        </w:rPr>
+      </w:pPr>
+    </w:p>
+    <w:p>
+      <w:pPr>
+        <w:pStyle w:val="4"/>
+        <w:keepNext w:val="0"/>
+        <w:keepLines w:val="0"/>
+        <w:widowControl/>
+        <w:suppressLineNumbers w:val="0"/>
+        <w:rPr>
+          <w:rStyle w:val="9"/>
+        </w:rPr>
+      </w:pPr>
+      <w:r>
+        <w:rPr>
+          <w:rStyle w:val="9"/>
+        </w:rPr>
+        <w:t xml:space="preserve">    ratio:4</w:t>
+      </w:r>
+    </w:p>
+    <w:p>
+      <w:pPr>
+        <w:pStyle w:val="4"/>
+        <w:keepNext w:val="0"/>
+        <w:keepLines w:val="0"/>
+        <w:widowControl/>
+        <w:suppressLineNumbers w:val="0"/>
+      </w:pPr>
+      <w:r>
+        <w:rPr>
+          <w:rStyle w:val="9"/>
+        </w:rPr>
+        <w:t>}</w:t>
+      </w:r>
+    </w:p>
+    <w:p>
+      <w:pPr>
+        <w:keepNext w:val="0"/>
+        <w:keepLines w:val="0"/>
+        <w:widowControl/>
+        <w:suppressLineNumbers w:val="0"/>
+      </w:pPr>
+      <w:r>
+        <w:pict>
+          <v:rect id="_x0000_i1065" o:spt="1" style="height:1.5pt;width:432pt;" fillcolor="#A0A0A0" filled="t" stroked="f" coordsize="21600,21600" o:hr="t" o:hrstd="t" o:hralign="center">
+            <v:path/>
+            <v:fill on="t" focussize="0,0"/>
+            <v:stroke on="f"/>
+            <v:imagedata o:title=""/>
+            <o:lock v:ext="edit"/>
+            <w10:wrap type="none"/>
+            <w10:anchorlock/>
+          </v:rect>
+        </w:pict>
+      </w:r>
+    </w:p>
+    <w:p>
+      <w:pPr>
+        <w:pStyle w:val="5"/>
+        <w:keepNext w:val="0"/>
+        <w:keepLines w:val="0"/>
+        <w:widowControl/>
+        <w:suppressLineNumbers w:val="0"/>
+      </w:pPr>
+      <w:r>
+        <w:t>包括：</w:t>
+      </w:r>
+    </w:p>
+    <w:p>
+      <w:pPr>
+        <w:pStyle w:val="4"/>
+        <w:keepNext w:val="0"/>
+        <w:keepLines w:val="0"/>
+        <w:widowControl/>
+        <w:suppressLineNumbers w:val="0"/>
+        <w:rPr>
+          <w:rStyle w:val="9"/>
+        </w:rPr>
+      </w:pPr>
+      <w:r>
+        <w:rPr>
+          <w:rStyle w:val="9"/>
+        </w:rPr>
+        <w:t>分红</w:t>
+      </w:r>
+    </w:p>
+    <w:p>
+      <w:pPr>
+        <w:pStyle w:val="4"/>
+        <w:keepNext w:val="0"/>
+        <w:keepLines w:val="0"/>
+        <w:widowControl/>
+        <w:suppressLineNumbers w:val="0"/>
+        <w:rPr>
+          <w:rStyle w:val="9"/>
+        </w:rPr>
+      </w:pPr>
+      <w:r>
+        <w:rPr>
+          <w:rStyle w:val="9"/>
+        </w:rPr>
+        <w:t>送股</w:t>
+      </w:r>
+    </w:p>
+    <w:p>
+      <w:pPr>
+        <w:pStyle w:val="4"/>
+        <w:keepNext w:val="0"/>
+        <w:keepLines w:val="0"/>
+        <w:widowControl/>
+        <w:suppressLineNumbers w:val="0"/>
+        <w:rPr>
+          <w:rStyle w:val="9"/>
+        </w:rPr>
+      </w:pPr>
+      <w:r>
+        <w:rPr>
+          <w:rStyle w:val="9"/>
+        </w:rPr>
+        <w:t>拆股</w:t>
+      </w:r>
+    </w:p>
+    <w:p>
+      <w:pPr>
+        <w:pStyle w:val="4"/>
+        <w:keepNext w:val="0"/>
+        <w:keepLines w:val="0"/>
+        <w:widowControl/>
+        <w:suppressLineNumbers w:val="0"/>
+        <w:rPr>
+          <w:rStyle w:val="9"/>
+        </w:rPr>
+      </w:pPr>
+      <w:r>
+        <w:rPr>
+          <w:rStyle w:val="9"/>
+        </w:rPr>
+        <w:t>配股</w:t>
+      </w:r>
+    </w:p>
+    <w:p>
+      <w:pPr>
+        <w:pStyle w:val="4"/>
+        <w:keepNext w:val="0"/>
+        <w:keepLines w:val="0"/>
+        <w:widowControl/>
+        <w:suppressLineNumbers w:val="0"/>
+      </w:pPr>
+      <w:r>
+        <w:rPr>
+          <w:rStyle w:val="9"/>
+        </w:rPr>
+        <w:t>退市</w:t>
+      </w:r>
+    </w:p>
+    <w:p>
+      <w:pPr>
+        <w:keepNext w:val="0"/>
+        <w:keepLines w:val="0"/>
+        <w:widowControl/>
+        <w:suppressLineNumbers w:val="0"/>
+      </w:pPr>
+      <w:r>
+        <w:pict>
+          <v:rect id="_x0000_i1066" o:spt="1" style="height:1.5pt;width:432pt;" fillcolor="#A0A0A0" filled="t" stroked="f" coordsize="21600,21600" o:hr="t" o:hrstd="t" o:hralign="center">
+            <v:path/>
+            <v:fill on="t" focussize="0,0"/>
+            <v:stroke on="f"/>
+            <v:imagedata o:title=""/>
+            <o:lock v:ext="edit"/>
+            <w10:wrap type="none"/>
+            <w10:anchorlock/>
+          </v:rect>
+        </w:pict>
+      </w:r>
+    </w:p>
+    <w:p>
+      <w:pPr>
+        <w:pStyle w:val="3"/>
+        <w:keepNext w:val="0"/>
+        <w:keepLines w:val="0"/>
+        <w:widowControl/>
+        <w:suppressLineNumbers w:val="0"/>
+      </w:pPr>
+      <w:r>
+        <w:t>6. symbols</w:t>
+      </w:r>
+    </w:p>
+    <w:p>
+      <w:pPr>
+        <w:pStyle w:val="5"/>
+        <w:keepNext w:val="0"/>
+        <w:keepLines w:val="0"/>
+        <w:widowControl/>
+        <w:suppressLineNumbers w:val="0"/>
+      </w:pPr>
+      <w:r>
+        <w:t>证券信息</w:t>
+      </w:r>
+    </w:p>
+    <w:p>
+      <w:pPr>
+        <w:pStyle w:val="5"/>
+        <w:keepNext w:val="0"/>
+        <w:keepLines w:val="0"/>
+        <w:widowControl/>
+        <w:suppressLineNumbers w:val="0"/>
+      </w:pPr>
+      <w:r>
+        <w:t>例如：</w:t>
+      </w:r>
+    </w:p>
+    <w:p>
+      <w:pPr>
+        <w:pStyle w:val="4"/>
+        <w:keepNext w:val="0"/>
+        <w:keepLines w:val="0"/>
+        <w:widowControl/>
+        <w:suppressLineNumbers w:val="0"/>
+        <w:rPr>
+          <w:rStyle w:val="9"/>
+        </w:rPr>
+      </w:pPr>
+      <w:r>
+        <w:rPr>
+          <w:rStyle w:val="9"/>
+        </w:rPr>
+        <w:t>{</w:t>
+      </w:r>
+    </w:p>
+    <w:p>
+      <w:pPr>
+        <w:pStyle w:val="4"/>
+        <w:keepNext w:val="0"/>
+        <w:keepLines w:val="0"/>
+        <w:widowControl/>
+        <w:suppressLineNumbers w:val="0"/>
+        <w:rPr>
+          <w:rStyle w:val="9"/>
+        </w:rPr>
+      </w:pPr>
+      <w:r>
+        <w:rPr>
+          <w:rStyle w:val="9"/>
+        </w:rPr>
+        <w:t xml:space="preserve">    symbol:"AAPL",</w:t>
+      </w:r>
+    </w:p>
+    <w:p>
+      <w:pPr>
+        <w:pStyle w:val="4"/>
+        <w:keepNext w:val="0"/>
+        <w:keepLines w:val="0"/>
+        <w:widowControl/>
+        <w:suppressLineNumbers w:val="0"/>
+        <w:rPr>
+          <w:rStyle w:val="9"/>
+        </w:rPr>
+      </w:pPr>
+    </w:p>
+    <w:p>
+      <w:pPr>
+        <w:pStyle w:val="4"/>
+        <w:keepNext w:val="0"/>
+        <w:keepLines w:val="0"/>
+        <w:widowControl/>
+        <w:suppressLineNumbers w:val="0"/>
+        <w:rPr>
+          <w:rStyle w:val="9"/>
+        </w:rPr>
+      </w:pPr>
+      <w:r>
+        <w:rPr>
+          <w:rStyle w:val="9"/>
+        </w:rPr>
+        <w:t xml:space="preserve">    exchange:"NASDAQ",</w:t>
+      </w:r>
+    </w:p>
+    <w:p>
+      <w:pPr>
+        <w:pStyle w:val="4"/>
+        <w:keepNext w:val="0"/>
+        <w:keepLines w:val="0"/>
+        <w:widowControl/>
+        <w:suppressLineNumbers w:val="0"/>
+        <w:rPr>
+          <w:rStyle w:val="9"/>
+        </w:rPr>
+      </w:pPr>
+    </w:p>
+    <w:p>
+      <w:pPr>
+        <w:pStyle w:val="4"/>
+        <w:keepNext w:val="0"/>
+        <w:keepLines w:val="0"/>
+        <w:widowControl/>
+        <w:suppressLineNumbers w:val="0"/>
+        <w:rPr>
+          <w:rStyle w:val="9"/>
+        </w:rPr>
+      </w:pPr>
+      <w:r>
+        <w:rPr>
+          <w:rStyle w:val="9"/>
+        </w:rPr>
+        <w:t xml:space="preserve">    sector:"Technology",</w:t>
+      </w:r>
+    </w:p>
+    <w:p>
+      <w:pPr>
+        <w:pStyle w:val="4"/>
+        <w:keepNext w:val="0"/>
+        <w:keepLines w:val="0"/>
+        <w:widowControl/>
+        <w:suppressLineNumbers w:val="0"/>
+        <w:rPr>
+          <w:rStyle w:val="9"/>
+        </w:rPr>
+      </w:pPr>
+    </w:p>
+    <w:p>
+      <w:pPr>
+        <w:pStyle w:val="4"/>
+        <w:keepNext w:val="0"/>
+        <w:keepLines w:val="0"/>
+        <w:widowControl/>
+        <w:suppressLineNumbers w:val="0"/>
+        <w:rPr>
+          <w:rStyle w:val="9"/>
+        </w:rPr>
+      </w:pPr>
+      <w:r>
+        <w:rPr>
+          <w:rStyle w:val="9"/>
+        </w:rPr>
+        <w:t xml:space="preserve">    listing_date:"1980-12-12"</w:t>
+      </w:r>
+    </w:p>
+    <w:p>
+      <w:pPr>
+        <w:pStyle w:val="4"/>
+        <w:keepNext w:val="0"/>
+        <w:keepLines w:val="0"/>
+        <w:widowControl/>
+        <w:suppressLineNumbers w:val="0"/>
+      </w:pPr>
+      <w:r>
+        <w:rPr>
+          <w:rStyle w:val="9"/>
+        </w:rPr>
+        <w:t>}</w:t>
+      </w:r>
+    </w:p>
+    <w:p>
+      <w:pPr>
+        <w:pStyle w:val="5"/>
+        <w:keepNext w:val="0"/>
+        <w:keepLines w:val="0"/>
+        <w:widowControl/>
+        <w:suppressLineNumbers w:val="0"/>
+      </w:pPr>
+      <w:r>
+        <w:t>相当于资产字典。</w:t>
+      </w:r>
+    </w:p>
+    <w:p>
+      <w:pPr>
+        <w:keepNext w:val="0"/>
+        <w:keepLines w:val="0"/>
+        <w:widowControl/>
+        <w:suppressLineNumbers w:val="0"/>
+      </w:pPr>
+      <w:r>
+        <w:pict>
+          <v:rect id="_x0000_i1067" o:spt="1" style="height:1.5pt;width:432pt;" fillcolor="#A0A0A0" filled="t" stroked="f" coordsize="21600,21600" o:hr="t" o:hrstd="t" o:hralign="center">
+            <v:path/>
+            <v:fill on="t" focussize="0,0"/>
+            <v:stroke on="f"/>
+            <v:imagedata o:title=""/>
+            <o:lock v:ext="edit"/>
+            <w10:wrap type="none"/>
+            <w10:anchorlock/>
+          </v:rect>
+        </w:pict>
+      </w:r>
+    </w:p>
+    <w:p>
+      <w:pPr>
+        <w:pStyle w:val="2"/>
+        <w:keepNext w:val="0"/>
+        <w:keepLines w:val="0"/>
+        <w:widowControl/>
+        <w:suppressLineNumbers w:val="0"/>
+      </w:pPr>
+      <w:r>
+        <w:t>二、raw/news</w:t>
+      </w:r>
+    </w:p>
+    <w:p>
+      <w:pPr>
+        <w:pStyle w:val="5"/>
+        <w:keepNext w:val="0"/>
+        <w:keepLines w:val="0"/>
+        <w:widowControl/>
+        <w:suppressLineNumbers w:val="0"/>
+      </w:pPr>
+      <w:r>
+        <w:t>这是很多人忽略的Alpha来源。</w:t>
+      </w:r>
+    </w:p>
+    <w:p>
+      <w:pPr>
+        <w:pStyle w:val="4"/>
+        <w:keepNext w:val="0"/>
+        <w:keepLines w:val="0"/>
+        <w:widowControl/>
+        <w:suppressLineNumbers w:val="0"/>
+        <w:rPr>
+          <w:rStyle w:val="9"/>
+        </w:rPr>
+      </w:pPr>
+      <w:r>
+        <w:rPr>
+          <w:rStyle w:val="9"/>
+        </w:rPr>
+        <w:t>raw/</w:t>
+      </w:r>
+    </w:p>
+    <w:p>
+      <w:pPr>
+        <w:pStyle w:val="4"/>
+        <w:keepNext w:val="0"/>
+        <w:keepLines w:val="0"/>
+        <w:widowControl/>
+        <w:suppressLineNumbers w:val="0"/>
+      </w:pPr>
+      <w:r>
+        <w:rPr>
+          <w:rStyle w:val="9"/>
+        </w:rPr>
+        <w:t>└── news/</w:t>
+      </w:r>
+    </w:p>
+    <w:p>
+      <w:pPr>
+        <w:pStyle w:val="5"/>
+        <w:keepNext w:val="0"/>
+        <w:keepLines w:val="0"/>
+        <w:widowControl/>
+        <w:suppressLineNumbers w:val="0"/>
+      </w:pPr>
+      <w:r>
+        <w:t>建议：</w:t>
+      </w:r>
+    </w:p>
+    <w:p>
+      <w:pPr>
+        <w:pStyle w:val="4"/>
+        <w:keepNext w:val="0"/>
+        <w:keepLines w:val="0"/>
+        <w:widowControl/>
+        <w:suppressLineNumbers w:val="0"/>
+        <w:rPr>
+          <w:rStyle w:val="9"/>
+        </w:rPr>
+      </w:pPr>
+      <w:r>
+        <w:rPr>
+          <w:rStyle w:val="9"/>
+        </w:rPr>
+        <w:t>news/</w:t>
+      </w:r>
+    </w:p>
+    <w:p>
+      <w:pPr>
+        <w:pStyle w:val="4"/>
+        <w:keepNext w:val="0"/>
+        <w:keepLines w:val="0"/>
+        <w:widowControl/>
+        <w:suppressLineNumbers w:val="0"/>
+        <w:rPr>
+          <w:rStyle w:val="9"/>
+        </w:rPr>
+      </w:pPr>
+    </w:p>
+    <w:p>
+      <w:pPr>
+        <w:pStyle w:val="4"/>
+        <w:keepNext w:val="0"/>
+        <w:keepLines w:val="0"/>
+        <w:widowControl/>
+        <w:suppressLineNumbers w:val="0"/>
+        <w:rPr>
+          <w:rStyle w:val="9"/>
+        </w:rPr>
+      </w:pPr>
+      <w:r>
+        <w:rPr>
+          <w:rStyle w:val="9"/>
+        </w:rPr>
+        <w:t>├── financial_news/</w:t>
+      </w:r>
+    </w:p>
+    <w:p>
+      <w:pPr>
+        <w:pStyle w:val="4"/>
+        <w:keepNext w:val="0"/>
+        <w:keepLines w:val="0"/>
+        <w:widowControl/>
+        <w:suppressLineNumbers w:val="0"/>
+        <w:rPr>
+          <w:rStyle w:val="9"/>
+        </w:rPr>
+      </w:pPr>
+      <w:r>
+        <w:rPr>
+          <w:rStyle w:val="9"/>
+        </w:rPr>
+        <w:t>├── announcements/</w:t>
+      </w:r>
+    </w:p>
+    <w:p>
+      <w:pPr>
+        <w:pStyle w:val="4"/>
+        <w:keepNext w:val="0"/>
+        <w:keepLines w:val="0"/>
+        <w:widowControl/>
+        <w:suppressLineNumbers w:val="0"/>
+        <w:rPr>
+          <w:rStyle w:val="9"/>
+        </w:rPr>
+      </w:pPr>
+      <w:r>
+        <w:rPr>
+          <w:rStyle w:val="9"/>
+        </w:rPr>
+        <w:t>├── social_media/</w:t>
+      </w:r>
+    </w:p>
+    <w:p>
+      <w:pPr>
+        <w:pStyle w:val="4"/>
+        <w:keepNext w:val="0"/>
+        <w:keepLines w:val="0"/>
+        <w:widowControl/>
+        <w:suppressLineNumbers w:val="0"/>
+        <w:rPr>
+          <w:rStyle w:val="9"/>
+        </w:rPr>
+      </w:pPr>
+      <w:r>
+        <w:rPr>
+          <w:rStyle w:val="9"/>
+        </w:rPr>
+        <w:t>├── earnings_call/</w:t>
+      </w:r>
+    </w:p>
+    <w:p>
+      <w:pPr>
+        <w:pStyle w:val="4"/>
+        <w:keepNext w:val="0"/>
+        <w:keepLines w:val="0"/>
+        <w:widowControl/>
+        <w:suppressLineNumbers w:val="0"/>
+      </w:pPr>
+      <w:r>
+        <w:rPr>
+          <w:rStyle w:val="9"/>
+        </w:rPr>
+        <w:t>└── analyst_reports/</w:t>
+      </w:r>
+    </w:p>
+    <w:p>
+      <w:pPr>
+        <w:keepNext w:val="0"/>
+        <w:keepLines w:val="0"/>
+        <w:widowControl/>
+        <w:suppressLineNumbers w:val="0"/>
+      </w:pPr>
+      <w:r>
+        <w:pict>
+          <v:rect id="_x0000_i1068" o:spt="1" style="height:1.5pt;width:432pt;" fillcolor="#A0A0A0" filled="t" stroked="f" coordsize="21600,21600" o:hr="t" o:hrstd="t" o:hralign="center">
+            <v:path/>
+            <v:fill on="t" focussize="0,0"/>
+            <v:stroke on="f"/>
+            <v:imagedata o:title=""/>
+            <o:lock v:ext="edit"/>
+            <w10:wrap type="none"/>
+            <w10:anchorlock/>
+          </v:rect>
+        </w:pict>
+      </w:r>
+    </w:p>
+    <w:p>
+      <w:pPr>
+        <w:pStyle w:val="3"/>
+        <w:keepNext w:val="0"/>
+        <w:keepLines w:val="0"/>
+        <w:widowControl/>
+        <w:suppressLineNumbers w:val="0"/>
+      </w:pPr>
+      <w:r>
+        <w:t>1 financial_news</w:t>
+      </w:r>
+    </w:p>
+    <w:p>
+      <w:pPr>
+        <w:pStyle w:val="5"/>
+        <w:keepNext w:val="0"/>
+        <w:keepLines w:val="0"/>
+        <w:widowControl/>
+        <w:suppressLineNumbers w:val="0"/>
+      </w:pPr>
+      <w:r>
+        <w:t>财经新闻</w:t>
+      </w:r>
+    </w:p>
+    <w:p>
+      <w:pPr>
+        <w:pStyle w:val="5"/>
+        <w:keepNext w:val="0"/>
+        <w:keepLines w:val="0"/>
+        <w:widowControl/>
+        <w:suppressLineNumbers w:val="0"/>
+      </w:pPr>
+      <w:r>
+        <w:t>例如：</w:t>
+      </w:r>
+    </w:p>
+    <w:p>
+      <w:pPr>
+        <w:pStyle w:val="4"/>
+        <w:keepNext w:val="0"/>
+        <w:keepLines w:val="0"/>
+        <w:widowControl/>
+        <w:suppressLineNumbers w:val="0"/>
+        <w:rPr>
+          <w:rStyle w:val="9"/>
+        </w:rPr>
+      </w:pPr>
+      <w:r>
+        <w:rPr>
+          <w:rStyle w:val="9"/>
+        </w:rPr>
+        <w:t>{</w:t>
+      </w:r>
+    </w:p>
+    <w:p>
+      <w:pPr>
+        <w:pStyle w:val="4"/>
+        <w:keepNext w:val="0"/>
+        <w:keepLines w:val="0"/>
+        <w:widowControl/>
+        <w:suppressLineNumbers w:val="0"/>
+        <w:rPr>
+          <w:rStyle w:val="9"/>
+        </w:rPr>
+      </w:pPr>
+      <w:r>
+        <w:rPr>
+          <w:rStyle w:val="9"/>
+        </w:rPr>
+        <w:t xml:space="preserve">    "id":123,</w:t>
+      </w:r>
+    </w:p>
+    <w:p>
+      <w:pPr>
+        <w:pStyle w:val="4"/>
+        <w:keepNext w:val="0"/>
+        <w:keepLines w:val="0"/>
+        <w:widowControl/>
+        <w:suppressLineNumbers w:val="0"/>
+        <w:rPr>
+          <w:rStyle w:val="9"/>
+        </w:rPr>
+      </w:pPr>
+    </w:p>
+    <w:p>
+      <w:pPr>
+        <w:pStyle w:val="4"/>
+        <w:keepNext w:val="0"/>
+        <w:keepLines w:val="0"/>
+        <w:widowControl/>
+        <w:suppressLineNumbers w:val="0"/>
+        <w:rPr>
+          <w:rStyle w:val="9"/>
+        </w:rPr>
+      </w:pPr>
+      <w:r>
+        <w:rPr>
+          <w:rStyle w:val="9"/>
+        </w:rPr>
+        <w:t xml:space="preserve">    "publish_time":...,</w:t>
+      </w:r>
+    </w:p>
+    <w:p>
+      <w:pPr>
+        <w:pStyle w:val="4"/>
+        <w:keepNext w:val="0"/>
+        <w:keepLines w:val="0"/>
+        <w:widowControl/>
+        <w:suppressLineNumbers w:val="0"/>
+        <w:rPr>
+          <w:rStyle w:val="9"/>
+        </w:rPr>
+      </w:pPr>
+    </w:p>
+    <w:p>
+      <w:pPr>
+        <w:pStyle w:val="4"/>
+        <w:keepNext w:val="0"/>
+        <w:keepLines w:val="0"/>
+        <w:widowControl/>
+        <w:suppressLineNumbers w:val="0"/>
+        <w:rPr>
+          <w:rStyle w:val="9"/>
+        </w:rPr>
+      </w:pPr>
+      <w:r>
+        <w:rPr>
+          <w:rStyle w:val="9"/>
+        </w:rPr>
+        <w:t xml:space="preserve">    "source":"Reuters",</w:t>
+      </w:r>
+    </w:p>
+    <w:p>
+      <w:pPr>
+        <w:pStyle w:val="4"/>
+        <w:keepNext w:val="0"/>
+        <w:keepLines w:val="0"/>
+        <w:widowControl/>
+        <w:suppressLineNumbers w:val="0"/>
+        <w:rPr>
+          <w:rStyle w:val="9"/>
+        </w:rPr>
+      </w:pPr>
+    </w:p>
+    <w:p>
+      <w:pPr>
+        <w:pStyle w:val="4"/>
+        <w:keepNext w:val="0"/>
+        <w:keepLines w:val="0"/>
+        <w:widowControl/>
+        <w:suppressLineNumbers w:val="0"/>
+        <w:rPr>
+          <w:rStyle w:val="9"/>
+        </w:rPr>
+      </w:pPr>
+      <w:r>
+        <w:rPr>
+          <w:rStyle w:val="9"/>
+        </w:rPr>
+        <w:t xml:space="preserve">    "title":"Apple launches AI service",</w:t>
+      </w:r>
+    </w:p>
+    <w:p>
+      <w:pPr>
+        <w:pStyle w:val="4"/>
+        <w:keepNext w:val="0"/>
+        <w:keepLines w:val="0"/>
+        <w:widowControl/>
+        <w:suppressLineNumbers w:val="0"/>
+        <w:rPr>
+          <w:rStyle w:val="9"/>
+        </w:rPr>
+      </w:pPr>
+    </w:p>
+    <w:p>
+      <w:pPr>
+        <w:pStyle w:val="4"/>
+        <w:keepNext w:val="0"/>
+        <w:keepLines w:val="0"/>
+        <w:widowControl/>
+        <w:suppressLineNumbers w:val="0"/>
+        <w:rPr>
+          <w:rStyle w:val="9"/>
+        </w:rPr>
+      </w:pPr>
+      <w:r>
+        <w:rPr>
+          <w:rStyle w:val="9"/>
+        </w:rPr>
+        <w:t xml:space="preserve">    "content":"..."</w:t>
+      </w:r>
+    </w:p>
+    <w:p>
+      <w:pPr>
+        <w:pStyle w:val="4"/>
+        <w:keepNext w:val="0"/>
+        <w:keepLines w:val="0"/>
+        <w:widowControl/>
+        <w:suppressLineNumbers w:val="0"/>
+      </w:pPr>
+      <w:r>
+        <w:rPr>
+          <w:rStyle w:val="9"/>
+        </w:rPr>
+        <w:t>}</w:t>
+      </w:r>
+    </w:p>
+    <w:p>
+      <w:pPr>
+        <w:keepNext w:val="0"/>
+        <w:keepLines w:val="0"/>
+        <w:widowControl/>
+        <w:suppressLineNumbers w:val="0"/>
+      </w:pPr>
+      <w:r>
+        <w:pict>
+          <v:rect id="_x0000_i1069" o:spt="1" style="height:1.5pt;width:432pt;" fillcolor="#A0A0A0" filled="t" stroked="f" coordsize="21600,21600" o:hr="t" o:hrstd="t" o:hralign="center">
+            <v:path/>
+            <v:fill on="t" focussize="0,0"/>
+            <v:stroke on="f"/>
+            <v:imagedata o:title=""/>
+            <o:lock v:ext="edit"/>
+            <w10:wrap type="none"/>
+            <w10:anchorlock/>
+          </v:rect>
+        </w:pict>
+      </w:r>
+    </w:p>
+    <w:p>
+      <w:pPr>
+        <w:pStyle w:val="5"/>
+        <w:keepNext w:val="0"/>
+        <w:keepLines w:val="0"/>
+        <w:widowControl/>
+        <w:suppressLineNumbers w:val="0"/>
+      </w:pPr>
+      <w:r>
+        <w:t>不要做情绪分析。</w:t>
+      </w:r>
+    </w:p>
+    <w:p>
+      <w:pPr>
+        <w:pStyle w:val="5"/>
+        <w:keepNext w:val="0"/>
+        <w:keepLines w:val="0"/>
+        <w:widowControl/>
+        <w:suppressLineNumbers w:val="0"/>
+      </w:pPr>
+      <w:r>
+        <w:t>raw层只存新闻。</w:t>
+      </w:r>
+    </w:p>
+    <w:p>
+      <w:pPr>
+        <w:keepNext w:val="0"/>
+        <w:keepLines w:val="0"/>
+        <w:widowControl/>
+        <w:suppressLineNumbers w:val="0"/>
+      </w:pPr>
+      <w:r>
+        <w:pict>
+          <v:rect id="_x0000_i1070" o:spt="1" style="height:1.5pt;width:432pt;" fillcolor="#A0A0A0" filled="t" stroked="f" coordsize="21600,21600" o:hr="t" o:hrstd="t" o:hralign="center">
+            <v:path/>
+            <v:fill on="t" focussize="0,0"/>
+            <v:stroke on="f"/>
+            <v:imagedata o:title=""/>
+            <o:lock v:ext="edit"/>
+            <w10:wrap type="none"/>
+            <w10:anchorlock/>
+          </v:rect>
+        </w:pict>
+      </w:r>
+    </w:p>
+    <w:p>
+      <w:pPr>
+        <w:pStyle w:val="3"/>
+        <w:keepNext w:val="0"/>
+        <w:keepLines w:val="0"/>
+        <w:widowControl/>
+        <w:suppressLineNumbers w:val="0"/>
+      </w:pPr>
+      <w:r>
+        <w:t>2 announcements</w:t>
+      </w:r>
+    </w:p>
+    <w:p>
+      <w:pPr>
+        <w:pStyle w:val="5"/>
+        <w:keepNext w:val="0"/>
+        <w:keepLines w:val="0"/>
+        <w:widowControl/>
+        <w:suppressLineNumbers w:val="0"/>
+      </w:pPr>
+      <w:r>
+        <w:t>上市公司公告</w:t>
+      </w:r>
+    </w:p>
+    <w:p>
+      <w:pPr>
+        <w:pStyle w:val="5"/>
+        <w:keepNext w:val="0"/>
+        <w:keepLines w:val="0"/>
+        <w:widowControl/>
+        <w:suppressLineNumbers w:val="0"/>
+      </w:pPr>
+      <w:r>
+        <w:t>例如：</w:t>
+      </w:r>
+    </w:p>
+    <w:p>
+      <w:pPr>
+        <w:pStyle w:val="4"/>
+        <w:keepNext w:val="0"/>
+        <w:keepLines w:val="0"/>
+        <w:widowControl/>
+        <w:suppressLineNumbers w:val="0"/>
+        <w:rPr>
+          <w:rStyle w:val="9"/>
+        </w:rPr>
+      </w:pPr>
+      <w:r>
+        <w:rPr>
+          <w:rStyle w:val="9"/>
+        </w:rPr>
+        <w:t>{</w:t>
+      </w:r>
+    </w:p>
+    <w:p>
+      <w:pPr>
+        <w:pStyle w:val="4"/>
+        <w:keepNext w:val="0"/>
+        <w:keepLines w:val="0"/>
+        <w:widowControl/>
+        <w:suppressLineNumbers w:val="0"/>
+        <w:rPr>
+          <w:rStyle w:val="9"/>
+        </w:rPr>
+      </w:pPr>
+      <w:r>
+        <w:rPr>
+          <w:rStyle w:val="9"/>
+        </w:rPr>
+        <w:t xml:space="preserve">    "symbol":"AAPL",</w:t>
+      </w:r>
+    </w:p>
+    <w:p>
+      <w:pPr>
+        <w:pStyle w:val="4"/>
+        <w:keepNext w:val="0"/>
+        <w:keepLines w:val="0"/>
+        <w:widowControl/>
+        <w:suppressLineNumbers w:val="0"/>
+        <w:rPr>
+          <w:rStyle w:val="9"/>
+        </w:rPr>
+      </w:pPr>
+    </w:p>
+    <w:p>
+      <w:pPr>
+        <w:pStyle w:val="4"/>
+        <w:keepNext w:val="0"/>
+        <w:keepLines w:val="0"/>
+        <w:widowControl/>
+        <w:suppressLineNumbers w:val="0"/>
+        <w:rPr>
+          <w:rStyle w:val="9"/>
+        </w:rPr>
+      </w:pPr>
+      <w:r>
+        <w:rPr>
+          <w:rStyle w:val="9"/>
+        </w:rPr>
+        <w:t xml:space="preserve">    "event_type":"earnings",</w:t>
+      </w:r>
+    </w:p>
+    <w:p>
+      <w:pPr>
+        <w:pStyle w:val="4"/>
+        <w:keepNext w:val="0"/>
+        <w:keepLines w:val="0"/>
+        <w:widowControl/>
+        <w:suppressLineNumbers w:val="0"/>
+        <w:rPr>
+          <w:rStyle w:val="9"/>
+        </w:rPr>
+      </w:pPr>
+    </w:p>
+    <w:p>
+      <w:pPr>
+        <w:pStyle w:val="4"/>
+        <w:keepNext w:val="0"/>
+        <w:keepLines w:val="0"/>
+        <w:widowControl/>
+        <w:suppressLineNumbers w:val="0"/>
+        <w:rPr>
+          <w:rStyle w:val="9"/>
+        </w:rPr>
+      </w:pPr>
+      <w:r>
+        <w:rPr>
+          <w:rStyle w:val="9"/>
+        </w:rPr>
+        <w:t xml:space="preserve">    "content":"..."</w:t>
+      </w:r>
+    </w:p>
+    <w:p>
+      <w:pPr>
+        <w:pStyle w:val="4"/>
+        <w:keepNext w:val="0"/>
+        <w:keepLines w:val="0"/>
+        <w:widowControl/>
+        <w:suppressLineNumbers w:val="0"/>
+      </w:pPr>
+      <w:r>
+        <w:rPr>
+          <w:rStyle w:val="9"/>
+        </w:rPr>
+        <w:t>}</w:t>
+      </w:r>
+    </w:p>
+    <w:p>
+      <w:pPr>
+        <w:pStyle w:val="5"/>
+        <w:keepNext w:val="0"/>
+        <w:keepLines w:val="0"/>
+        <w:widowControl/>
+        <w:suppressLineNumbers w:val="0"/>
+      </w:pPr>
+      <w:r>
+        <w:t>包括：</w:t>
+      </w:r>
+    </w:p>
+    <w:p>
+      <w:pPr>
+        <w:pStyle w:val="4"/>
+        <w:keepNext w:val="0"/>
+        <w:keepLines w:val="0"/>
+        <w:widowControl/>
+        <w:suppressLineNumbers w:val="0"/>
+        <w:rPr>
+          <w:rStyle w:val="9"/>
+        </w:rPr>
+      </w:pPr>
+      <w:r>
+        <w:rPr>
+          <w:rStyle w:val="9"/>
+        </w:rPr>
+        <w:t>财报</w:t>
+      </w:r>
+    </w:p>
+    <w:p>
+      <w:pPr>
+        <w:pStyle w:val="4"/>
+        <w:keepNext w:val="0"/>
+        <w:keepLines w:val="0"/>
+        <w:widowControl/>
+        <w:suppressLineNumbers w:val="0"/>
+        <w:rPr>
+          <w:rStyle w:val="9"/>
+        </w:rPr>
+      </w:pPr>
+    </w:p>
+    <w:p>
+      <w:pPr>
+        <w:pStyle w:val="4"/>
+        <w:keepNext w:val="0"/>
+        <w:keepLines w:val="0"/>
+        <w:widowControl/>
+        <w:suppressLineNumbers w:val="0"/>
+        <w:rPr>
+          <w:rStyle w:val="9"/>
+        </w:rPr>
+      </w:pPr>
+      <w:r>
+        <w:rPr>
+          <w:rStyle w:val="9"/>
+        </w:rPr>
+        <w:t>回购</w:t>
+      </w:r>
+    </w:p>
+    <w:p>
+      <w:pPr>
+        <w:pStyle w:val="4"/>
+        <w:keepNext w:val="0"/>
+        <w:keepLines w:val="0"/>
+        <w:widowControl/>
+        <w:suppressLineNumbers w:val="0"/>
+        <w:rPr>
+          <w:rStyle w:val="9"/>
+        </w:rPr>
+      </w:pPr>
+    </w:p>
+    <w:p>
+      <w:pPr>
+        <w:pStyle w:val="4"/>
+        <w:keepNext w:val="0"/>
+        <w:keepLines w:val="0"/>
+        <w:widowControl/>
+        <w:suppressLineNumbers w:val="0"/>
+        <w:rPr>
+          <w:rStyle w:val="9"/>
+        </w:rPr>
+      </w:pPr>
+      <w:r>
+        <w:rPr>
+          <w:rStyle w:val="9"/>
+        </w:rPr>
+        <w:t>增发</w:t>
+      </w:r>
+    </w:p>
+    <w:p>
+      <w:pPr>
+        <w:pStyle w:val="4"/>
+        <w:keepNext w:val="0"/>
+        <w:keepLines w:val="0"/>
+        <w:widowControl/>
+        <w:suppressLineNumbers w:val="0"/>
+        <w:rPr>
+          <w:rStyle w:val="9"/>
+        </w:rPr>
+      </w:pPr>
+    </w:p>
+    <w:p>
+      <w:pPr>
+        <w:pStyle w:val="4"/>
+        <w:keepNext w:val="0"/>
+        <w:keepLines w:val="0"/>
+        <w:widowControl/>
+        <w:suppressLineNumbers w:val="0"/>
+        <w:rPr>
+          <w:rStyle w:val="9"/>
+        </w:rPr>
+      </w:pPr>
+      <w:r>
+        <w:rPr>
+          <w:rStyle w:val="9"/>
+        </w:rPr>
+        <w:t>收购</w:t>
+      </w:r>
+    </w:p>
+    <w:p>
+      <w:pPr>
+        <w:pStyle w:val="4"/>
+        <w:keepNext w:val="0"/>
+        <w:keepLines w:val="0"/>
+        <w:widowControl/>
+        <w:suppressLineNumbers w:val="0"/>
+        <w:rPr>
+          <w:rStyle w:val="9"/>
+        </w:rPr>
+      </w:pPr>
+    </w:p>
+    <w:p>
+      <w:pPr>
+        <w:pStyle w:val="4"/>
+        <w:keepNext w:val="0"/>
+        <w:keepLines w:val="0"/>
+        <w:widowControl/>
+        <w:suppressLineNumbers w:val="0"/>
+      </w:pPr>
+      <w:r>
+        <w:rPr>
+          <w:rStyle w:val="9"/>
+        </w:rPr>
+        <w:t>重大事项</w:t>
+      </w:r>
+    </w:p>
+    <w:p>
+      <w:pPr>
+        <w:keepNext w:val="0"/>
+        <w:keepLines w:val="0"/>
+        <w:widowControl/>
+        <w:suppressLineNumbers w:val="0"/>
+      </w:pPr>
+      <w:r>
+        <w:pict>
+          <v:rect id="_x0000_i1071" o:spt="1" style="height:1.5pt;width:432pt;" fillcolor="#A0A0A0" filled="t" stroked="f" coordsize="21600,21600" o:hr="t" o:hrstd="t" o:hralign="center">
+            <v:path/>
+            <v:fill on="t" focussize="0,0"/>
+            <v:stroke on="f"/>
+            <v:imagedata o:title=""/>
+            <o:lock v:ext="edit"/>
+            <w10:wrap type="none"/>
+            <w10:anchorlock/>
+          </v:rect>
+        </w:pict>
+      </w:r>
+    </w:p>
+    <w:p>
+      <w:pPr>
+        <w:pStyle w:val="5"/>
+        <w:keepNext w:val="0"/>
+        <w:keepLines w:val="0"/>
+        <w:widowControl/>
+        <w:suppressLineNumbers w:val="0"/>
+      </w:pPr>
+      <w:r>
+        <w:t>量化里面价值极高。</w:t>
+      </w:r>
+    </w:p>
+    <w:p>
+      <w:pPr>
+        <w:pStyle w:val="5"/>
+        <w:keepNext w:val="0"/>
+        <w:keepLines w:val="0"/>
+        <w:widowControl/>
+        <w:suppressLineNumbers w:val="0"/>
+      </w:pPr>
+      <w:r>
+        <w:t>因为：</w:t>
+      </w:r>
+    </w:p>
+    <w:p>
+      <w:pPr>
+        <w:pStyle w:val="4"/>
+        <w:keepNext w:val="0"/>
+        <w:keepLines w:val="0"/>
+        <w:widowControl/>
+        <w:suppressLineNumbers w:val="0"/>
+        <w:rPr>
+          <w:rStyle w:val="9"/>
+        </w:rPr>
+      </w:pPr>
+      <w:r>
+        <w:rPr>
+          <w:rStyle w:val="9"/>
+        </w:rPr>
+        <w:t>新闻 = 媒体解释</w:t>
+      </w:r>
+    </w:p>
+    <w:p>
+      <w:pPr>
+        <w:pStyle w:val="4"/>
+        <w:keepNext w:val="0"/>
+        <w:keepLines w:val="0"/>
+        <w:widowControl/>
+        <w:suppressLineNumbers w:val="0"/>
+        <w:rPr>
+          <w:rStyle w:val="9"/>
+        </w:rPr>
+      </w:pPr>
+    </w:p>
+    <w:p>
+      <w:pPr>
+        <w:pStyle w:val="4"/>
+        <w:keepNext w:val="0"/>
+        <w:keepLines w:val="0"/>
+        <w:widowControl/>
+        <w:suppressLineNumbers w:val="0"/>
+      </w:pPr>
+      <w:r>
+        <w:rPr>
+          <w:rStyle w:val="9"/>
+        </w:rPr>
+        <w:t>公告 = 第一手事实</w:t>
+      </w:r>
+    </w:p>
+    <w:p>
+      <w:pPr>
+        <w:keepNext w:val="0"/>
+        <w:keepLines w:val="0"/>
+        <w:widowControl/>
+        <w:suppressLineNumbers w:val="0"/>
+      </w:pPr>
+      <w:r>
+        <w:pict>
+          <v:rect id="_x0000_i1072" o:spt="1" style="height:1.5pt;width:432pt;" fillcolor="#A0A0A0" filled="t" stroked="f" coordsize="21600,21600" o:hr="t" o:hrstd="t" o:hralign="center">
+            <v:path/>
+            <v:fill on="t" focussize="0,0"/>
+            <v:stroke on="f"/>
+            <v:imagedata o:title=""/>
+            <o:lock v:ext="edit"/>
+            <w10:wrap type="none"/>
+            <w10:anchorlock/>
+          </v:rect>
+        </w:pict>
+      </w:r>
+    </w:p>
+    <w:p>
+      <w:pPr>
+        <w:pStyle w:val="3"/>
+        <w:keepNext w:val="0"/>
+        <w:keepLines w:val="0"/>
+        <w:widowControl/>
+        <w:suppressLineNumbers w:val="0"/>
+      </w:pPr>
+      <w:r>
+        <w:t>3 social_media</w:t>
+      </w:r>
+    </w:p>
+    <w:p>
+      <w:pPr>
+        <w:pStyle w:val="5"/>
+        <w:keepNext w:val="0"/>
+        <w:keepLines w:val="0"/>
+        <w:widowControl/>
+        <w:suppressLineNumbers w:val="0"/>
+      </w:pPr>
+      <w:r>
+        <w:t>社交媒体</w:t>
+      </w:r>
+    </w:p>
+    <w:p>
+      <w:pPr>
+        <w:pStyle w:val="5"/>
+        <w:keepNext w:val="0"/>
+        <w:keepLines w:val="0"/>
+        <w:widowControl/>
+        <w:suppressLineNumbers w:val="0"/>
+      </w:pPr>
+      <w:r>
+        <w:t>例如：</w:t>
+      </w:r>
+    </w:p>
+    <w:p>
+      <w:pPr>
+        <w:pStyle w:val="4"/>
+        <w:keepNext w:val="0"/>
+        <w:keepLines w:val="0"/>
+        <w:widowControl/>
+        <w:suppressLineNumbers w:val="0"/>
+        <w:rPr>
+          <w:rStyle w:val="9"/>
+        </w:rPr>
+      </w:pPr>
+      <w:r>
+        <w:rPr>
+          <w:rStyle w:val="9"/>
+        </w:rPr>
+        <w:t>{</w:t>
+      </w:r>
+    </w:p>
+    <w:p>
+      <w:pPr>
+        <w:pStyle w:val="4"/>
+        <w:keepNext w:val="0"/>
+        <w:keepLines w:val="0"/>
+        <w:widowControl/>
+        <w:suppressLineNumbers w:val="0"/>
+        <w:rPr>
+          <w:rStyle w:val="9"/>
+        </w:rPr>
+      </w:pPr>
+      <w:r>
+        <w:rPr>
+          <w:rStyle w:val="9"/>
+        </w:rPr>
+        <w:t xml:space="preserve">    "platform":"reddit",</w:t>
+      </w:r>
+    </w:p>
+    <w:p>
+      <w:pPr>
+        <w:pStyle w:val="4"/>
+        <w:keepNext w:val="0"/>
+        <w:keepLines w:val="0"/>
+        <w:widowControl/>
+        <w:suppressLineNumbers w:val="0"/>
+        <w:rPr>
+          <w:rStyle w:val="9"/>
+        </w:rPr>
+      </w:pPr>
+    </w:p>
+    <w:p>
+      <w:pPr>
+        <w:pStyle w:val="4"/>
+        <w:keepNext w:val="0"/>
+        <w:keepLines w:val="0"/>
+        <w:widowControl/>
+        <w:suppressLineNumbers w:val="0"/>
+        <w:rPr>
+          <w:rStyle w:val="9"/>
+        </w:rPr>
+      </w:pPr>
+      <w:r>
+        <w:rPr>
+          <w:rStyle w:val="9"/>
+        </w:rPr>
+        <w:t xml:space="preserve">    "author":"xxx",</w:t>
+      </w:r>
+    </w:p>
+    <w:p>
+      <w:pPr>
+        <w:pStyle w:val="4"/>
+        <w:keepNext w:val="0"/>
+        <w:keepLines w:val="0"/>
+        <w:widowControl/>
+        <w:suppressLineNumbers w:val="0"/>
+        <w:rPr>
+          <w:rStyle w:val="9"/>
+        </w:rPr>
+      </w:pPr>
+    </w:p>
+    <w:p>
+      <w:pPr>
+        <w:pStyle w:val="4"/>
+        <w:keepNext w:val="0"/>
+        <w:keepLines w:val="0"/>
+        <w:widowControl/>
+        <w:suppressLineNumbers w:val="0"/>
+        <w:rPr>
+          <w:rStyle w:val="9"/>
+        </w:rPr>
+      </w:pPr>
+      <w:r>
+        <w:rPr>
+          <w:rStyle w:val="9"/>
+        </w:rPr>
+        <w:t xml:space="preserve">    "time":"...",</w:t>
+      </w:r>
+    </w:p>
+    <w:p>
+      <w:pPr>
+        <w:pStyle w:val="4"/>
+        <w:keepNext w:val="0"/>
+        <w:keepLines w:val="0"/>
+        <w:widowControl/>
+        <w:suppressLineNumbers w:val="0"/>
+        <w:rPr>
+          <w:rStyle w:val="9"/>
+        </w:rPr>
+      </w:pPr>
+    </w:p>
+    <w:p>
+      <w:pPr>
+        <w:pStyle w:val="4"/>
+        <w:keepNext w:val="0"/>
+        <w:keepLines w:val="0"/>
+        <w:widowControl/>
+        <w:suppressLineNumbers w:val="0"/>
+        <w:rPr>
+          <w:rStyle w:val="9"/>
+        </w:rPr>
+      </w:pPr>
+      <w:r>
+        <w:rPr>
+          <w:rStyle w:val="9"/>
+        </w:rPr>
+        <w:t xml:space="preserve">    "content":"..."</w:t>
+      </w:r>
+    </w:p>
+    <w:p>
+      <w:pPr>
+        <w:pStyle w:val="4"/>
+        <w:keepNext w:val="0"/>
+        <w:keepLines w:val="0"/>
+        <w:widowControl/>
+        <w:suppressLineNumbers w:val="0"/>
+      </w:pPr>
+      <w:r>
+        <w:rPr>
+          <w:rStyle w:val="9"/>
+        </w:rPr>
+        <w:t>}</w:t>
+      </w:r>
+    </w:p>
+    <w:p>
+      <w:pPr>
+        <w:pStyle w:val="5"/>
+        <w:keepNext w:val="0"/>
+        <w:keepLines w:val="0"/>
+        <w:widowControl/>
+        <w:suppressLineNumbers w:val="0"/>
+      </w:pPr>
+      <w:r>
+        <w:t>后面可以做：</w:t>
+      </w:r>
+    </w:p>
+    <w:p>
+      <w:pPr>
+        <w:pStyle w:val="4"/>
+        <w:keepNext w:val="0"/>
+        <w:keepLines w:val="0"/>
+        <w:widowControl/>
+        <w:suppressLineNumbers w:val="0"/>
+        <w:rPr>
+          <w:rStyle w:val="9"/>
+        </w:rPr>
+      </w:pPr>
+      <w:r>
+        <w:rPr>
+          <w:rStyle w:val="9"/>
+        </w:rPr>
+        <w:t>市场情绪</w:t>
+      </w:r>
+    </w:p>
+    <w:p>
+      <w:pPr>
+        <w:pStyle w:val="4"/>
+        <w:keepNext w:val="0"/>
+        <w:keepLines w:val="0"/>
+        <w:widowControl/>
+        <w:suppressLineNumbers w:val="0"/>
+      </w:pPr>
+      <w:r>
+        <w:rPr>
+          <w:rStyle w:val="9"/>
+        </w:rPr>
+        <w:t>热度因子</w:t>
+      </w:r>
+    </w:p>
+    <w:p>
+      <w:pPr>
+        <w:keepNext w:val="0"/>
+        <w:keepLines w:val="0"/>
+        <w:widowControl/>
+        <w:suppressLineNumbers w:val="0"/>
+      </w:pPr>
+      <w:r>
+        <w:pict>
+          <v:rect id="_x0000_i1073" o:spt="1" style="height:1.5pt;width:432pt;" fillcolor="#A0A0A0" filled="t" stroked="f" coordsize="21600,21600" o:hr="t" o:hrstd="t" o:hralign="center">
+            <v:path/>
+            <v:fill on="t" focussize="0,0"/>
+            <v:stroke on="f"/>
+            <v:imagedata o:title=""/>
+            <o:lock v:ext="edit"/>
+            <w10:wrap type="none"/>
+            <w10:anchorlock/>
+          </v:rect>
+        </w:pict>
+      </w:r>
+    </w:p>
+    <w:p>
+      <w:pPr>
+        <w:pStyle w:val="3"/>
+        <w:keepNext w:val="0"/>
+        <w:keepLines w:val="0"/>
+        <w:widowControl/>
+        <w:suppressLineNumbers w:val="0"/>
+      </w:pPr>
+      <w:r>
+        <w:t>4 earnings_call</w:t>
+      </w:r>
+    </w:p>
+    <w:p>
+      <w:pPr>
+        <w:pStyle w:val="5"/>
+        <w:keepNext w:val="0"/>
+        <w:keepLines w:val="0"/>
+        <w:widowControl/>
+        <w:suppressLineNumbers w:val="0"/>
+      </w:pPr>
+      <w:r>
+        <w:t>电话会议</w:t>
+      </w:r>
+    </w:p>
+    <w:p>
+      <w:pPr>
+        <w:pStyle w:val="5"/>
+        <w:keepNext w:val="0"/>
+        <w:keepLines w:val="0"/>
+        <w:widowControl/>
+        <w:suppressLineNumbers w:val="0"/>
+      </w:pPr>
+      <w:r>
+        <w:t>例如：</w:t>
+      </w:r>
+    </w:p>
+    <w:p>
+      <w:pPr>
+        <w:pStyle w:val="4"/>
+        <w:keepNext w:val="0"/>
+        <w:keepLines w:val="0"/>
+        <w:widowControl/>
+        <w:suppressLineNumbers w:val="0"/>
+      </w:pPr>
+      <w:r>
+        <w:rPr>
+          <w:rStyle w:val="9"/>
+        </w:rPr>
+        <w:t>NVIDIA Q1 Earnings Call</w:t>
+      </w:r>
+    </w:p>
+    <w:p>
+      <w:pPr>
+        <w:pStyle w:val="5"/>
+        <w:keepNext w:val="0"/>
+        <w:keepLines w:val="0"/>
+        <w:widowControl/>
+        <w:suppressLineNumbers w:val="0"/>
+      </w:pPr>
+      <w:r>
+        <w:t>保存：</w:t>
+      </w:r>
+    </w:p>
+    <w:p>
+      <w:pPr>
+        <w:pStyle w:val="4"/>
+        <w:keepNext w:val="0"/>
+        <w:keepLines w:val="0"/>
+        <w:widowControl/>
+        <w:suppressLineNumbers w:val="0"/>
+        <w:rPr>
+          <w:rStyle w:val="9"/>
+        </w:rPr>
+      </w:pPr>
+      <w:r>
+        <w:rPr>
+          <w:rStyle w:val="9"/>
+        </w:rPr>
+        <w:t>{</w:t>
+      </w:r>
+    </w:p>
+    <w:p>
+      <w:pPr>
+        <w:pStyle w:val="4"/>
+        <w:keepNext w:val="0"/>
+        <w:keepLines w:val="0"/>
+        <w:widowControl/>
+        <w:suppressLineNumbers w:val="0"/>
+        <w:rPr>
+          <w:rStyle w:val="9"/>
+        </w:rPr>
+      </w:pPr>
+      <w:r>
+        <w:rPr>
+          <w:rStyle w:val="9"/>
+        </w:rPr>
+        <w:t xml:space="preserve">    transcript:"..."</w:t>
+      </w:r>
+    </w:p>
+    <w:p>
+      <w:pPr>
+        <w:pStyle w:val="4"/>
+        <w:keepNext w:val="0"/>
+        <w:keepLines w:val="0"/>
+        <w:widowControl/>
+        <w:suppressLineNumbers w:val="0"/>
+      </w:pPr>
+      <w:r>
+        <w:rPr>
+          <w:rStyle w:val="9"/>
+        </w:rPr>
+        <w:t>}</w:t>
+      </w:r>
+    </w:p>
+    <w:p>
+      <w:pPr>
+        <w:pStyle w:val="5"/>
+        <w:keepNext w:val="0"/>
+        <w:keepLines w:val="0"/>
+        <w:widowControl/>
+        <w:suppressLineNumbers w:val="0"/>
+      </w:pPr>
+      <w:r>
+        <w:t>其实就是会议全文。</w:t>
+      </w:r>
+    </w:p>
+    <w:p>
+      <w:pPr>
+        <w:keepNext w:val="0"/>
+        <w:keepLines w:val="0"/>
+        <w:widowControl/>
+        <w:suppressLineNumbers w:val="0"/>
+      </w:pPr>
+      <w:r>
+        <w:pict>
+          <v:rect id="_x0000_i1074" o:spt="1" style="height:1.5pt;width:432pt;" fillcolor="#A0A0A0" filled="t" stroked="f" coordsize="21600,21600" o:hr="t" o:hrstd="t" o:hralign="center">
+            <v:path/>
+            <v:fill on="t" focussize="0,0"/>
+            <v:stroke on="f"/>
+            <v:imagedata o:title=""/>
+            <o:lock v:ext="edit"/>
+            <w10:wrap type="none"/>
+            <w10:anchorlock/>
+          </v:rect>
+        </w:pict>
+      </w:r>
+    </w:p>
+    <w:p>
+      <w:pPr>
+        <w:pStyle w:val="3"/>
+        <w:keepNext w:val="0"/>
+        <w:keepLines w:val="0"/>
+        <w:widowControl/>
+        <w:suppressLineNumbers w:val="0"/>
+      </w:pPr>
+      <w:r>
+        <w:t>5 analyst_reports</w:t>
+      </w:r>
+    </w:p>
+    <w:p>
+      <w:pPr>
+        <w:pStyle w:val="5"/>
+        <w:keepNext w:val="0"/>
+        <w:keepLines w:val="0"/>
+        <w:widowControl/>
+        <w:suppressLineNumbers w:val="0"/>
+      </w:pPr>
+      <w:r>
+        <w:t>研报</w:t>
+      </w:r>
+    </w:p>
+    <w:p>
+      <w:pPr>
+        <w:pStyle w:val="5"/>
+        <w:keepNext w:val="0"/>
+        <w:keepLines w:val="0"/>
+        <w:widowControl/>
+        <w:suppressLineNumbers w:val="0"/>
+      </w:pPr>
+      <w:r>
+        <w:t>例如：</w:t>
+      </w:r>
+    </w:p>
+    <w:p>
+      <w:pPr>
+        <w:pStyle w:val="4"/>
+        <w:keepNext w:val="0"/>
+        <w:keepLines w:val="0"/>
+        <w:widowControl/>
+        <w:suppressLineNumbers w:val="0"/>
+        <w:rPr>
+          <w:rStyle w:val="9"/>
+        </w:rPr>
+      </w:pPr>
+      <w:r>
+        <w:rPr>
+          <w:rStyle w:val="9"/>
+        </w:rPr>
+        <w:t>{</w:t>
+      </w:r>
+    </w:p>
+    <w:p>
+      <w:pPr>
+        <w:pStyle w:val="4"/>
+        <w:keepNext w:val="0"/>
+        <w:keepLines w:val="0"/>
+        <w:widowControl/>
+        <w:suppressLineNumbers w:val="0"/>
+        <w:rPr>
+          <w:rStyle w:val="9"/>
+        </w:rPr>
+      </w:pPr>
+      <w:r>
+        <w:rPr>
+          <w:rStyle w:val="9"/>
+        </w:rPr>
+        <w:t xml:space="preserve">    institution:"Goldman Sachs",</w:t>
+      </w:r>
+    </w:p>
+    <w:p>
+      <w:pPr>
+        <w:pStyle w:val="4"/>
+        <w:keepNext w:val="0"/>
+        <w:keepLines w:val="0"/>
+        <w:widowControl/>
+        <w:suppressLineNumbers w:val="0"/>
+        <w:rPr>
+          <w:rStyle w:val="9"/>
+        </w:rPr>
+      </w:pPr>
+    </w:p>
+    <w:p>
+      <w:pPr>
+        <w:pStyle w:val="4"/>
+        <w:keepNext w:val="0"/>
+        <w:keepLines w:val="0"/>
+        <w:widowControl/>
+        <w:suppressLineNumbers w:val="0"/>
+        <w:rPr>
+          <w:rStyle w:val="9"/>
+        </w:rPr>
+      </w:pPr>
+      <w:r>
+        <w:rPr>
+          <w:rStyle w:val="9"/>
+        </w:rPr>
+        <w:t xml:space="preserve">    rating:"Buy",</w:t>
+      </w:r>
+    </w:p>
+    <w:p>
+      <w:pPr>
+        <w:pStyle w:val="4"/>
+        <w:keepNext w:val="0"/>
+        <w:keepLines w:val="0"/>
+        <w:widowControl/>
+        <w:suppressLineNumbers w:val="0"/>
+        <w:rPr>
+          <w:rStyle w:val="9"/>
+        </w:rPr>
+      </w:pPr>
+    </w:p>
+    <w:p>
+      <w:pPr>
+        <w:pStyle w:val="4"/>
+        <w:keepNext w:val="0"/>
+        <w:keepLines w:val="0"/>
+        <w:widowControl/>
+        <w:suppressLineNumbers w:val="0"/>
+        <w:rPr>
+          <w:rStyle w:val="9"/>
+        </w:rPr>
+      </w:pPr>
+      <w:r>
+        <w:rPr>
+          <w:rStyle w:val="9"/>
+        </w:rPr>
+        <w:t xml:space="preserve">    target_price:350</w:t>
+      </w:r>
+    </w:p>
+    <w:p>
+      <w:pPr>
+        <w:pStyle w:val="4"/>
+        <w:keepNext w:val="0"/>
+        <w:keepLines w:val="0"/>
+        <w:widowControl/>
+        <w:suppressLineNumbers w:val="0"/>
+      </w:pPr>
+      <w:r>
+        <w:rPr>
+          <w:rStyle w:val="9"/>
+        </w:rPr>
+        <w:t>}</w:t>
+      </w:r>
+    </w:p>
+    <w:p>
+      <w:pPr>
+        <w:keepNext w:val="0"/>
+        <w:keepLines w:val="0"/>
+        <w:widowControl/>
+        <w:suppressLineNumbers w:val="0"/>
+      </w:pPr>
+      <w:r>
+        <w:pict>
+          <v:rect id="_x0000_i1075" o:spt="1" style="height:1.5pt;width:432pt;" fillcolor="#A0A0A0" filled="t" stroked="f" coordsize="21600,21600" o:hr="t" o:hrstd="t" o:hralign="center">
+            <v:path/>
+            <v:fill on="t" focussize="0,0"/>
+            <v:stroke on="f"/>
+            <v:imagedata o:title=""/>
+            <o:lock v:ext="edit"/>
+            <w10:wrap type="none"/>
+            <w10:anchorlock/>
+          </v:rect>
+        </w:pict>
+      </w:r>
+    </w:p>
+    <w:p>
+      <w:pPr>
+        <w:pStyle w:val="2"/>
+        <w:keepNext w:val="0"/>
+        <w:keepLines w:val="0"/>
+        <w:widowControl/>
+        <w:suppressLineNumbers w:val="0"/>
+      </w:pPr>
+      <w:r>
+        <w:t>三、raw/macro</w:t>
+      </w:r>
+    </w:p>
+    <w:p>
+      <w:pPr>
+        <w:pStyle w:val="5"/>
+        <w:keepNext w:val="0"/>
+        <w:keepLines w:val="0"/>
+        <w:widowControl/>
+        <w:suppressLineNumbers w:val="0"/>
+      </w:pPr>
+      <w:r>
+        <w:t>宏观数据</w:t>
+      </w:r>
+    </w:p>
+    <w:p>
+      <w:pPr>
+        <w:pStyle w:val="4"/>
+        <w:keepNext w:val="0"/>
+        <w:keepLines w:val="0"/>
+        <w:widowControl/>
+        <w:suppressLineNumbers w:val="0"/>
+        <w:rPr>
+          <w:rStyle w:val="9"/>
+        </w:rPr>
+      </w:pPr>
+      <w:r>
+        <w:rPr>
+          <w:rStyle w:val="9"/>
+        </w:rPr>
+        <w:t>raw/</w:t>
+      </w:r>
+    </w:p>
+    <w:p>
+      <w:pPr>
+        <w:pStyle w:val="4"/>
+        <w:keepNext w:val="0"/>
+        <w:keepLines w:val="0"/>
+        <w:widowControl/>
+        <w:suppressLineNumbers w:val="0"/>
+      </w:pPr>
+      <w:r>
+        <w:rPr>
+          <w:rStyle w:val="9"/>
+        </w:rPr>
+        <w:t>└── macro/</w:t>
+      </w:r>
+    </w:p>
+    <w:p>
+      <w:pPr>
+        <w:pStyle w:val="5"/>
+        <w:keepNext w:val="0"/>
+        <w:keepLines w:val="0"/>
+        <w:widowControl/>
+        <w:suppressLineNumbers w:val="0"/>
+      </w:pPr>
+      <w:r>
+        <w:t>继续拆：</w:t>
+      </w:r>
+    </w:p>
+    <w:p>
+      <w:pPr>
+        <w:pStyle w:val="4"/>
+        <w:keepNext w:val="0"/>
+        <w:keepLines w:val="0"/>
+        <w:widowControl/>
+        <w:suppressLineNumbers w:val="0"/>
+        <w:rPr>
+          <w:rStyle w:val="9"/>
+        </w:rPr>
+      </w:pPr>
+      <w:r>
+        <w:rPr>
+          <w:rStyle w:val="9"/>
+        </w:rPr>
+        <w:t>macro/</w:t>
+      </w:r>
+    </w:p>
+    <w:p>
+      <w:pPr>
+        <w:pStyle w:val="4"/>
+        <w:keepNext w:val="0"/>
+        <w:keepLines w:val="0"/>
+        <w:widowControl/>
+        <w:suppressLineNumbers w:val="0"/>
+        <w:rPr>
+          <w:rStyle w:val="9"/>
+        </w:rPr>
+      </w:pPr>
+    </w:p>
+    <w:p>
+      <w:pPr>
+        <w:pStyle w:val="4"/>
+        <w:keepNext w:val="0"/>
+        <w:keepLines w:val="0"/>
+        <w:widowControl/>
+        <w:suppressLineNumbers w:val="0"/>
+        <w:rPr>
+          <w:rStyle w:val="9"/>
+        </w:rPr>
+      </w:pPr>
+      <w:r>
+        <w:rPr>
+          <w:rStyle w:val="9"/>
+        </w:rPr>
+        <w:t>├── economic/</w:t>
+      </w:r>
+    </w:p>
+    <w:p>
+      <w:pPr>
+        <w:pStyle w:val="4"/>
+        <w:keepNext w:val="0"/>
+        <w:keepLines w:val="0"/>
+        <w:widowControl/>
+        <w:suppressLineNumbers w:val="0"/>
+        <w:rPr>
+          <w:rStyle w:val="9"/>
+        </w:rPr>
+      </w:pPr>
+      <w:r>
+        <w:rPr>
+          <w:rStyle w:val="9"/>
+        </w:rPr>
+        <w:t>├── rates/</w:t>
+      </w:r>
+    </w:p>
+    <w:p>
+      <w:pPr>
+        <w:pStyle w:val="4"/>
+        <w:keepNext w:val="0"/>
+        <w:keepLines w:val="0"/>
+        <w:widowControl/>
+        <w:suppressLineNumbers w:val="0"/>
+        <w:rPr>
+          <w:rStyle w:val="9"/>
+        </w:rPr>
+      </w:pPr>
+      <w:r>
+        <w:rPr>
+          <w:rStyle w:val="9"/>
+        </w:rPr>
+        <w:t>├── commodities/</w:t>
+      </w:r>
+    </w:p>
+    <w:p>
+      <w:pPr>
+        <w:pStyle w:val="4"/>
+        <w:keepNext w:val="0"/>
+        <w:keepLines w:val="0"/>
+        <w:widowControl/>
+        <w:suppressLineNumbers w:val="0"/>
+        <w:rPr>
+          <w:rStyle w:val="9"/>
+        </w:rPr>
+      </w:pPr>
+      <w:r>
+        <w:rPr>
+          <w:rStyle w:val="9"/>
+        </w:rPr>
+        <w:t>├── fx/</w:t>
+      </w:r>
+    </w:p>
+    <w:p>
+      <w:pPr>
+        <w:pStyle w:val="4"/>
+        <w:keepNext w:val="0"/>
+        <w:keepLines w:val="0"/>
+        <w:widowControl/>
+        <w:suppressLineNumbers w:val="0"/>
+        <w:rPr>
+          <w:rStyle w:val="9"/>
+        </w:rPr>
+      </w:pPr>
+      <w:r>
+        <w:rPr>
+          <w:rStyle w:val="9"/>
+        </w:rPr>
+        <w:t>├── volatility/</w:t>
+      </w:r>
+    </w:p>
+    <w:p>
+      <w:pPr>
+        <w:pStyle w:val="4"/>
+        <w:keepNext w:val="0"/>
+        <w:keepLines w:val="0"/>
+        <w:widowControl/>
+        <w:suppressLineNumbers w:val="0"/>
+      </w:pPr>
+      <w:r>
+        <w:rPr>
+          <w:rStyle w:val="9"/>
+        </w:rPr>
+        <w:t>└── calendar/</w:t>
+      </w:r>
+    </w:p>
+    <w:p>
+      <w:pPr>
+        <w:keepNext w:val="0"/>
+        <w:keepLines w:val="0"/>
+        <w:widowControl/>
+        <w:suppressLineNumbers w:val="0"/>
+      </w:pPr>
+      <w:r>
+        <w:pict>
+          <v:rect id="_x0000_i1076" o:spt="1" style="height:1.5pt;width:432pt;" fillcolor="#A0A0A0" filled="t" stroked="f" coordsize="21600,21600" o:hr="t" o:hrstd="t" o:hralign="center">
+            <v:path/>
+            <v:fill on="t" focussize="0,0"/>
+            <v:stroke on="f"/>
+            <v:imagedata o:title=""/>
+            <o:lock v:ext="edit"/>
+            <w10:wrap type="none"/>
+            <w10:anchorlock/>
+          </v:rect>
+        </w:pict>
+      </w:r>
+    </w:p>
+    <w:p>
+      <w:pPr>
+        <w:pStyle w:val="3"/>
+        <w:keepNext w:val="0"/>
+        <w:keepLines w:val="0"/>
+        <w:widowControl/>
+        <w:suppressLineNumbers w:val="0"/>
+      </w:pPr>
+      <w:r>
+        <w:t>1 economic</w:t>
+      </w:r>
+    </w:p>
+    <w:p>
+      <w:pPr>
+        <w:pStyle w:val="5"/>
+        <w:keepNext w:val="0"/>
+        <w:keepLines w:val="0"/>
+        <w:widowControl/>
+        <w:suppressLineNumbers w:val="0"/>
+      </w:pPr>
+      <w:r>
+        <w:t>经济指标</w:t>
+      </w:r>
+    </w:p>
+    <w:p>
+      <w:pPr>
+        <w:pStyle w:val="5"/>
+        <w:keepNext w:val="0"/>
+        <w:keepLines w:val="0"/>
+        <w:widowControl/>
+        <w:suppressLineNumbers w:val="0"/>
+      </w:pPr>
+      <w:r>
+        <w:t>例如：</w:t>
+      </w:r>
+    </w:p>
+    <w:p>
+      <w:pPr>
+        <w:pStyle w:val="4"/>
+        <w:keepNext w:val="0"/>
+        <w:keepLines w:val="0"/>
+        <w:widowControl/>
+        <w:suppressLineNumbers w:val="0"/>
+        <w:rPr>
+          <w:rStyle w:val="9"/>
+        </w:rPr>
+      </w:pPr>
+      <w:r>
+        <w:rPr>
+          <w:rStyle w:val="9"/>
+        </w:rPr>
+        <w:t>GDP</w:t>
+      </w:r>
+    </w:p>
+    <w:p>
+      <w:pPr>
+        <w:pStyle w:val="4"/>
+        <w:keepNext w:val="0"/>
+        <w:keepLines w:val="0"/>
+        <w:widowControl/>
+        <w:suppressLineNumbers w:val="0"/>
+        <w:rPr>
+          <w:rStyle w:val="9"/>
+        </w:rPr>
+      </w:pPr>
+    </w:p>
+    <w:p>
+      <w:pPr>
+        <w:pStyle w:val="4"/>
+        <w:keepNext w:val="0"/>
+        <w:keepLines w:val="0"/>
+        <w:widowControl/>
+        <w:suppressLineNumbers w:val="0"/>
+        <w:rPr>
+          <w:rStyle w:val="9"/>
+        </w:rPr>
+      </w:pPr>
+      <w:r>
+        <w:rPr>
+          <w:rStyle w:val="9"/>
+        </w:rPr>
+        <w:t>CPI</w:t>
+      </w:r>
+    </w:p>
+    <w:p>
+      <w:pPr>
+        <w:pStyle w:val="4"/>
+        <w:keepNext w:val="0"/>
+        <w:keepLines w:val="0"/>
+        <w:widowControl/>
+        <w:suppressLineNumbers w:val="0"/>
+        <w:rPr>
+          <w:rStyle w:val="9"/>
+        </w:rPr>
+      </w:pPr>
+    </w:p>
+    <w:p>
+      <w:pPr>
+        <w:pStyle w:val="4"/>
+        <w:keepNext w:val="0"/>
+        <w:keepLines w:val="0"/>
+        <w:widowControl/>
+        <w:suppressLineNumbers w:val="0"/>
+        <w:rPr>
+          <w:rStyle w:val="9"/>
+        </w:rPr>
+      </w:pPr>
+      <w:r>
+        <w:rPr>
+          <w:rStyle w:val="9"/>
+        </w:rPr>
+        <w:t>PPI</w:t>
+      </w:r>
+    </w:p>
+    <w:p>
+      <w:pPr>
+        <w:pStyle w:val="4"/>
+        <w:keepNext w:val="0"/>
+        <w:keepLines w:val="0"/>
+        <w:widowControl/>
+        <w:suppressLineNumbers w:val="0"/>
+        <w:rPr>
+          <w:rStyle w:val="9"/>
+        </w:rPr>
+      </w:pPr>
+    </w:p>
+    <w:p>
+      <w:pPr>
+        <w:pStyle w:val="4"/>
+        <w:keepNext w:val="0"/>
+        <w:keepLines w:val="0"/>
+        <w:widowControl/>
+        <w:suppressLineNumbers w:val="0"/>
+        <w:rPr>
+          <w:rStyle w:val="9"/>
+        </w:rPr>
+      </w:pPr>
+      <w:r>
+        <w:rPr>
+          <w:rStyle w:val="9"/>
+        </w:rPr>
+        <w:t>PMI</w:t>
+      </w:r>
+    </w:p>
+    <w:p>
+      <w:pPr>
+        <w:pStyle w:val="4"/>
+        <w:keepNext w:val="0"/>
+        <w:keepLines w:val="0"/>
+        <w:widowControl/>
+        <w:suppressLineNumbers w:val="0"/>
+        <w:rPr>
+          <w:rStyle w:val="9"/>
+        </w:rPr>
+      </w:pPr>
+    </w:p>
+    <w:p>
+      <w:pPr>
+        <w:pStyle w:val="4"/>
+        <w:keepNext w:val="0"/>
+        <w:keepLines w:val="0"/>
+        <w:widowControl/>
+        <w:suppressLineNumbers w:val="0"/>
+      </w:pPr>
+      <w:r>
+        <w:rPr>
+          <w:rStyle w:val="9"/>
+        </w:rPr>
+        <w:t>Unemployment</w:t>
+      </w:r>
+    </w:p>
+    <w:p>
+      <w:pPr>
+        <w:pStyle w:val="5"/>
+        <w:keepNext w:val="0"/>
+        <w:keepLines w:val="0"/>
+        <w:widowControl/>
+        <w:suppressLineNumbers w:val="0"/>
+      </w:pPr>
+      <w:r>
+        <w:t>存储：</w:t>
+      </w:r>
+    </w:p>
+    <w:p>
+      <w:pPr>
+        <w:pStyle w:val="4"/>
+        <w:keepNext w:val="0"/>
+        <w:keepLines w:val="0"/>
+        <w:widowControl/>
+        <w:suppressLineNumbers w:val="0"/>
+        <w:rPr>
+          <w:rStyle w:val="9"/>
+        </w:rPr>
+      </w:pPr>
+      <w:r>
+        <w:rPr>
+          <w:rStyle w:val="9"/>
+        </w:rPr>
+        <w:t>{</w:t>
+      </w:r>
+    </w:p>
+    <w:p>
+      <w:pPr>
+        <w:pStyle w:val="4"/>
+        <w:keepNext w:val="0"/>
+        <w:keepLines w:val="0"/>
+        <w:widowControl/>
+        <w:suppressLineNumbers w:val="0"/>
+        <w:rPr>
+          <w:rStyle w:val="9"/>
+        </w:rPr>
+      </w:pPr>
+      <w:r>
+        <w:rPr>
+          <w:rStyle w:val="9"/>
+        </w:rPr>
+        <w:t xml:space="preserve">    indicator:"CPI",</w:t>
+      </w:r>
+    </w:p>
+    <w:p>
+      <w:pPr>
+        <w:pStyle w:val="4"/>
+        <w:keepNext w:val="0"/>
+        <w:keepLines w:val="0"/>
+        <w:widowControl/>
+        <w:suppressLineNumbers w:val="0"/>
+        <w:rPr>
+          <w:rStyle w:val="9"/>
+        </w:rPr>
+      </w:pPr>
+    </w:p>
+    <w:p>
+      <w:pPr>
+        <w:pStyle w:val="4"/>
+        <w:keepNext w:val="0"/>
+        <w:keepLines w:val="0"/>
+        <w:widowControl/>
+        <w:suppressLineNumbers w:val="0"/>
+        <w:rPr>
+          <w:rStyle w:val="9"/>
+        </w:rPr>
+      </w:pPr>
+      <w:r>
+        <w:rPr>
+          <w:rStyle w:val="9"/>
+        </w:rPr>
+        <w:t xml:space="preserve">    date:"2025-01",</w:t>
+      </w:r>
+    </w:p>
+    <w:p>
+      <w:pPr>
+        <w:pStyle w:val="4"/>
+        <w:keepNext w:val="0"/>
+        <w:keepLines w:val="0"/>
+        <w:widowControl/>
+        <w:suppressLineNumbers w:val="0"/>
+        <w:rPr>
+          <w:rStyle w:val="9"/>
+        </w:rPr>
+      </w:pPr>
+    </w:p>
+    <w:p>
+      <w:pPr>
+        <w:pStyle w:val="4"/>
+        <w:keepNext w:val="0"/>
+        <w:keepLines w:val="0"/>
+        <w:widowControl/>
+        <w:suppressLineNumbers w:val="0"/>
+        <w:rPr>
+          <w:rStyle w:val="9"/>
+        </w:rPr>
+      </w:pPr>
+      <w:r>
+        <w:rPr>
+          <w:rStyle w:val="9"/>
+        </w:rPr>
+        <w:t xml:space="preserve">    value:3.2</w:t>
+      </w:r>
+    </w:p>
+    <w:p>
+      <w:pPr>
+        <w:pStyle w:val="4"/>
+        <w:keepNext w:val="0"/>
+        <w:keepLines w:val="0"/>
+        <w:widowControl/>
+        <w:suppressLineNumbers w:val="0"/>
+      </w:pPr>
+      <w:r>
+        <w:rPr>
+          <w:rStyle w:val="9"/>
+        </w:rPr>
+        <w:t>}</w:t>
+      </w:r>
+    </w:p>
+    <w:p>
+      <w:pPr>
+        <w:keepNext w:val="0"/>
+        <w:keepLines w:val="0"/>
+        <w:widowControl/>
+        <w:suppressLineNumbers w:val="0"/>
+      </w:pPr>
+      <w:r>
+        <w:pict>
+          <v:rect id="_x0000_i1077" o:spt="1" style="height:1.5pt;width:432pt;" fillcolor="#A0A0A0" filled="t" stroked="f" coordsize="21600,21600" o:hr="t" o:hrstd="t" o:hralign="center">
+            <v:path/>
+            <v:fill on="t" focussize="0,0"/>
+            <v:stroke on="f"/>
+            <v:imagedata o:title=""/>
+            <o:lock v:ext="edit"/>
+            <w10:wrap type="none"/>
+            <w10:anchorlock/>
+          </v:rect>
+        </w:pict>
+      </w:r>
+    </w:p>
+    <w:p>
+      <w:pPr>
+        <w:pStyle w:val="5"/>
+        <w:keepNext w:val="0"/>
+        <w:keepLines w:val="0"/>
+        <w:widowControl/>
+        <w:suppressLineNumbers w:val="0"/>
+      </w:pPr>
+      <w:r>
+        <w:t>很多策略都会用。</w:t>
+      </w:r>
+    </w:p>
+    <w:p>
+      <w:pPr>
+        <w:keepNext w:val="0"/>
+        <w:keepLines w:val="0"/>
+        <w:widowControl/>
+        <w:suppressLineNumbers w:val="0"/>
+      </w:pPr>
+      <w:r>
+        <w:pict>
+          <v:rect id="_x0000_i1078" o:spt="1" style="height:1.5pt;width:432pt;" fillcolor="#A0A0A0" filled="t" stroked="f" coordsize="21600,21600" o:hr="t" o:hrstd="t" o:hralign="center">
+            <v:path/>
+            <v:fill on="t" focussize="0,0"/>
+            <v:stroke on="f"/>
+            <v:imagedata o:title=""/>
+            <o:lock v:ext="edit"/>
+            <w10:wrap type="none"/>
+            <w10:anchorlock/>
+          </v:rect>
+        </w:pict>
+      </w:r>
+    </w:p>
+    <w:p>
+      <w:pPr>
+        <w:pStyle w:val="3"/>
+        <w:keepNext w:val="0"/>
+        <w:keepLines w:val="0"/>
+        <w:widowControl/>
+        <w:suppressLineNumbers w:val="0"/>
+      </w:pPr>
+      <w:r>
+        <w:t>2 rates</w:t>
+      </w:r>
+    </w:p>
+    <w:p>
+      <w:pPr>
+        <w:pStyle w:val="5"/>
+        <w:keepNext w:val="0"/>
+        <w:keepLines w:val="0"/>
+        <w:widowControl/>
+        <w:suppressLineNumbers w:val="0"/>
+      </w:pPr>
+      <w:r>
+        <w:t>利率</w:t>
+      </w:r>
+    </w:p>
+    <w:p>
+      <w:pPr>
+        <w:pStyle w:val="5"/>
+        <w:keepNext w:val="0"/>
+        <w:keepLines w:val="0"/>
+        <w:widowControl/>
+        <w:suppressLineNumbers w:val="0"/>
+      </w:pPr>
+      <w:r>
+        <w:t>例如：</w:t>
+      </w:r>
+    </w:p>
+    <w:p>
+      <w:pPr>
+        <w:pStyle w:val="4"/>
+        <w:keepNext w:val="0"/>
+        <w:keepLines w:val="0"/>
+        <w:widowControl/>
+        <w:suppressLineNumbers w:val="0"/>
+        <w:rPr>
+          <w:rStyle w:val="9"/>
+        </w:rPr>
+      </w:pPr>
+      <w:r>
+        <w:rPr>
+          <w:rStyle w:val="9"/>
+        </w:rPr>
+        <w:t>Fed Funds Rate</w:t>
+      </w:r>
+    </w:p>
+    <w:p>
+      <w:pPr>
+        <w:pStyle w:val="4"/>
+        <w:keepNext w:val="0"/>
+        <w:keepLines w:val="0"/>
+        <w:widowControl/>
+        <w:suppressLineNumbers w:val="0"/>
+        <w:rPr>
+          <w:rStyle w:val="9"/>
+        </w:rPr>
+      </w:pPr>
+    </w:p>
+    <w:p>
+      <w:pPr>
+        <w:pStyle w:val="4"/>
+        <w:keepNext w:val="0"/>
+        <w:keepLines w:val="0"/>
+        <w:widowControl/>
+        <w:suppressLineNumbers w:val="0"/>
+        <w:rPr>
+          <w:rStyle w:val="9"/>
+        </w:rPr>
+      </w:pPr>
+      <w:r>
+        <w:rPr>
+          <w:rStyle w:val="9"/>
+        </w:rPr>
+        <w:t>SOFR</w:t>
+      </w:r>
+    </w:p>
+    <w:p>
+      <w:pPr>
+        <w:pStyle w:val="4"/>
+        <w:keepNext w:val="0"/>
+        <w:keepLines w:val="0"/>
+        <w:widowControl/>
+        <w:suppressLineNumbers w:val="0"/>
+        <w:rPr>
+          <w:rStyle w:val="9"/>
+        </w:rPr>
+      </w:pPr>
+    </w:p>
+    <w:p>
+      <w:pPr>
+        <w:pStyle w:val="4"/>
+        <w:keepNext w:val="0"/>
+        <w:keepLines w:val="0"/>
+        <w:widowControl/>
+        <w:suppressLineNumbers w:val="0"/>
+      </w:pPr>
+      <w:r>
+        <w:rPr>
+          <w:rStyle w:val="9"/>
+        </w:rPr>
+        <w:t>国债收益率</w:t>
+      </w:r>
+    </w:p>
+    <w:p>
+      <w:pPr>
+        <w:pStyle w:val="5"/>
+        <w:keepNext w:val="0"/>
+        <w:keepLines w:val="0"/>
+        <w:widowControl/>
+        <w:suppressLineNumbers w:val="0"/>
+      </w:pPr>
+      <w:r>
+        <w:t>存：</w:t>
+      </w:r>
+    </w:p>
+    <w:p>
+      <w:pPr>
+        <w:pStyle w:val="4"/>
+        <w:keepNext w:val="0"/>
+        <w:keepLines w:val="0"/>
+        <w:widowControl/>
+        <w:suppressLineNumbers w:val="0"/>
+        <w:rPr>
+          <w:rStyle w:val="9"/>
+        </w:rPr>
+      </w:pPr>
+      <w:r>
+        <w:rPr>
+          <w:rStyle w:val="9"/>
+        </w:rPr>
+        <w:t>{</w:t>
+      </w:r>
+    </w:p>
+    <w:p>
+      <w:pPr>
+        <w:pStyle w:val="4"/>
+        <w:keepNext w:val="0"/>
+        <w:keepLines w:val="0"/>
+        <w:widowControl/>
+        <w:suppressLineNumbers w:val="0"/>
+        <w:rPr>
+          <w:rStyle w:val="9"/>
+        </w:rPr>
+      </w:pPr>
+      <w:r>
+        <w:rPr>
+          <w:rStyle w:val="9"/>
+        </w:rPr>
+        <w:t xml:space="preserve">    tenor:"10Y",</w:t>
+      </w:r>
+    </w:p>
+    <w:p>
+      <w:pPr>
+        <w:pStyle w:val="4"/>
+        <w:keepNext w:val="0"/>
+        <w:keepLines w:val="0"/>
+        <w:widowControl/>
+        <w:suppressLineNumbers w:val="0"/>
+        <w:rPr>
+          <w:rStyle w:val="9"/>
+        </w:rPr>
+      </w:pPr>
+    </w:p>
+    <w:p>
+      <w:pPr>
+        <w:pStyle w:val="4"/>
+        <w:keepNext w:val="0"/>
+        <w:keepLines w:val="0"/>
+        <w:widowControl/>
+        <w:suppressLineNumbers w:val="0"/>
+        <w:rPr>
+          <w:rStyle w:val="9"/>
+        </w:rPr>
+      </w:pPr>
+      <w:r>
+        <w:rPr>
+          <w:rStyle w:val="9"/>
+        </w:rPr>
+        <w:t xml:space="preserve">    yield:4.5</w:t>
+      </w:r>
+    </w:p>
+    <w:p>
+      <w:pPr>
+        <w:pStyle w:val="4"/>
+        <w:keepNext w:val="0"/>
+        <w:keepLines w:val="0"/>
+        <w:widowControl/>
+        <w:suppressLineNumbers w:val="0"/>
+      </w:pPr>
+      <w:r>
+        <w:rPr>
+          <w:rStyle w:val="9"/>
+        </w:rPr>
+        <w:t>}</w:t>
+      </w:r>
+    </w:p>
+    <w:p>
+      <w:pPr>
+        <w:keepNext w:val="0"/>
+        <w:keepLines w:val="0"/>
+        <w:widowControl/>
+        <w:suppressLineNumbers w:val="0"/>
+      </w:pPr>
+      <w:r>
+        <w:pict>
+          <v:rect id="_x0000_i1079" o:spt="1" style="height:1.5pt;width:432pt;" fillcolor="#A0A0A0" filled="t" stroked="f" coordsize="21600,21600" o:hr="t" o:hrstd="t" o:hralign="center">
+            <v:path/>
+            <v:fill on="t" focussize="0,0"/>
+            <v:stroke on="f"/>
+            <v:imagedata o:title=""/>
+            <o:lock v:ext="edit"/>
+            <w10:wrap type="none"/>
+            <w10:anchorlock/>
+          </v:rect>
+        </w:pict>
+      </w:r>
+    </w:p>
+    <w:p>
+      <w:pPr>
+        <w:pStyle w:val="5"/>
+        <w:keepNext w:val="0"/>
+        <w:keepLines w:val="0"/>
+        <w:widowControl/>
+        <w:suppressLineNumbers w:val="0"/>
+      </w:pPr>
+      <w:r>
+        <w:t>后面可以计算：</w:t>
+      </w:r>
+    </w:p>
+    <w:p>
+      <w:pPr>
+        <w:pStyle w:val="4"/>
+        <w:keepNext w:val="0"/>
+        <w:keepLines w:val="0"/>
+        <w:widowControl/>
+        <w:suppressLineNumbers w:val="0"/>
+        <w:rPr>
+          <w:rStyle w:val="9"/>
+        </w:rPr>
+      </w:pPr>
+      <w:r>
+        <w:rPr>
+          <w:rStyle w:val="9"/>
+        </w:rPr>
+        <w:t>收益率曲线</w:t>
+      </w:r>
+    </w:p>
+    <w:p>
+      <w:pPr>
+        <w:pStyle w:val="4"/>
+        <w:keepNext w:val="0"/>
+        <w:keepLines w:val="0"/>
+        <w:widowControl/>
+        <w:suppressLineNumbers w:val="0"/>
+      </w:pPr>
+      <w:r>
+        <w:rPr>
+          <w:rStyle w:val="9"/>
+        </w:rPr>
+        <w:t>倒挂</w:t>
+      </w:r>
+    </w:p>
+    <w:p>
+      <w:pPr>
+        <w:keepNext w:val="0"/>
+        <w:keepLines w:val="0"/>
+        <w:widowControl/>
+        <w:suppressLineNumbers w:val="0"/>
+      </w:pPr>
+      <w:r>
+        <w:pict>
+          <v:rect id="_x0000_i1080" o:spt="1" style="height:1.5pt;width:432pt;" fillcolor="#A0A0A0" filled="t" stroked="f" coordsize="21600,21600" o:hr="t" o:hrstd="t" o:hralign="center">
+            <v:path/>
+            <v:fill on="t" focussize="0,0"/>
+            <v:stroke on="f"/>
+            <v:imagedata o:title=""/>
+            <o:lock v:ext="edit"/>
+            <w10:wrap type="none"/>
+            <w10:anchorlock/>
+          </v:rect>
+        </w:pict>
+      </w:r>
+    </w:p>
+    <w:p>
+      <w:pPr>
+        <w:pStyle w:val="3"/>
+        <w:keepNext w:val="0"/>
+        <w:keepLines w:val="0"/>
+        <w:widowControl/>
+        <w:suppressLineNumbers w:val="0"/>
+      </w:pPr>
+      <w:r>
+        <w:t>3 commodities</w:t>
+      </w:r>
+    </w:p>
+    <w:p>
+      <w:pPr>
+        <w:pStyle w:val="5"/>
+        <w:keepNext w:val="0"/>
+        <w:keepLines w:val="0"/>
+        <w:widowControl/>
+        <w:suppressLineNumbers w:val="0"/>
+      </w:pPr>
+      <w:r>
+        <w:t>大宗商品</w:t>
+      </w:r>
+    </w:p>
+    <w:p>
+      <w:pPr>
+        <w:pStyle w:val="5"/>
+        <w:keepNext w:val="0"/>
+        <w:keepLines w:val="0"/>
+        <w:widowControl/>
+        <w:suppressLineNumbers w:val="0"/>
+      </w:pPr>
+      <w:r>
+        <w:t>例如：</w:t>
+      </w:r>
+    </w:p>
+    <w:p>
+      <w:pPr>
+        <w:pStyle w:val="4"/>
+        <w:keepNext w:val="0"/>
+        <w:keepLines w:val="0"/>
+        <w:widowControl/>
+        <w:suppressLineNumbers w:val="0"/>
+        <w:rPr>
+          <w:rStyle w:val="9"/>
+        </w:rPr>
+      </w:pPr>
+      <w:r>
+        <w:rPr>
+          <w:rStyle w:val="9"/>
+        </w:rPr>
+        <w:t>黄金</w:t>
+      </w:r>
+    </w:p>
+    <w:p>
+      <w:pPr>
+        <w:pStyle w:val="4"/>
+        <w:keepNext w:val="0"/>
+        <w:keepLines w:val="0"/>
+        <w:widowControl/>
+        <w:suppressLineNumbers w:val="0"/>
+        <w:rPr>
+          <w:rStyle w:val="9"/>
+        </w:rPr>
+      </w:pPr>
+    </w:p>
+    <w:p>
+      <w:pPr>
+        <w:pStyle w:val="4"/>
+        <w:keepNext w:val="0"/>
+        <w:keepLines w:val="0"/>
+        <w:widowControl/>
+        <w:suppressLineNumbers w:val="0"/>
+        <w:rPr>
+          <w:rStyle w:val="9"/>
+        </w:rPr>
+      </w:pPr>
+      <w:r>
+        <w:rPr>
+          <w:rStyle w:val="9"/>
+        </w:rPr>
+        <w:t>原油</w:t>
+      </w:r>
+    </w:p>
+    <w:p>
+      <w:pPr>
+        <w:pStyle w:val="4"/>
+        <w:keepNext w:val="0"/>
+        <w:keepLines w:val="0"/>
+        <w:widowControl/>
+        <w:suppressLineNumbers w:val="0"/>
+        <w:rPr>
+          <w:rStyle w:val="9"/>
+        </w:rPr>
+      </w:pPr>
+    </w:p>
+    <w:p>
+      <w:pPr>
+        <w:pStyle w:val="4"/>
+        <w:keepNext w:val="0"/>
+        <w:keepLines w:val="0"/>
+        <w:widowControl/>
+        <w:suppressLineNumbers w:val="0"/>
+        <w:rPr>
+          <w:rStyle w:val="9"/>
+        </w:rPr>
+      </w:pPr>
+      <w:r>
+        <w:rPr>
+          <w:rStyle w:val="9"/>
+        </w:rPr>
+        <w:t>天然气</w:t>
+      </w:r>
+    </w:p>
+    <w:p>
+      <w:pPr>
+        <w:pStyle w:val="4"/>
+        <w:keepNext w:val="0"/>
+        <w:keepLines w:val="0"/>
+        <w:widowControl/>
+        <w:suppressLineNumbers w:val="0"/>
+        <w:rPr>
+          <w:rStyle w:val="9"/>
+        </w:rPr>
+      </w:pPr>
+    </w:p>
+    <w:p>
+      <w:pPr>
+        <w:pStyle w:val="4"/>
+        <w:keepNext w:val="0"/>
+        <w:keepLines w:val="0"/>
+        <w:widowControl/>
+        <w:suppressLineNumbers w:val="0"/>
+      </w:pPr>
+      <w:r>
+        <w:rPr>
+          <w:rStyle w:val="9"/>
+        </w:rPr>
+        <w:t>铜</w:t>
+      </w:r>
+    </w:p>
+    <w:p>
+      <w:pPr>
+        <w:pStyle w:val="5"/>
+        <w:keepNext w:val="0"/>
+        <w:keepLines w:val="0"/>
+        <w:widowControl/>
+        <w:suppressLineNumbers w:val="0"/>
+      </w:pPr>
+      <w:r>
+        <w:t>存原始价格。</w:t>
+      </w:r>
+    </w:p>
+    <w:p>
+      <w:pPr>
+        <w:keepNext w:val="0"/>
+        <w:keepLines w:val="0"/>
+        <w:widowControl/>
+        <w:suppressLineNumbers w:val="0"/>
+      </w:pPr>
+      <w:r>
+        <w:pict>
+          <v:rect id="_x0000_i1081" o:spt="1" style="height:1.5pt;width:432pt;" fillcolor="#A0A0A0" filled="t" stroked="f" coordsize="21600,21600" o:hr="t" o:hrstd="t" o:hralign="center">
+            <v:path/>
+            <v:fill on="t" focussize="0,0"/>
+            <v:stroke on="f"/>
+            <v:imagedata o:title=""/>
+            <o:lock v:ext="edit"/>
+            <w10:wrap type="none"/>
+            <w10:anchorlock/>
+          </v:rect>
+        </w:pict>
+      </w:r>
+    </w:p>
+    <w:p>
+      <w:pPr>
+        <w:pStyle w:val="3"/>
+        <w:keepNext w:val="0"/>
+        <w:keepLines w:val="0"/>
+        <w:widowControl/>
+        <w:suppressLineNumbers w:val="0"/>
+      </w:pPr>
+      <w:r>
+        <w:t>4 fx</w:t>
+      </w:r>
+    </w:p>
+    <w:p>
+      <w:pPr>
+        <w:pStyle w:val="5"/>
+        <w:keepNext w:val="0"/>
+        <w:keepLines w:val="0"/>
+        <w:widowControl/>
+        <w:suppressLineNumbers w:val="0"/>
+      </w:pPr>
+      <w:r>
+        <w:t>汇率</w:t>
+      </w:r>
+    </w:p>
+    <w:p>
+      <w:pPr>
+        <w:pStyle w:val="5"/>
+        <w:keepNext w:val="0"/>
+        <w:keepLines w:val="0"/>
+        <w:widowControl/>
+        <w:suppressLineNumbers w:val="0"/>
+      </w:pPr>
+      <w:r>
+        <w:t>例如：</w:t>
+      </w:r>
+    </w:p>
+    <w:p>
+      <w:pPr>
+        <w:pStyle w:val="4"/>
+        <w:keepNext w:val="0"/>
+        <w:keepLines w:val="0"/>
+        <w:widowControl/>
+        <w:suppressLineNumbers w:val="0"/>
+        <w:rPr>
+          <w:rStyle w:val="9"/>
+        </w:rPr>
+      </w:pPr>
+      <w:r>
+        <w:rPr>
+          <w:rStyle w:val="9"/>
+        </w:rPr>
+        <w:t>USD/CNY</w:t>
+      </w:r>
+    </w:p>
+    <w:p>
+      <w:pPr>
+        <w:pStyle w:val="4"/>
+        <w:keepNext w:val="0"/>
+        <w:keepLines w:val="0"/>
+        <w:widowControl/>
+        <w:suppressLineNumbers w:val="0"/>
+        <w:rPr>
+          <w:rStyle w:val="9"/>
+        </w:rPr>
+      </w:pPr>
+    </w:p>
+    <w:p>
+      <w:pPr>
+        <w:pStyle w:val="4"/>
+        <w:keepNext w:val="0"/>
+        <w:keepLines w:val="0"/>
+        <w:widowControl/>
+        <w:suppressLineNumbers w:val="0"/>
+        <w:rPr>
+          <w:rStyle w:val="9"/>
+        </w:rPr>
+      </w:pPr>
+      <w:r>
+        <w:rPr>
+          <w:rStyle w:val="9"/>
+        </w:rPr>
+        <w:t>EUR/USD</w:t>
+      </w:r>
+    </w:p>
+    <w:p>
+      <w:pPr>
+        <w:pStyle w:val="4"/>
+        <w:keepNext w:val="0"/>
+        <w:keepLines w:val="0"/>
+        <w:widowControl/>
+        <w:suppressLineNumbers w:val="0"/>
+        <w:rPr>
+          <w:rStyle w:val="9"/>
+        </w:rPr>
+      </w:pPr>
+    </w:p>
+    <w:p>
+      <w:pPr>
+        <w:pStyle w:val="4"/>
+        <w:keepNext w:val="0"/>
+        <w:keepLines w:val="0"/>
+        <w:widowControl/>
+        <w:suppressLineNumbers w:val="0"/>
+      </w:pPr>
+      <w:r>
+        <w:rPr>
+          <w:rStyle w:val="9"/>
+        </w:rPr>
+        <w:t>USD/JPY</w:t>
+      </w:r>
+    </w:p>
+    <w:p>
+      <w:pPr>
+        <w:keepNext w:val="0"/>
+        <w:keepLines w:val="0"/>
+        <w:widowControl/>
+        <w:suppressLineNumbers w:val="0"/>
+      </w:pPr>
+      <w:r>
+        <w:pict>
+          <v:rect id="_x0000_i1082" o:spt="1" style="height:1.5pt;width:432pt;" fillcolor="#A0A0A0" filled="t" stroked="f" coordsize="21600,21600" o:hr="t" o:hrstd="t" o:hralign="center">
+            <v:path/>
+            <v:fill on="t" focussize="0,0"/>
+            <v:stroke on="f"/>
+            <v:imagedata o:title=""/>
+            <o:lock v:ext="edit"/>
+            <w10:wrap type="none"/>
+            <w10:anchorlock/>
+          </v:rect>
+        </w:pict>
+      </w:r>
+    </w:p>
+    <w:p>
+      <w:pPr>
+        <w:pStyle w:val="5"/>
+        <w:keepNext w:val="0"/>
+        <w:keepLines w:val="0"/>
+        <w:widowControl/>
+        <w:suppressLineNumbers w:val="0"/>
+      </w:pPr>
+      <w:r>
+        <w:t>很多市场都有联动。</w:t>
+      </w:r>
+    </w:p>
+    <w:p>
+      <w:pPr>
+        <w:pStyle w:val="5"/>
+        <w:keepNext w:val="0"/>
+        <w:keepLines w:val="0"/>
+        <w:widowControl/>
+        <w:suppressLineNumbers w:val="0"/>
+      </w:pPr>
+      <w:r>
+        <w:t>例如：</w:t>
+      </w:r>
+    </w:p>
+    <w:p>
+      <w:pPr>
+        <w:pStyle w:val="4"/>
+        <w:keepNext w:val="0"/>
+        <w:keepLines w:val="0"/>
+        <w:widowControl/>
+        <w:suppressLineNumbers w:val="0"/>
+        <w:rPr>
+          <w:rStyle w:val="9"/>
+        </w:rPr>
+      </w:pPr>
+      <w:r>
+        <w:rPr>
+          <w:rStyle w:val="9"/>
+        </w:rPr>
+        <w:t>美元指数上涨</w:t>
+      </w:r>
+    </w:p>
+    <w:p>
+      <w:pPr>
+        <w:pStyle w:val="4"/>
+        <w:keepNext w:val="0"/>
+        <w:keepLines w:val="0"/>
+        <w:widowControl/>
+        <w:suppressLineNumbers w:val="0"/>
+        <w:rPr>
+          <w:rStyle w:val="9"/>
+        </w:rPr>
+      </w:pPr>
+    </w:p>
+    <w:p>
+      <w:pPr>
+        <w:pStyle w:val="4"/>
+        <w:keepNext w:val="0"/>
+        <w:keepLines w:val="0"/>
+        <w:widowControl/>
+        <w:suppressLineNumbers w:val="0"/>
+        <w:rPr>
+          <w:rStyle w:val="9"/>
+        </w:rPr>
+      </w:pPr>
+      <w:r>
+        <w:rPr>
+          <w:rStyle w:val="9"/>
+        </w:rPr>
+        <w:t>黄金下跌</w:t>
+      </w:r>
+    </w:p>
+    <w:p>
+      <w:pPr>
+        <w:pStyle w:val="4"/>
+        <w:keepNext w:val="0"/>
+        <w:keepLines w:val="0"/>
+        <w:widowControl/>
+        <w:suppressLineNumbers w:val="0"/>
+        <w:rPr>
+          <w:rStyle w:val="9"/>
+        </w:rPr>
+      </w:pPr>
+    </w:p>
+    <w:p>
+      <w:pPr>
+        <w:pStyle w:val="4"/>
+        <w:keepNext w:val="0"/>
+        <w:keepLines w:val="0"/>
+        <w:widowControl/>
+        <w:suppressLineNumbers w:val="0"/>
+      </w:pPr>
+      <w:r>
+        <w:rPr>
+          <w:rStyle w:val="9"/>
+        </w:rPr>
+        <w:t>纳斯达克下跌</w:t>
+      </w:r>
+    </w:p>
+    <w:p>
+      <w:pPr>
+        <w:keepNext w:val="0"/>
+        <w:keepLines w:val="0"/>
+        <w:widowControl/>
+        <w:suppressLineNumbers w:val="0"/>
+      </w:pPr>
+      <w:r>
+        <w:pict>
+          <v:rect id="_x0000_i1083" o:spt="1" style="height:1.5pt;width:432pt;" fillcolor="#A0A0A0" filled="t" stroked="f" coordsize="21600,21600" o:hr="t" o:hrstd="t" o:hralign="center">
+            <v:path/>
+            <v:fill on="t" focussize="0,0"/>
+            <v:stroke on="f"/>
+            <v:imagedata o:title=""/>
+            <o:lock v:ext="edit"/>
+            <w10:wrap type="none"/>
+            <w10:anchorlock/>
+          </v:rect>
+        </w:pict>
+      </w:r>
+    </w:p>
+    <w:p>
+      <w:pPr>
+        <w:pStyle w:val="3"/>
+        <w:keepNext w:val="0"/>
+        <w:keepLines w:val="0"/>
+        <w:widowControl/>
+        <w:suppressLineNumbers w:val="0"/>
+      </w:pPr>
+      <w:r>
+        <w:t>5 volatility</w:t>
+      </w:r>
+    </w:p>
+    <w:p>
+      <w:pPr>
+        <w:pStyle w:val="5"/>
+        <w:keepNext w:val="0"/>
+        <w:keepLines w:val="0"/>
+        <w:widowControl/>
+        <w:suppressLineNumbers w:val="0"/>
+      </w:pPr>
+      <w:r>
+        <w:t>波动率数据</w:t>
+      </w:r>
+    </w:p>
+    <w:p>
+      <w:pPr>
+        <w:pStyle w:val="5"/>
+        <w:keepNext w:val="0"/>
+        <w:keepLines w:val="0"/>
+        <w:widowControl/>
+        <w:suppressLineNumbers w:val="0"/>
+      </w:pPr>
+      <w:r>
+        <w:t>例如：</w:t>
+      </w:r>
+    </w:p>
+    <w:tbl>
+      <w:tblPr>
+        <w:tblW w:w="0" w:type="auto"/>
+        <w:tblCellSpacing w:w="15" w:type="dxa"/>
+        <w:tblInd w:w="0" w:type="dxa"/>
+        <w:tblBorders>
+          <w:top w:val="none" w:color="auto" w:sz="0" w:space="0"/>
+          <w:left w:val="none" w:color="auto" w:sz="0" w:space="0"/>
+          <w:bottom w:val="none" w:color="auto" w:sz="0" w:space="0"/>
+          <w:right w:val="none" w:color="auto" w:sz="0" w:space="0"/>
+          <w:insideH w:val="none" w:color="auto" w:sz="0" w:space="0"/>
+          <w:insideV w:val="none" w:color="auto" w:sz="0" w:space="0"/>
+        </w:tblBorders>
+        <w:shd w:val="clear"/>
+        <w:tblLayout w:type="autofit"/>
+        <w:tblCellMar>
+          <w:top w:w="15" w:type="dxa"/>
+          <w:left w:w="15" w:type="dxa"/>
+          <w:bottom w:w="15" w:type="dxa"/>
+          <w:right w:w="15" w:type="dxa"/>
+        </w:tblCellMar>
+      </w:tblPr>
+      <w:tblGrid>
+        <w:gridCol w:w="1275"/>
+        <w:gridCol w:w="555"/>
+      </w:tblGrid>
+      <w:tr>
+        <w:tblPrEx>
+          <w:tblBorders>
+            <w:top w:val="none" w:color="auto" w:sz="0" w:space="0"/>
+            <w:left w:val="none" w:color="auto" w:sz="0" w:space="0"/>
+            <w:bottom w:val="none" w:color="auto" w:sz="0" w:space="0"/>
+            <w:right w:val="none" w:color="auto" w:sz="0" w:space="0"/>
+            <w:insideH w:val="none" w:color="auto" w:sz="0" w:space="0"/>
+            <w:insideV w:val="none" w:color="auto" w:sz="0" w:space="0"/>
+          </w:tblBorders>
+          <w:shd w:val="clear"/>
+          <w:tblCellMar>
+            <w:top w:w="15" w:type="dxa"/>
+            <w:left w:w="15" w:type="dxa"/>
+            <w:bottom w:w="15" w:type="dxa"/>
+            <w:right w:w="15" w:type="dxa"/>
+          </w:tblCellMar>
+        </w:tblPrEx>
+        <w:trPr>
+          <w:tblHeader/>
+          <w:tblCellSpacing w:w="15" w:type="dxa"/>
+        </w:trPr>
+        <w:tc>
+          <w:tcPr>
+            <w:tcW w:w="0" w:type="auto"/>
+            <w:shd w:val="clear"/>
+            <w:vAlign w:val="center"/>
+          </w:tcPr>
+          <w:p>
+            <w:pPr>
+              <w:keepNext w:val="0"/>
+              <w:keepLines w:val="0"/>
+              <w:widowControl/>
+              <w:suppressLineNumbers w:val="0"/>
+              <w:jc w:val="center"/>
+              <w:rPr>
+                <w:b/>
+                <w:bCs/>
+              </w:rPr>
+            </w:pPr>
+            <w:r>
+              <w:rPr>
+                <w:rFonts w:ascii="宋体" w:hAnsi="宋体" w:eastAsia="宋体" w:cs="宋体"/>
+                <w:b/>
+                <w:bCs/>
+                <w:kern w:val="0"/>
+                <w:sz w:val="24"/>
+                <w:szCs w:val="24"/>
+                <w:lang w:val="en-US" w:eastAsia="zh-CN" w:bidi="ar"/>
+              </w:rPr>
+              <w:t>日期</w:t>
+            </w:r>
+          </w:p>
+        </w:tc>
+        <w:tc>
+          <w:tcPr>
+            <w:tcW w:w="0" w:type="auto"/>
+            <w:shd w:val="clear"/>
+            <w:vAlign w:val="center"/>
+          </w:tcPr>
+          <w:p>
+            <w:pPr>
+              <w:keepNext w:val="0"/>
+              <w:keepLines w:val="0"/>
+              <w:widowControl/>
+              <w:suppressLineNumbers w:val="0"/>
+              <w:jc w:val="center"/>
+              <w:rPr>
+                <w:b/>
+                <w:bCs/>
+              </w:rPr>
+            </w:pPr>
+            <w:r>
+              <w:rPr>
+                <w:rFonts w:ascii="宋体" w:hAnsi="宋体" w:eastAsia="宋体" w:cs="宋体"/>
+                <w:b/>
+                <w:bCs/>
+                <w:kern w:val="0"/>
+                <w:sz w:val="24"/>
+                <w:szCs w:val="24"/>
+                <w:lang w:val="en-US" w:eastAsia="zh-CN" w:bidi="ar"/>
+              </w:rPr>
+              <w:t>VIX</w:t>
+            </w:r>
+          </w:p>
+        </w:tc>
+      </w:tr>
+      <w:tr>
+        <w:tblPrEx>
+          <w:tblBorders>
+            <w:top w:val="none" w:color="auto" w:sz="0" w:space="0"/>
+            <w:left w:val="none" w:color="auto" w:sz="0" w:space="0"/>
+            <w:bottom w:val="none" w:color="auto" w:sz="0" w:space="0"/>
+            <w:right w:val="none" w:color="auto" w:sz="0" w:space="0"/>
+            <w:insideH w:val="none" w:color="auto" w:sz="0" w:space="0"/>
+            <w:insideV w:val="none" w:color="auto" w:sz="0" w:space="0"/>
+          </w:tblBorders>
+          <w:tblCellMar>
+            <w:top w:w="15" w:type="dxa"/>
+            <w:left w:w="15" w:type="dxa"/>
+            <w:bottom w:w="15" w:type="dxa"/>
+            <w:right w:w="15" w:type="dxa"/>
+          </w:tblCellMar>
+        </w:tblPrEx>
+        <w:trPr>
+          <w:tblCellSpacing w:w="15" w:type="dxa"/>
+        </w:trPr>
+        <w:tc>
+          <w:tcPr>
+            <w:tcW w:w="0" w:type="auto"/>
+            <w:shd w:val="clear"/>
+            <w:vAlign w:val="center"/>
+          </w:tcPr>
+          <w:p>
+            <w:pPr>
+              <w:keepNext w:val="0"/>
+              <w:keepLines w:val="0"/>
+              <w:widowControl/>
+              <w:suppressLineNumbers w:val="0"/>
+              <w:jc w:val="left"/>
+            </w:pPr>
+            <w:r>
+              <w:rPr>
+                <w:rFonts w:ascii="宋体" w:hAnsi="宋体" w:eastAsia="宋体" w:cs="宋体"/>
+                <w:kern w:val="0"/>
+                <w:sz w:val="24"/>
+                <w:szCs w:val="24"/>
+                <w:lang w:val="en-US" w:eastAsia="zh-CN" w:bidi="ar"/>
+              </w:rPr>
+              <w:t>2025-01-01</w:t>
+            </w:r>
+          </w:p>
+        </w:tc>
+        <w:tc>
+          <w:tcPr>
+            <w:tcW w:w="0" w:type="auto"/>
+            <w:shd w:val="clear"/>
+            <w:vAlign w:val="center"/>
+          </w:tcPr>
+          <w:p>
+            <w:pPr>
+              <w:keepNext w:val="0"/>
+              <w:keepLines w:val="0"/>
+              <w:widowControl/>
+              <w:suppressLineNumbers w:val="0"/>
+              <w:jc w:val="left"/>
+            </w:pPr>
+            <w:r>
+              <w:rPr>
+                <w:rFonts w:ascii="宋体" w:hAnsi="宋体" w:eastAsia="宋体" w:cs="宋体"/>
+                <w:kern w:val="0"/>
+                <w:sz w:val="24"/>
+                <w:szCs w:val="24"/>
+                <w:lang w:val="en-US" w:eastAsia="zh-CN" w:bidi="ar"/>
+              </w:rPr>
+              <w:t>18.3</w:t>
+            </w:r>
+          </w:p>
+        </w:tc>
+      </w:tr>
+    </w:tbl>
+    <w:p>
+      <w:pPr>
+        <w:keepNext w:val="0"/>
+        <w:keepLines w:val="0"/>
+        <w:widowControl/>
+        <w:suppressLineNumbers w:val="0"/>
+      </w:pPr>
+      <w:r>
+        <w:rPr>
+          <w:sz w:val="24"/>
+          <w:szCs w:val="24"/>
+        </w:rPr>
+        <w:pict>
+          <v:rect id="_x0000_i1084" o:spt="1" style="height:1.5pt;width:432pt;" fillcolor="#A0A0A0" filled="t" stroked="f" coordsize="21600,21600" o:hr="t" o:hrstd="t" o:hralign="center">
+            <v:path/>
+            <v:fill on="t" focussize="0,0"/>
+            <v:stroke on="f"/>
+            <v:imagedata o:title=""/>
+            <o:lock v:ext="edit"/>
+            <w10:wrap type="none"/>
+            <w10:anchorlock/>
+          </v:rect>
+        </w:pict>
+      </w:r>
+    </w:p>
+    <w:p>
+      <w:pPr>
+        <w:pStyle w:val="5"/>
+        <w:keepNext w:val="0"/>
+        <w:keepLines w:val="0"/>
+        <w:widowControl/>
+        <w:suppressLineNumbers w:val="0"/>
+      </w:pPr>
+      <w:r>
+        <w:t>对应：</w:t>
+      </w:r>
+    </w:p>
+    <w:p>
+      <w:pPr>
+        <w:pStyle w:val="5"/>
+        <w:keepNext w:val="0"/>
+        <w:keepLines w:val="0"/>
+        <w:widowControl/>
+        <w:suppressLineNumbers w:val="0"/>
+      </w:pPr>
+      <w:r>
+        <w:t>VIX</w:t>
+      </w:r>
+    </w:p>
+    <w:p>
+      <w:pPr>
+        <w:keepNext w:val="0"/>
+        <w:keepLines w:val="0"/>
+        <w:widowControl/>
+        <w:suppressLineNumbers w:val="0"/>
+      </w:pPr>
+      <w:r>
+        <w:pict>
+          <v:rect id="_x0000_i1085" o:spt="1" style="height:1.5pt;width:432pt;" fillcolor="#A0A0A0" filled="t" stroked="f" coordsize="21600,21600" o:hr="t" o:hrstd="t" o:hralign="center">
+            <v:path/>
+            <v:fill on="t" focussize="0,0"/>
+            <v:stroke on="f"/>
+            <v:imagedata o:title=""/>
+            <o:lock v:ext="edit"/>
+            <w10:wrap type="none"/>
+            <w10:anchorlock/>
+          </v:rect>
+        </w:pict>
+      </w:r>
+    </w:p>
+    <w:p>
+      <w:pPr>
+        <w:pStyle w:val="3"/>
+        <w:keepNext w:val="0"/>
+        <w:keepLines w:val="0"/>
+        <w:widowControl/>
+        <w:suppressLineNumbers w:val="0"/>
+      </w:pPr>
+      <w:r>
+        <w:t>6 calendar</w:t>
+      </w:r>
+    </w:p>
+    <w:p>
+      <w:pPr>
+        <w:pStyle w:val="5"/>
+        <w:keepNext w:val="0"/>
+        <w:keepLines w:val="0"/>
+        <w:widowControl/>
+        <w:suppressLineNumbers w:val="0"/>
+      </w:pPr>
+      <w:r>
+        <w:t>事件日历</w:t>
+      </w:r>
+    </w:p>
+    <w:p>
+      <w:pPr>
+        <w:pStyle w:val="5"/>
+        <w:keepNext w:val="0"/>
+        <w:keepLines w:val="0"/>
+        <w:widowControl/>
+        <w:suppressLineNumbers w:val="0"/>
+      </w:pPr>
+      <w:r>
+        <w:t>这个非常重要。</w:t>
+      </w:r>
+    </w:p>
+    <w:p>
+      <w:pPr>
+        <w:pStyle w:val="5"/>
+        <w:keepNext w:val="0"/>
+        <w:keepLines w:val="0"/>
+        <w:widowControl/>
+        <w:suppressLineNumbers w:val="0"/>
+      </w:pPr>
+      <w:r>
+        <w:t>例如：</w:t>
+      </w:r>
+    </w:p>
+    <w:p>
+      <w:pPr>
+        <w:pStyle w:val="4"/>
+        <w:keepNext w:val="0"/>
+        <w:keepLines w:val="0"/>
+        <w:widowControl/>
+        <w:suppressLineNumbers w:val="0"/>
+        <w:rPr>
+          <w:rStyle w:val="9"/>
+        </w:rPr>
+      </w:pPr>
+      <w:r>
+        <w:rPr>
+          <w:rStyle w:val="9"/>
+        </w:rPr>
+        <w:t>{</w:t>
+      </w:r>
+    </w:p>
+    <w:p>
+      <w:pPr>
+        <w:pStyle w:val="4"/>
+        <w:keepNext w:val="0"/>
+        <w:keepLines w:val="0"/>
+        <w:widowControl/>
+        <w:suppressLineNumbers w:val="0"/>
+        <w:rPr>
+          <w:rStyle w:val="9"/>
+        </w:rPr>
+      </w:pPr>
+      <w:r>
+        <w:rPr>
+          <w:rStyle w:val="9"/>
+        </w:rPr>
+        <w:t xml:space="preserve">    event:"FOMC",</w:t>
+      </w:r>
+    </w:p>
+    <w:p>
+      <w:pPr>
+        <w:pStyle w:val="4"/>
+        <w:keepNext w:val="0"/>
+        <w:keepLines w:val="0"/>
+        <w:widowControl/>
+        <w:suppressLineNumbers w:val="0"/>
+        <w:rPr>
+          <w:rStyle w:val="9"/>
+        </w:rPr>
+      </w:pPr>
+    </w:p>
+    <w:p>
+      <w:pPr>
+        <w:pStyle w:val="4"/>
+        <w:keepNext w:val="0"/>
+        <w:keepLines w:val="0"/>
+        <w:widowControl/>
+        <w:suppressLineNumbers w:val="0"/>
+        <w:rPr>
+          <w:rStyle w:val="9"/>
+        </w:rPr>
+      </w:pPr>
+      <w:r>
+        <w:rPr>
+          <w:rStyle w:val="9"/>
+        </w:rPr>
+        <w:t xml:space="preserve">    time:"2025-03-20 02:00"</w:t>
+      </w:r>
+    </w:p>
+    <w:p>
+      <w:pPr>
+        <w:pStyle w:val="4"/>
+        <w:keepNext w:val="0"/>
+        <w:keepLines w:val="0"/>
+        <w:widowControl/>
+        <w:suppressLineNumbers w:val="0"/>
+      </w:pPr>
+      <w:r>
+        <w:rPr>
+          <w:rStyle w:val="9"/>
+        </w:rPr>
+        <w:t>}</w:t>
+      </w:r>
+    </w:p>
+    <w:p>
+      <w:pPr>
+        <w:pStyle w:val="5"/>
+        <w:keepNext w:val="0"/>
+        <w:keepLines w:val="0"/>
+        <w:widowControl/>
+        <w:suppressLineNumbers w:val="0"/>
+      </w:pPr>
+      <w:r>
+        <w:t>或者：</w:t>
+      </w:r>
+    </w:p>
+    <w:p>
+      <w:pPr>
+        <w:pStyle w:val="4"/>
+        <w:keepNext w:val="0"/>
+        <w:keepLines w:val="0"/>
+        <w:widowControl/>
+        <w:suppressLineNumbers w:val="0"/>
+        <w:rPr>
+          <w:rStyle w:val="9"/>
+        </w:rPr>
+      </w:pPr>
+      <w:r>
+        <w:rPr>
+          <w:rStyle w:val="9"/>
+        </w:rPr>
+        <w:t>{</w:t>
+      </w:r>
+    </w:p>
+    <w:p>
+      <w:pPr>
+        <w:pStyle w:val="4"/>
+        <w:keepNext w:val="0"/>
+        <w:keepLines w:val="0"/>
+        <w:widowControl/>
+        <w:suppressLineNumbers w:val="0"/>
+        <w:rPr>
+          <w:rStyle w:val="9"/>
+        </w:rPr>
+      </w:pPr>
+      <w:r>
+        <w:rPr>
+          <w:rStyle w:val="9"/>
+        </w:rPr>
+        <w:t xml:space="preserve">    event:"Non-Farm Payroll"</w:t>
+      </w:r>
+    </w:p>
+    <w:p>
+      <w:pPr>
+        <w:pStyle w:val="4"/>
+        <w:keepNext w:val="0"/>
+        <w:keepLines w:val="0"/>
+        <w:widowControl/>
+        <w:suppressLineNumbers w:val="0"/>
+      </w:pPr>
+      <w:r>
+        <w:rPr>
+          <w:rStyle w:val="9"/>
+        </w:rPr>
+        <w:t>}</w:t>
+      </w:r>
+    </w:p>
+    <w:p>
+      <w:pPr>
+        <w:keepNext w:val="0"/>
+        <w:keepLines w:val="0"/>
+        <w:widowControl/>
+        <w:suppressLineNumbers w:val="0"/>
+      </w:pPr>
+      <w:r>
+        <w:pict>
+          <v:rect id="_x0000_i1086" o:spt="1" style="height:1.5pt;width:432pt;" fillcolor="#A0A0A0" filled="t" stroked="f" coordsize="21600,21600" o:hr="t" o:hrstd="t" o:hralign="center">
+            <v:path/>
+            <v:fill on="t" focussize="0,0"/>
+            <v:stroke on="f"/>
+            <v:imagedata o:title=""/>
+            <o:lock v:ext="edit"/>
+            <w10:wrap type="none"/>
+            <w10:anchorlock/>
+          </v:rect>
+        </w:pict>
+      </w:r>
+    </w:p>
+    <w:p>
+      <w:pPr>
+        <w:pStyle w:val="2"/>
+        <w:keepNext w:val="0"/>
+        <w:keepLines w:val="0"/>
+        <w:widowControl/>
+        <w:suppressLineNumbers w:val="0"/>
+      </w:pPr>
+      <w:r>
+        <w:t>真正适合个人开发者的版本</w:t>
+      </w:r>
+    </w:p>
+    <w:p>
+      <w:pPr>
+        <w:pStyle w:val="5"/>
+        <w:keepNext w:val="0"/>
+        <w:keepLines w:val="0"/>
+        <w:widowControl/>
+        <w:suppressLineNumbers w:val="0"/>
+      </w:pPr>
+      <w:r>
+        <w:t>如果是你一个人做，不是对标 Citadel，而是先做出一个能赚钱、能研究、能迭代的系统，我会建议第一版只保留：</w:t>
+      </w:r>
+    </w:p>
+    <w:p>
+      <w:pPr>
+        <w:pStyle w:val="4"/>
+        <w:keepNext w:val="0"/>
+        <w:keepLines w:val="0"/>
+        <w:widowControl/>
+        <w:suppressLineNumbers w:val="0"/>
+        <w:rPr>
+          <w:rStyle w:val="9"/>
+        </w:rPr>
+      </w:pPr>
+      <w:r>
+        <w:rPr>
+          <w:rStyle w:val="9"/>
+        </w:rPr>
+        <w:t>raw/</w:t>
+      </w:r>
+    </w:p>
+    <w:p>
+      <w:pPr>
+        <w:pStyle w:val="4"/>
+        <w:keepNext w:val="0"/>
+        <w:keepLines w:val="0"/>
+        <w:widowControl/>
+        <w:suppressLineNumbers w:val="0"/>
+        <w:rPr>
+          <w:rStyle w:val="9"/>
+        </w:rPr>
+      </w:pPr>
+    </w:p>
+    <w:p>
+      <w:pPr>
+        <w:pStyle w:val="4"/>
+        <w:keepNext w:val="0"/>
+        <w:keepLines w:val="0"/>
+        <w:widowControl/>
+        <w:suppressLineNumbers w:val="0"/>
+        <w:rPr>
+          <w:rStyle w:val="9"/>
+        </w:rPr>
+      </w:pPr>
+      <w:r>
+        <w:rPr>
+          <w:rStyle w:val="9"/>
+        </w:rPr>
+        <w:t>├── market/</w:t>
+      </w:r>
+    </w:p>
+    <w:p>
+      <w:pPr>
+        <w:pStyle w:val="4"/>
+        <w:keepNext w:val="0"/>
+        <w:keepLines w:val="0"/>
+        <w:widowControl/>
+        <w:suppressLineNumbers w:val="0"/>
+        <w:rPr>
+          <w:rStyle w:val="9"/>
+        </w:rPr>
+      </w:pPr>
+      <w:r>
+        <w:rPr>
+          <w:rStyle w:val="9"/>
+        </w:rPr>
+        <w:t>│   ├── bars_1m</w:t>
+      </w:r>
+    </w:p>
+    <w:p>
+      <w:pPr>
+        <w:pStyle w:val="4"/>
+        <w:keepNext w:val="0"/>
+        <w:keepLines w:val="0"/>
+        <w:widowControl/>
+        <w:suppressLineNumbers w:val="0"/>
+        <w:rPr>
+          <w:rStyle w:val="9"/>
+        </w:rPr>
+      </w:pPr>
+      <w:r>
+        <w:rPr>
+          <w:rStyle w:val="9"/>
+        </w:rPr>
+        <w:t>│   ├── bars_1d</w:t>
+      </w:r>
+    </w:p>
+    <w:p>
+      <w:pPr>
+        <w:pStyle w:val="4"/>
+        <w:keepNext w:val="0"/>
+        <w:keepLines w:val="0"/>
+        <w:widowControl/>
+        <w:suppressLineNumbers w:val="0"/>
+        <w:rPr>
+          <w:rStyle w:val="9"/>
+        </w:rPr>
+      </w:pPr>
+      <w:r>
+        <w:rPr>
+          <w:rStyle w:val="9"/>
+        </w:rPr>
+        <w:t>│   └── symbols</w:t>
+      </w:r>
+    </w:p>
+    <w:p>
+      <w:pPr>
+        <w:pStyle w:val="4"/>
+        <w:keepNext w:val="0"/>
+        <w:keepLines w:val="0"/>
+        <w:widowControl/>
+        <w:suppressLineNumbers w:val="0"/>
+        <w:rPr>
+          <w:rStyle w:val="9"/>
+        </w:rPr>
+      </w:pPr>
+      <w:r>
+        <w:rPr>
+          <w:rStyle w:val="9"/>
+        </w:rPr>
+        <w:t>│</w:t>
+      </w:r>
+    </w:p>
+    <w:p>
+      <w:pPr>
+        <w:pStyle w:val="4"/>
+        <w:keepNext w:val="0"/>
+        <w:keepLines w:val="0"/>
+        <w:widowControl/>
+        <w:suppressLineNumbers w:val="0"/>
+        <w:rPr>
+          <w:rStyle w:val="9"/>
+        </w:rPr>
+      </w:pPr>
+      <w:r>
+        <w:rPr>
+          <w:rStyle w:val="9"/>
+        </w:rPr>
+        <w:t>├── news/</w:t>
+      </w:r>
+    </w:p>
+    <w:p>
+      <w:pPr>
+        <w:pStyle w:val="4"/>
+        <w:keepNext w:val="0"/>
+        <w:keepLines w:val="0"/>
+        <w:widowControl/>
+        <w:suppressLineNumbers w:val="0"/>
+        <w:rPr>
+          <w:rStyle w:val="9"/>
+        </w:rPr>
+      </w:pPr>
+      <w:r>
+        <w:rPr>
+          <w:rStyle w:val="9"/>
+        </w:rPr>
+        <w:t>│   ├── announcements</w:t>
+      </w:r>
+    </w:p>
+    <w:p>
+      <w:pPr>
+        <w:pStyle w:val="4"/>
+        <w:keepNext w:val="0"/>
+        <w:keepLines w:val="0"/>
+        <w:widowControl/>
+        <w:suppressLineNumbers w:val="0"/>
+        <w:rPr>
+          <w:rStyle w:val="9"/>
+        </w:rPr>
+      </w:pPr>
+      <w:r>
+        <w:rPr>
+          <w:rStyle w:val="9"/>
+        </w:rPr>
+        <w:t>│   └── financial_news</w:t>
+      </w:r>
+    </w:p>
+    <w:p>
+      <w:pPr>
+        <w:pStyle w:val="4"/>
+        <w:keepNext w:val="0"/>
+        <w:keepLines w:val="0"/>
+        <w:widowControl/>
+        <w:suppressLineNumbers w:val="0"/>
+        <w:rPr>
+          <w:rStyle w:val="9"/>
+        </w:rPr>
+      </w:pPr>
+      <w:r>
+        <w:rPr>
+          <w:rStyle w:val="9"/>
+        </w:rPr>
+        <w:t>│</w:t>
+      </w:r>
+    </w:p>
+    <w:p>
+      <w:pPr>
+        <w:pStyle w:val="4"/>
+        <w:keepNext w:val="0"/>
+        <w:keepLines w:val="0"/>
+        <w:widowControl/>
+        <w:suppressLineNumbers w:val="0"/>
+        <w:rPr>
+          <w:rStyle w:val="9"/>
+        </w:rPr>
+      </w:pPr>
+      <w:r>
+        <w:rPr>
+          <w:rStyle w:val="9"/>
+        </w:rPr>
+        <w:t>└── macro/</w:t>
+      </w:r>
+    </w:p>
+    <w:p>
+      <w:pPr>
+        <w:pStyle w:val="4"/>
+        <w:keepNext w:val="0"/>
+        <w:keepLines w:val="0"/>
+        <w:widowControl/>
+        <w:suppressLineNumbers w:val="0"/>
+        <w:rPr>
+          <w:rStyle w:val="9"/>
+        </w:rPr>
+      </w:pPr>
+      <w:r>
+        <w:rPr>
+          <w:rStyle w:val="9"/>
+        </w:rPr>
+        <w:t xml:space="preserve">    ├── economic</w:t>
+      </w:r>
+    </w:p>
+    <w:p>
+      <w:pPr>
+        <w:pStyle w:val="4"/>
+        <w:keepNext w:val="0"/>
+        <w:keepLines w:val="0"/>
+        <w:widowControl/>
+        <w:suppressLineNumbers w:val="0"/>
+        <w:rPr>
+          <w:rStyle w:val="9"/>
+        </w:rPr>
+      </w:pPr>
+      <w:r>
+        <w:rPr>
+          <w:rStyle w:val="9"/>
+        </w:rPr>
+        <w:t xml:space="preserve">    ├── rates</w:t>
+      </w:r>
+    </w:p>
+    <w:p>
+      <w:pPr>
+        <w:pStyle w:val="4"/>
+        <w:keepNext w:val="0"/>
+        <w:keepLines w:val="0"/>
+        <w:widowControl/>
+        <w:suppressLineNumbers w:val="0"/>
+      </w:pPr>
+      <w:r>
+        <w:rPr>
+          <w:rStyle w:val="9"/>
+        </w:rPr>
+        <w:t xml:space="preserve">    └── calendar</w:t>
+      </w:r>
+    </w:p>
+    <w:p>
+      <w:pPr>
+        <w:pStyle w:val="5"/>
+        <w:keepNext w:val="0"/>
+        <w:keepLines w:val="0"/>
+        <w:widowControl/>
+        <w:suppressLineNumbers w:val="0"/>
+      </w:pPr>
+      <w:r>
+        <w:t>这三块已经足够支撑：</w:t>
+      </w:r>
+    </w:p>
+    <w:p>
+      <w:pPr>
+        <w:pStyle w:val="4"/>
+        <w:keepNext w:val="0"/>
+        <w:keepLines w:val="0"/>
+        <w:widowControl/>
+        <w:suppressLineNumbers w:val="0"/>
+        <w:rPr>
+          <w:rStyle w:val="9"/>
+        </w:rPr>
+      </w:pPr>
+      <w:r>
+        <w:rPr>
+          <w:rStyle w:val="9"/>
+        </w:rPr>
+        <w:t>技术面因子</w:t>
+      </w:r>
+    </w:p>
+    <w:p>
+      <w:pPr>
+        <w:pStyle w:val="4"/>
+        <w:keepNext w:val="0"/>
+        <w:keepLines w:val="0"/>
+        <w:widowControl/>
+        <w:suppressLineNumbers w:val="0"/>
+        <w:rPr>
+          <w:rStyle w:val="9"/>
+        </w:rPr>
+      </w:pPr>
+      <w:r>
+        <w:rPr>
+          <w:rStyle w:val="9"/>
+        </w:rPr>
+        <w:t>基本面因子</w:t>
+      </w:r>
+    </w:p>
+    <w:p>
+      <w:pPr>
+        <w:pStyle w:val="4"/>
+        <w:keepNext w:val="0"/>
+        <w:keepLines w:val="0"/>
+        <w:widowControl/>
+        <w:suppressLineNumbers w:val="0"/>
+        <w:rPr>
+          <w:rStyle w:val="9"/>
+        </w:rPr>
+      </w:pPr>
+      <w:r>
+        <w:rPr>
+          <w:rStyle w:val="9"/>
+        </w:rPr>
+        <w:t>事件驱动因子</w:t>
+      </w:r>
+    </w:p>
+    <w:p>
+      <w:pPr>
+        <w:pStyle w:val="4"/>
+        <w:keepNext w:val="0"/>
+        <w:keepLines w:val="0"/>
+        <w:widowControl/>
+        <w:suppressLineNumbers w:val="0"/>
+        <w:rPr>
+          <w:rStyle w:val="9"/>
+        </w:rPr>
+      </w:pPr>
+      <w:r>
+        <w:rPr>
+          <w:rStyle w:val="9"/>
+        </w:rPr>
+        <w:t>机器学习因子</w:t>
+      </w:r>
+    </w:p>
+    <w:p>
+      <w:pPr>
+        <w:pStyle w:val="4"/>
+        <w:keepNext w:val="0"/>
+        <w:keepLines w:val="0"/>
+        <w:widowControl/>
+        <w:suppressLineNumbers w:val="0"/>
+      </w:pPr>
+      <w:r>
+        <w:rPr>
+          <w:rStyle w:val="9"/>
+        </w:rPr>
+        <w:t>LLM新闻因子</w:t>
+      </w:r>
+    </w:p>
+    <w:p>
+      <w:pPr>
+        <w:pStyle w:val="5"/>
+        <w:keepNext w:val="0"/>
+        <w:keepLines w:val="0"/>
+        <w:widowControl/>
+        <w:suppressLineNumbers w:val="0"/>
+      </w:pPr>
+      <w:r>
+        <w:t xml:space="preserve">等你策略真的跑出稳定收益，再考虑 Tick、OrderBook、社交媒体这些数据，因为它们的数据量会从 </w:t>
+      </w:r>
+      <w:r>
+        <w:rPr>
+          <w:rStyle w:val="8"/>
+        </w:rPr>
+        <w:t>GB级直接膨胀到TB级</w:t>
+      </w:r>
+      <w:r>
+        <w:t>，数据工程成本远大于策略本身。</w:t>
+      </w:r>
+    </w:p>
+    <w:p>
+      <w:pPr>
+        <w:spacing w:line="240" w:lineRule="auto"/>
+        <w:rPr>
+          <w:rFonts w:hint="eastAsia" w:ascii="宋体" w:hAnsi="宋体" w:eastAsia="宋体" w:cs="宋体"/>
+          <w:b/>
+          <w:bCs/>
+          <w:i w:val="0"/>
+          <w:iCs w:val="0"/>
+          <w:caps w:val="0"/>
+          <w:color w:val="1F2329"/>
+          <w:spacing w:val="0"/>
+          <w:sz w:val="21"/>
+          <w:szCs w:val="21"/>
+          <w:shd w:val="clear" w:fill="FFFFFF"/>
+          <w:lang w:val="en-US" w:eastAsia="zh-CN"/>
+        </w:rPr>
+      </w:pPr>
+      <w:bookmarkStart w:id="0" w:name="_GoBack"/>
+      <w:bookmarkEnd w:id="0"/>
+    </w:p>
+    <w:p>
+      <w:pPr>
+        <w:spacing w:line="240" w:lineRule="auto"/>
+        <w:rPr>
+          <w:rFonts w:hint="eastAsia" w:ascii="宋体" w:hAnsi="宋体" w:eastAsia="宋体" w:cs="宋体"/>
+          <w:b/>
+          <w:bCs/>
+          <w:i w:val="0"/>
+          <w:iCs w:val="0"/>
+          <w:caps w:val="0"/>
+          <w:color w:val="1F2329"/>
+          <w:spacing w:val="0"/>
+          <w:sz w:val="21"/>
+          <w:szCs w:val="21"/>
+          <w:shd w:val="clear" w:fill="FFFFFF"/>
+          <w:lang w:val="en-US" w:eastAsia="zh-CN"/>
+        </w:rPr>
+      </w:pPr>
+    </w:p>
+    <w:p>
+      <w:pPr>
         <w:spacing w:line="240" w:lineRule="auto"/>
         <w:rPr>
           <w:rFonts w:hint="default" w:ascii="宋体" w:hAnsi="宋体" w:eastAsia="宋体" w:cs="宋体"/>
@@ -1731,8 +8486,6 @@
         </w:rPr>
         <w:t>基本面因子</w:t>
       </w:r>
-      <w:bookmarkStart w:id="0" w:name="_GoBack"/>
-      <w:bookmarkEnd w:id="0"/>
     </w:p>
     <w:p>
       <w:pPr>
@@ -3198,12 +9951,54 @@
       <w:lang w:val="en-US" w:eastAsia="zh-CN" w:bidi="ar-SA"/>
     </w:rPr>
   </w:style>
-  <w:style w:type="character" w:default="1" w:styleId="3">
+  <w:style w:type="paragraph" w:styleId="2">
+    <w:name w:val="heading 1"/>
+    <w:basedOn w:val="1"/>
+    <w:next w:val="1"/>
+    <w:qFormat/>
+    <w:uiPriority w:val="0"/>
+    <w:pPr>
+      <w:spacing w:before="0" w:beforeAutospacing="1" w:after="0" w:afterAutospacing="1"/>
+      <w:jc w:val="left"/>
+    </w:pPr>
+    <w:rPr>
+      <w:rFonts w:hint="eastAsia" w:ascii="宋体" w:hAnsi="宋体" w:eastAsia="宋体" w:cs="宋体"/>
+      <w:b/>
+      <w:bCs/>
+      <w:kern w:val="44"/>
+      <w:sz w:val="48"/>
+      <w:szCs w:val="48"/>
+      <w:lang w:val="en-US" w:eastAsia="zh-CN" w:bidi="ar"/>
+    </w:rPr>
+  </w:style>
+  <w:style w:type="paragraph" w:styleId="3">
+    <w:name w:val="heading 2"/>
+    <w:basedOn w:val="1"/>
+    <w:next w:val="1"/>
+    <w:semiHidden/>
+    <w:unhideWhenUsed/>
+    <w:qFormat/>
+    <w:uiPriority w:val="0"/>
+    <w:pPr>
+      <w:spacing w:before="0" w:beforeAutospacing="1" w:after="0" w:afterAutospacing="1"/>
+      <w:jc w:val="left"/>
+    </w:pPr>
+    <w:rPr>
+      <w:rFonts w:hint="eastAsia" w:ascii="宋体" w:hAnsi="宋体" w:eastAsia="宋体" w:cs="宋体"/>
+      <w:b/>
+      <w:bCs/>
+      <w:kern w:val="0"/>
+      <w:sz w:val="36"/>
+      <w:szCs w:val="36"/>
+      <w:lang w:val="en-US" w:eastAsia="zh-CN" w:bidi="ar"/>
+    </w:rPr>
+  </w:style>
+  <w:style w:type="character" w:default="1" w:styleId="7">
     <w:name w:val="Default Paragraph Font"/>
     <w:semiHidden/>
     <w:uiPriority w:val="0"/>
   </w:style>
-  <w:style w:type="table" w:default="1" w:styleId="2">
+  <w:style w:type="table" w:default="1" w:styleId="6">
     <w:name w:val="Normal Table"/>
     <w:semiHidden/>
     <w:uiPriority w:val="0"/>
@@ -3216,13 +10011,70 @@
       </w:tblCellMar>
     </w:tblPr>
   </w:style>
-  <w:style w:type="character" w:styleId="4">
+  <w:style w:type="paragraph" w:styleId="4">
+    <w:name w:val="HTML Preformatted"/>
+    <w:basedOn w:val="1"/>
+    <w:uiPriority w:val="0"/>
+    <w:pPr>
+      <w:tabs>
+        <w:tab w:val="left" w:pos="916"/>
+        <w:tab w:val="left" w:pos="1832"/>
+        <w:tab w:val="left" w:pos="2748"/>
+        <w:tab w:val="left" w:pos="3664"/>
+        <w:tab w:val="left" w:pos="4580"/>
+        <w:tab w:val="left" w:pos="5496"/>
+        <w:tab w:val="left" w:pos="6412"/>
+        <w:tab w:val="left" w:pos="7328"/>
+        <w:tab w:val="left" w:pos="8244"/>
+        <w:tab w:val="left" w:pos="9160"/>
+        <w:tab w:val="left" w:pos="10076"/>
+        <w:tab w:val="left" w:pos="10992"/>
+        <w:tab w:val="left" w:pos="11908"/>
+        <w:tab w:val="left" w:pos="12824"/>
+        <w:tab w:val="left" w:pos="13740"/>
+        <w:tab w:val="left" w:pos="14656"/>
+      </w:tabs>
+      <w:jc w:val="left"/>
+    </w:pPr>
+    <w:rPr>
+      <w:rFonts w:hint="eastAsia" w:ascii="宋体" w:hAnsi="宋体" w:eastAsia="宋体" w:cs="宋体"/>
+      <w:kern w:val="0"/>
+      <w:sz w:val="24"/>
+      <w:szCs w:val="24"/>
+      <w:lang w:val="en-US" w:eastAsia="zh-CN" w:bidi="ar"/>
+    </w:rPr>
+  </w:style>
+  <w:style w:type="paragraph" w:styleId="5">
+    <w:name w:val="Normal (Web)"/>
+    <w:basedOn w:val="1"/>
+    <w:uiPriority w:val="0"/>
+    <w:pPr>
+      <w:spacing w:before="0" w:beforeAutospacing="1" w:after="0" w:afterAutospacing="1"/>
+      <w:ind w:left="0" w:right="0"/>
+      <w:jc w:val="left"/>
+    </w:pPr>
+    <w:rPr>
+      <w:kern w:val="0"/>
+      <w:sz w:val="24"/>
+      <w:lang w:val="en-US" w:eastAsia="zh-CN" w:bidi="ar"/>
+    </w:rPr>
+  </w:style>
+  <w:style w:type="character" w:styleId="8">
     <w:name w:val="Strong"/>
-    <w:basedOn w:val="3"/>
+    <w:basedOn w:val="7"/>
     <w:qFormat/>
     <w:uiPriority w:val="0"/>
     <w:rPr>
       <w:b/>
+    </w:rPr>
+  </w:style>
+  <w:style w:type="character" w:styleId="9">
+    <w:name w:val="HTML Code"/>
+    <w:basedOn w:val="7"/>
+    <w:uiPriority w:val="0"/>
+    <w:rPr>
+      <w:rFonts w:ascii="Courier New" w:hAnsi="Courier New"/>
+      <w:sz w:val="20"/>
     </w:rPr>
   </w:style>
 </w:styles>
